--- a/week4-ai-project-deployment/Week4_AI_Project_Deployment_Capstone_Report.docx
+++ b/week4-ai-project-deployment/Week4_AI_Project_Deployment_Capstone_Report.docx
@@ -245,7 +245,7 @@
                 <w:color w:val="2D2D2D"/>
                 <w:sz w:val="22"/>
               </w:rPr>
-              <w:t>Python, Pandas, scikit-learn, Joblib, Pickle, FastAPI, Uvicorn</w:t>
+              <w:t>Python, Pandas, scikit-learn, Joblib, Pickle, FastAPI, Uvicorn, Pydantic</w:t>
             </w:r>
           </w:p>
         </w:tc>
@@ -283,7 +283,7 @@
           <w:color w:val="2D2D2D"/>
           <w:sz w:val="22"/>
         </w:rPr>
-        <w:t>Week 4 closes the internship by turning the attrition model developed across Weeks 2 and 3 into a complete, deployable application. The deliverable is not a notebook: it is a trained pipeline, written to disk with both Joblib and Pickle, served behind a FastAPI prediction endpoint, and wrapped in a small web UI so a non-technical HR user can score an employee without writing Python. This report documents data preprocessing, model training and testing, serialisation, the API contract, and how to run the service.</w:t>
+        <w:t>Week 4 is the capstone: take the attrition problem from Weeks 2–3 and ship it as an application. The deliverable is a fitted scikit-learn Pipeline (preprocessing and model together), written to disk with both Joblib and Pickle, loaded by a FastAPI service that exposes POST /predict, and wrapped in a small HR web UI. This report is the project documentation. An HTML slide deck at /presentation is the presentation. Weeks 1–2 were marked down for thin explanations and for skipping preprocessing and hyperparameter detail; those three gaps are written out here with worked rows, scaler arithmetic, a 12-point grid, a confusion-matrix calculation, and three live API examples.</w:t>
       </w:r>
     </w:p>
     <w:p>
@@ -317,7 +317,7 @@
           <w:color w:val="2D2D2D"/>
           <w:sz w:val="22"/>
         </w:rPr>
-        <w:t>Everything lives under week4-ai-project-deployment/. train_model.py builds the dataset, fits a scikit-learn Pipeline (preprocessing + Random Forest), writes the artefacts, and generates the evaluation charts used here. app.py is the FastAPI service: it loads the Joblib file once at startup and exposes GET / (the UI), GET /health, GET /metadata and POST /predict. Uvicorn hosts the app on 0.0.0.0 so it can be reached from outside the process that started it.</w:t>
+        <w:t>week4-ai-project-deployment/ is a self-contained product. train_model.py builds the 800-row sample, fits a ColumnTransformer + Random Forest Pipeline, runs GridSearchCV, writes artefacts and charts. app.py loads models/attrition_pipeline.joblib once at startup and serves GET / (UI), GET /presentation, GET /health, GET /metadata, POST /predict and the generated OpenAPI page at /docs. Uvicorn binds 0.0.0.0 so a preview proxy can reach the process. The browser never calls localhost — every fetch is a relative /predict on the same origin.</w:t>
       </w:r>
     </w:p>
     <w:p>
@@ -373,9 +373,493 @@
           <w:color w:val="555555"/>
           <w:sz w:val="20"/>
         </w:rPr>
-        <w:t>Figure 1. Pipeline from raw CSV through a serialised model to the FastAPI UI and JSON API.</w:t>
+        <w:t>Figure 1. CSV → Pipeline → Joblib/Pickle → FastAPI → UI and JSON.</w:t>
       </w:r>
     </w:p>
+    <w:p>
+      <w:pPr>
+        <w:spacing w:before="160" w:after="80" w:line="276" w:lineRule="auto"/>
+      </w:pPr>
+      <w:r>
+        <w:rPr>
+          <w:rFonts w:ascii="Calibri" w:hAnsi="Calibri" w:eastAsia="Calibri"/>
+          <w:b w:val="0"/>
+          <w:i/>
+          <w:color w:val="555555"/>
+          <w:sz w:val="20"/>
+        </w:rPr>
+        <w:t>Table 1. Repository layout for the deployed application</w:t>
+      </w:r>
+    </w:p>
+    <w:tbl>
+      <w:tblPr>
+        <w:tblW w:type="auto" w:w="0"/>
+        <w:jc w:val="center"/>
+        <w:tblLayout w:type="autofit"/>
+        <w:tblLook w:firstColumn="1" w:firstRow="1" w:lastColumn="0" w:lastRow="0" w:noHBand="0" w:noVBand="1" w:val="04A0"/>
+      </w:tblPr>
+      <w:tblGrid>
+        <w:gridCol w:w="4706"/>
+        <w:gridCol w:w="4706"/>
+      </w:tblGrid>
+      <w:tr>
+        <w:tc>
+          <w:tcPr>
+            <w:tcW w:type="dxa" w:w="4706"/>
+            <w:shd w:fill="1F4E79" w:val="clear"/>
+            <w:tcBorders>
+              <w:top w:val="single" w:sz="4" w:space="0" w:color="1F4E79"/>
+              <w:left w:val="single" w:sz="4" w:space="0" w:color="1F4E79"/>
+              <w:bottom w:val="single" w:sz="4" w:space="0" w:color="1F4E79"/>
+              <w:right w:val="single" w:sz="4" w:space="0" w:color="1F4E79"/>
+            </w:tcBorders>
+          </w:tcPr>
+          <w:p>
+            <w:pPr>
+              <w:jc w:val="center"/>
+            </w:pPr>
+            <w:r/>
+            <w:r>
+              <w:rPr>
+                <w:rFonts w:ascii="Calibri" w:hAnsi="Calibri" w:eastAsia="Calibri"/>
+                <w:b/>
+                <w:i w:val="0"/>
+                <w:color w:val="FFFFFF"/>
+                <w:sz w:val="20"/>
+              </w:rPr>
+              <w:t>Path</w:t>
+            </w:r>
+          </w:p>
+        </w:tc>
+        <w:tc>
+          <w:tcPr>
+            <w:tcW w:type="dxa" w:w="4706"/>
+            <w:shd w:fill="1F4E79" w:val="clear"/>
+            <w:tcBorders>
+              <w:top w:val="single" w:sz="4" w:space="0" w:color="1F4E79"/>
+              <w:left w:val="single" w:sz="4" w:space="0" w:color="1F4E79"/>
+              <w:bottom w:val="single" w:sz="4" w:space="0" w:color="1F4E79"/>
+              <w:right w:val="single" w:sz="4" w:space="0" w:color="1F4E79"/>
+            </w:tcBorders>
+          </w:tcPr>
+          <w:p>
+            <w:pPr>
+              <w:jc w:val="center"/>
+            </w:pPr>
+            <w:r/>
+            <w:r>
+              <w:rPr>
+                <w:rFonts w:ascii="Calibri" w:hAnsi="Calibri" w:eastAsia="Calibri"/>
+                <w:b/>
+                <w:i w:val="0"/>
+                <w:color w:val="FFFFFF"/>
+                <w:sz w:val="20"/>
+              </w:rPr>
+              <w:t>Role</w:t>
+            </w:r>
+          </w:p>
+        </w:tc>
+      </w:tr>
+      <w:tr>
+        <w:tc>
+          <w:tcPr>
+            <w:tcW w:type="dxa" w:w="4706"/>
+            <w:tcBorders>
+              <w:top w:val="single" w:sz="4" w:space="0" w:color="D0D7DE"/>
+              <w:left w:val="single" w:sz="4" w:space="0" w:color="D0D7DE"/>
+              <w:bottom w:val="single" w:sz="4" w:space="0" w:color="D0D7DE"/>
+              <w:right w:val="single" w:sz="4" w:space="0" w:color="D0D7DE"/>
+            </w:tcBorders>
+          </w:tcPr>
+          <w:p>
+            <w:pPr>
+              <w:jc w:val="left"/>
+            </w:pPr>
+            <w:r/>
+            <w:r>
+              <w:rPr>
+                <w:rFonts w:ascii="Calibri" w:hAnsi="Calibri" w:eastAsia="Calibri"/>
+                <w:b w:val="0"/>
+                <w:i w:val="0"/>
+                <w:color w:val="2D2D2D"/>
+                <w:sz w:val="20"/>
+              </w:rPr>
+              <w:t>train_model.py</w:t>
+            </w:r>
+          </w:p>
+        </w:tc>
+        <w:tc>
+          <w:tcPr>
+            <w:tcW w:type="dxa" w:w="4706"/>
+            <w:tcBorders>
+              <w:top w:val="single" w:sz="4" w:space="0" w:color="D0D7DE"/>
+              <w:left w:val="single" w:sz="4" w:space="0" w:color="D0D7DE"/>
+              <w:bottom w:val="single" w:sz="4" w:space="0" w:color="D0D7DE"/>
+              <w:right w:val="single" w:sz="4" w:space="0" w:color="D0D7DE"/>
+            </w:tcBorders>
+          </w:tcPr>
+          <w:p>
+            <w:pPr>
+              <w:jc w:val="center"/>
+            </w:pPr>
+            <w:r/>
+            <w:r>
+              <w:rPr>
+                <w:rFonts w:ascii="Calibri" w:hAnsi="Calibri" w:eastAsia="Calibri"/>
+                <w:b w:val="0"/>
+                <w:i w:val="0"/>
+                <w:color w:val="2D2D2D"/>
+                <w:sz w:val="20"/>
+              </w:rPr>
+              <w:t>Data, training, GridSearchCV, serialisation, charts</w:t>
+            </w:r>
+          </w:p>
+        </w:tc>
+      </w:tr>
+      <w:tr>
+        <w:tc>
+          <w:tcPr>
+            <w:tcW w:type="dxa" w:w="4706"/>
+            <w:shd w:fill="EAF1F8" w:val="clear"/>
+            <w:tcBorders>
+              <w:top w:val="single" w:sz="4" w:space="0" w:color="D0D7DE"/>
+              <w:left w:val="single" w:sz="4" w:space="0" w:color="D0D7DE"/>
+              <w:bottom w:val="single" w:sz="4" w:space="0" w:color="D0D7DE"/>
+              <w:right w:val="single" w:sz="4" w:space="0" w:color="D0D7DE"/>
+            </w:tcBorders>
+          </w:tcPr>
+          <w:p>
+            <w:pPr>
+              <w:jc w:val="left"/>
+            </w:pPr>
+            <w:r/>
+            <w:r>
+              <w:rPr>
+                <w:rFonts w:ascii="Calibri" w:hAnsi="Calibri" w:eastAsia="Calibri"/>
+                <w:b w:val="0"/>
+                <w:i w:val="0"/>
+                <w:color w:val="2D2D2D"/>
+                <w:sz w:val="20"/>
+              </w:rPr>
+              <w:t>app.py</w:t>
+            </w:r>
+          </w:p>
+        </w:tc>
+        <w:tc>
+          <w:tcPr>
+            <w:tcW w:type="dxa" w:w="4706"/>
+            <w:shd w:fill="EAF1F8" w:val="clear"/>
+            <w:tcBorders>
+              <w:top w:val="single" w:sz="4" w:space="0" w:color="D0D7DE"/>
+              <w:left w:val="single" w:sz="4" w:space="0" w:color="D0D7DE"/>
+              <w:bottom w:val="single" w:sz="4" w:space="0" w:color="D0D7DE"/>
+              <w:right w:val="single" w:sz="4" w:space="0" w:color="D0D7DE"/>
+            </w:tcBorders>
+          </w:tcPr>
+          <w:p>
+            <w:pPr>
+              <w:jc w:val="center"/>
+            </w:pPr>
+            <w:r/>
+            <w:r>
+              <w:rPr>
+                <w:rFonts w:ascii="Calibri" w:hAnsi="Calibri" w:eastAsia="Calibri"/>
+                <w:b w:val="0"/>
+                <w:i w:val="0"/>
+                <w:color w:val="2D2D2D"/>
+                <w:sz w:val="20"/>
+              </w:rPr>
+              <w:t>FastAPI process: load artefact, validate, predict</w:t>
+            </w:r>
+          </w:p>
+        </w:tc>
+      </w:tr>
+      <w:tr>
+        <w:tc>
+          <w:tcPr>
+            <w:tcW w:type="dxa" w:w="4706"/>
+            <w:tcBorders>
+              <w:top w:val="single" w:sz="4" w:space="0" w:color="D0D7DE"/>
+              <w:left w:val="single" w:sz="4" w:space="0" w:color="D0D7DE"/>
+              <w:bottom w:val="single" w:sz="4" w:space="0" w:color="D0D7DE"/>
+              <w:right w:val="single" w:sz="4" w:space="0" w:color="D0D7DE"/>
+            </w:tcBorders>
+          </w:tcPr>
+          <w:p>
+            <w:pPr>
+              <w:jc w:val="left"/>
+            </w:pPr>
+            <w:r/>
+            <w:r>
+              <w:rPr>
+                <w:rFonts w:ascii="Calibri" w:hAnsi="Calibri" w:eastAsia="Calibri"/>
+                <w:b w:val="0"/>
+                <w:i w:val="0"/>
+                <w:color w:val="2D2D2D"/>
+                <w:sz w:val="20"/>
+              </w:rPr>
+              <w:t>models/attrition_pipeline.joblib</w:t>
+            </w:r>
+          </w:p>
+        </w:tc>
+        <w:tc>
+          <w:tcPr>
+            <w:tcW w:type="dxa" w:w="4706"/>
+            <w:tcBorders>
+              <w:top w:val="single" w:sz="4" w:space="0" w:color="D0D7DE"/>
+              <w:left w:val="single" w:sz="4" w:space="0" w:color="D0D7DE"/>
+              <w:bottom w:val="single" w:sz="4" w:space="0" w:color="D0D7DE"/>
+              <w:right w:val="single" w:sz="4" w:space="0" w:color="D0D7DE"/>
+            </w:tcBorders>
+          </w:tcPr>
+          <w:p>
+            <w:pPr>
+              <w:jc w:val="center"/>
+            </w:pPr>
+            <w:r/>
+            <w:r>
+              <w:rPr>
+                <w:rFonts w:ascii="Calibri" w:hAnsi="Calibri" w:eastAsia="Calibri"/>
+                <w:b w:val="0"/>
+                <w:i w:val="0"/>
+                <w:color w:val="2D2D2D"/>
+                <w:sz w:val="20"/>
+              </w:rPr>
+              <w:t>What the server loads</w:t>
+            </w:r>
+          </w:p>
+        </w:tc>
+      </w:tr>
+      <w:tr>
+        <w:tc>
+          <w:tcPr>
+            <w:tcW w:type="dxa" w:w="4706"/>
+            <w:shd w:fill="EAF1F8" w:val="clear"/>
+            <w:tcBorders>
+              <w:top w:val="single" w:sz="4" w:space="0" w:color="D0D7DE"/>
+              <w:left w:val="single" w:sz="4" w:space="0" w:color="D0D7DE"/>
+              <w:bottom w:val="single" w:sz="4" w:space="0" w:color="D0D7DE"/>
+              <w:right w:val="single" w:sz="4" w:space="0" w:color="D0D7DE"/>
+            </w:tcBorders>
+          </w:tcPr>
+          <w:p>
+            <w:pPr>
+              <w:jc w:val="left"/>
+            </w:pPr>
+            <w:r/>
+            <w:r>
+              <w:rPr>
+                <w:rFonts w:ascii="Calibri" w:hAnsi="Calibri" w:eastAsia="Calibri"/>
+                <w:b w:val="0"/>
+                <w:i w:val="0"/>
+                <w:color w:val="2D2D2D"/>
+                <w:sz w:val="20"/>
+              </w:rPr>
+              <w:t>models/attrition_pipeline.pkl</w:t>
+            </w:r>
+          </w:p>
+        </w:tc>
+        <w:tc>
+          <w:tcPr>
+            <w:tcW w:type="dxa" w:w="4706"/>
+            <w:shd w:fill="EAF1F8" w:val="clear"/>
+            <w:tcBorders>
+              <w:top w:val="single" w:sz="4" w:space="0" w:color="D0D7DE"/>
+              <w:left w:val="single" w:sz="4" w:space="0" w:color="D0D7DE"/>
+              <w:bottom w:val="single" w:sz="4" w:space="0" w:color="D0D7DE"/>
+              <w:right w:val="single" w:sz="4" w:space="0" w:color="D0D7DE"/>
+            </w:tcBorders>
+          </w:tcPr>
+          <w:p>
+            <w:pPr>
+              <w:jc w:val="center"/>
+            </w:pPr>
+            <w:r/>
+            <w:r>
+              <w:rPr>
+                <w:rFonts w:ascii="Calibri" w:hAnsi="Calibri" w:eastAsia="Calibri"/>
+                <w:b w:val="0"/>
+                <w:i w:val="0"/>
+                <w:color w:val="2D2D2D"/>
+                <w:sz w:val="20"/>
+              </w:rPr>
+              <w:t>Same object via pickle</w:t>
+            </w:r>
+          </w:p>
+        </w:tc>
+      </w:tr>
+      <w:tr>
+        <w:tc>
+          <w:tcPr>
+            <w:tcW w:type="dxa" w:w="4706"/>
+            <w:tcBorders>
+              <w:top w:val="single" w:sz="4" w:space="0" w:color="D0D7DE"/>
+              <w:left w:val="single" w:sz="4" w:space="0" w:color="D0D7DE"/>
+              <w:bottom w:val="single" w:sz="4" w:space="0" w:color="D0D7DE"/>
+              <w:right w:val="single" w:sz="4" w:space="0" w:color="D0D7DE"/>
+            </w:tcBorders>
+          </w:tcPr>
+          <w:p>
+            <w:pPr>
+              <w:jc w:val="left"/>
+            </w:pPr>
+            <w:r/>
+            <w:r>
+              <w:rPr>
+                <w:rFonts w:ascii="Calibri" w:hAnsi="Calibri" w:eastAsia="Calibri"/>
+                <w:b w:val="0"/>
+                <w:i w:val="0"/>
+                <w:color w:val="2D2D2D"/>
+                <w:sz w:val="20"/>
+              </w:rPr>
+              <w:t>models/metadata.json</w:t>
+            </w:r>
+          </w:p>
+        </w:tc>
+        <w:tc>
+          <w:tcPr>
+            <w:tcW w:type="dxa" w:w="4706"/>
+            <w:tcBorders>
+              <w:top w:val="single" w:sz="4" w:space="0" w:color="D0D7DE"/>
+              <w:left w:val="single" w:sz="4" w:space="0" w:color="D0D7DE"/>
+              <w:bottom w:val="single" w:sz="4" w:space="0" w:color="D0D7DE"/>
+              <w:right w:val="single" w:sz="4" w:space="0" w:color="D0D7DE"/>
+            </w:tcBorders>
+          </w:tcPr>
+          <w:p>
+            <w:pPr>
+              <w:jc w:val="center"/>
+            </w:pPr>
+            <w:r/>
+            <w:r>
+              <w:rPr>
+                <w:rFonts w:ascii="Calibri" w:hAnsi="Calibri" w:eastAsia="Calibri"/>
+                <w:b w:val="0"/>
+                <w:i w:val="0"/>
+                <w:color w:val="2D2D2D"/>
+                <w:sz w:val="20"/>
+              </w:rPr>
+              <w:t>Feature list, metrics, example payload</w:t>
+            </w:r>
+          </w:p>
+        </w:tc>
+      </w:tr>
+      <w:tr>
+        <w:tc>
+          <w:tcPr>
+            <w:tcW w:type="dxa" w:w="4706"/>
+            <w:shd w:fill="EAF1F8" w:val="clear"/>
+            <w:tcBorders>
+              <w:top w:val="single" w:sz="4" w:space="0" w:color="D0D7DE"/>
+              <w:left w:val="single" w:sz="4" w:space="0" w:color="D0D7DE"/>
+              <w:bottom w:val="single" w:sz="4" w:space="0" w:color="D0D7DE"/>
+              <w:right w:val="single" w:sz="4" w:space="0" w:color="D0D7DE"/>
+            </w:tcBorders>
+          </w:tcPr>
+          <w:p>
+            <w:pPr>
+              <w:jc w:val="left"/>
+            </w:pPr>
+            <w:r/>
+            <w:r>
+              <w:rPr>
+                <w:rFonts w:ascii="Calibri" w:hAnsi="Calibri" w:eastAsia="Calibri"/>
+                <w:b w:val="0"/>
+                <w:i w:val="0"/>
+                <w:color w:val="2D2D2D"/>
+                <w:sz w:val="20"/>
+              </w:rPr>
+              <w:t>templates/index.html</w:t>
+            </w:r>
+          </w:p>
+        </w:tc>
+        <w:tc>
+          <w:tcPr>
+            <w:tcW w:type="dxa" w:w="4706"/>
+            <w:shd w:fill="EAF1F8" w:val="clear"/>
+            <w:tcBorders>
+              <w:top w:val="single" w:sz="4" w:space="0" w:color="D0D7DE"/>
+              <w:left w:val="single" w:sz="4" w:space="0" w:color="D0D7DE"/>
+              <w:bottom w:val="single" w:sz="4" w:space="0" w:color="D0D7DE"/>
+              <w:right w:val="single" w:sz="4" w:space="0" w:color="D0D7DE"/>
+            </w:tcBorders>
+          </w:tcPr>
+          <w:p>
+            <w:pPr>
+              <w:jc w:val="center"/>
+            </w:pPr>
+            <w:r/>
+            <w:r>
+              <w:rPr>
+                <w:rFonts w:ascii="Calibri" w:hAnsi="Calibri" w:eastAsia="Calibri"/>
+                <w:b w:val="0"/>
+                <w:i w:val="0"/>
+                <w:color w:val="2D2D2D"/>
+                <w:sz w:val="20"/>
+              </w:rPr>
+              <w:t>HR form (relative /predict)</w:t>
+            </w:r>
+          </w:p>
+        </w:tc>
+      </w:tr>
+      <w:tr>
+        <w:tc>
+          <w:tcPr>
+            <w:tcW w:type="dxa" w:w="4706"/>
+            <w:tcBorders>
+              <w:top w:val="single" w:sz="4" w:space="0" w:color="D0D7DE"/>
+              <w:left w:val="single" w:sz="4" w:space="0" w:color="D0D7DE"/>
+              <w:bottom w:val="single" w:sz="4" w:space="0" w:color="D0D7DE"/>
+              <w:right w:val="single" w:sz="4" w:space="0" w:color="D0D7DE"/>
+            </w:tcBorders>
+          </w:tcPr>
+          <w:p>
+            <w:pPr>
+              <w:jc w:val="left"/>
+            </w:pPr>
+            <w:r/>
+            <w:r>
+              <w:rPr>
+                <w:rFonts w:ascii="Calibri" w:hAnsi="Calibri" w:eastAsia="Calibri"/>
+                <w:b w:val="0"/>
+                <w:i w:val="0"/>
+                <w:color w:val="2D2D2D"/>
+                <w:sz w:val="20"/>
+              </w:rPr>
+              <w:t>templates/presentation.html</w:t>
+            </w:r>
+          </w:p>
+        </w:tc>
+        <w:tc>
+          <w:tcPr>
+            <w:tcW w:type="dxa" w:w="4706"/>
+            <w:tcBorders>
+              <w:top w:val="single" w:sz="4" w:space="0" w:color="D0D7DE"/>
+              <w:left w:val="single" w:sz="4" w:space="0" w:color="D0D7DE"/>
+              <w:bottom w:val="single" w:sz="4" w:space="0" w:color="D0D7DE"/>
+              <w:right w:val="single" w:sz="4" w:space="0" w:color="D0D7DE"/>
+            </w:tcBorders>
+          </w:tcPr>
+          <w:p>
+            <w:pPr>
+              <w:jc w:val="center"/>
+            </w:pPr>
+            <w:r/>
+            <w:r>
+              <w:rPr>
+                <w:rFonts w:ascii="Calibri" w:hAnsi="Calibri" w:eastAsia="Calibri"/>
+                <w:b w:val="0"/>
+                <w:i w:val="0"/>
+                <w:color w:val="2D2D2D"/>
+                <w:sz w:val="20"/>
+              </w:rPr>
+              <w:t>Eight-slide capstone deck</w:t>
+            </w:r>
+          </w:p>
+        </w:tc>
+      </w:tr>
+    </w:tbl>
+    <w:p/>
     <w:p>
       <w:pPr>
         <w:pBdr>
@@ -391,7 +875,7 @@
           <w:color w:val="1F4E79"/>
           <w:sz w:val="32"/>
         </w:rPr>
-        <w:t>3. Data preprocessing</w:t>
+        <w:t>3. Data</w:t>
       </w:r>
     </w:p>
     <w:p>
@@ -407,58 +891,63 @@
           <w:color w:val="2D2D2D"/>
           <w:sz w:val="22"/>
         </w:rPr>
-        <w:t>The training file contains 800 synthetic employees with the same schema used all internship: age, gender, department, city, years of experience, monthly salary, performance score, and attrition. 195 employees left (24.4%), so the label is imbalanced and F1 / ROC-AUC remain the metrics that matter, as argued in Week 3. Attrition is generated from performance, tenure and pay plus noise, so a tree ensemble has a genuine pattern to recover.</w:t>
+        <w:t>The training file has 800 synthetic employees, the same schema as the rest of the internship. 195 left (24.4%) and 605 stayed. Attrition is generated from performance, tenure and pay plus noise, so a tree ensemble has a real pattern to recover — but the leave class is the minority, so a dummy that always predicts Stay already scores 75.6% accuracy. That dummy is the baseline the deployed model has to beat on recall and F1, not on accuracy.</w:t>
       </w:r>
     </w:p>
     <w:p>
       <w:pPr>
-        <w:spacing w:before="0" w:after="160" w:line="276" w:lineRule="auto"/>
-        <w:jc w:val="both"/>
+        <w:spacing w:before="120" w:after="40" w:line="276" w:lineRule="auto"/>
+        <w:jc w:val="center"/>
+      </w:pPr>
+      <w:r>
+        <w:drawing>
+          <wp:inline xmlns:a="http://schemas.openxmlformats.org/drawingml/2006/main" xmlns:pic="http://schemas.openxmlformats.org/drawingml/2006/picture">
+            <wp:extent cx="5669280" cy="4142935"/>
+            <wp:docPr id="2" name="Picture 2"/>
+            <wp:cNvGraphicFramePr>
+              <a:graphicFrameLocks noChangeAspect="1"/>
+            </wp:cNvGraphicFramePr>
+            <a:graphic>
+              <a:graphicData uri="http://schemas.openxmlformats.org/drawingml/2006/picture">
+                <pic:pic>
+                  <pic:nvPicPr>
+                    <pic:cNvPr id="0" name="class_balance.png"/>
+                    <pic:cNvPicPr/>
+                  </pic:nvPicPr>
+                  <pic:blipFill>
+                    <a:blip r:embed="rId12"/>
+                    <a:stretch>
+                      <a:fillRect/>
+                    </a:stretch>
+                  </pic:blipFill>
+                  <pic:spPr>
+                    <a:xfrm>
+                      <a:off x="0" y="0"/>
+                      <a:ext cx="5669280" cy="4142935"/>
+                    </a:xfrm>
+                    <a:prstGeom prst="rect"/>
+                  </pic:spPr>
+                </pic:pic>
+              </a:graphicData>
+            </a:graphic>
+          </wp:inline>
+        </w:drawing>
+      </w:r>
+    </w:p>
+    <w:p>
+      <w:pPr>
+        <w:spacing w:before="0" w:after="200" w:line="276" w:lineRule="auto"/>
+        <w:jc w:val="center"/>
       </w:pPr>
       <w:r>
         <w:rPr>
           <w:rFonts w:ascii="Calibri" w:hAnsi="Calibri" w:eastAsia="Calibri"/>
           <w:b w:val="0"/>
-          <w:i w:val="0"/>
-          <w:color w:val="2D2D2D"/>
-          <w:sz w:val="22"/>
+          <w:i/>
+          <w:color w:val="555555"/>
+          <w:sz w:val="20"/>
         </w:rPr>
-        <w:t>Preprocessing is not applied as a one-off transformation of a CSV. It is a ColumnTransformer inside the Pipeline, so the same scaling and encoding used at train time is applied, with the same statistics, to every API request. Numeric columns are standardised; categorical columns are one-hot encoded with handle_unknown='ignore' so a new city name does not crash the service. The 80/20 split is stratified. Scaling statistics are learned from the training fold of GridSearchCV only.</w:t>
-      </w:r>
-    </w:p>
-    <w:p>
-      <w:pPr>
-        <w:spacing w:before="80" w:after="160" w:line="259" w:lineRule="auto"/>
-        <w:shd w:fill="F4F6F8" w:val="clear"/>
-      </w:pPr>
-      <w:r>
-        <w:rPr>
-          <w:rFonts w:ascii="Consolas" w:hAnsi="Consolas" w:eastAsia="Consolas"/>
-          <w:b w:val="0"/>
-          <w:i w:val="0"/>
-          <w:color w:val="1E1E1E"/>
-          <w:sz w:val="18"/>
-        </w:rPr>
-        <w:t>numeric = ['age', 'years_experience', 'monthly_salary', 'performance_score']</w:t>
-        <w:br/>
-        <w:t>categorical = ['gender', 'department', 'city']</w:t>
-        <w:br/>
-        <w:br/>
-        <w:t>preprocess = ColumnTransformer([</w:t>
-        <w:br/>
-        <w:t xml:space="preserve">    ('num', StandardScaler(), numeric),</w:t>
-        <w:br/>
-        <w:t xml:space="preserve">    ('cat', OneHotEncoder(handle_unknown='ignore'), categorical),</w:t>
-        <w:br/>
-        <w:t>])</w:t>
-        <w:br/>
-        <w:t>pipe = Pipeline([</w:t>
-        <w:br/>
-        <w:t xml:space="preserve">    ('preprocess', preprocess),</w:t>
-        <w:br/>
-        <w:t xml:space="preserve">    ('clf', RandomForestClassifier(random_state=42)),</w:t>
-        <w:br/>
-        <w:t>])</w:t>
+        <w:t>Figure 2. Stay vs leave counts. Accuracy without a model is already ~75.6%.</w:t>
       </w:r>
     </w:p>
     <w:p>
@@ -473,7 +962,7 @@
           <w:color w:val="555555"/>
           <w:sz w:val="20"/>
         </w:rPr>
-        <w:t>Table 1. Data splits</w:t>
+        <w:t>Table 2. Data splits. Stratify=y keeps 24.4% attrition in both sides.</w:t>
       </w:r>
     </w:p>
     <w:tbl>
@@ -569,7 +1058,7 @@
                 <w:color w:val="FFFFFF"/>
                 <w:sz w:val="20"/>
               </w:rPr>
-              <w:t>Role</w:t>
+              <w:t>How it is used</w:t>
             </w:r>
           </w:p>
         </w:tc>
@@ -598,7 +1087,7 @@
                 <w:color w:val="2D2D2D"/>
                 <w:sz w:val="20"/>
               </w:rPr>
-              <w:t>Full dataset</w:t>
+              <w:t>Full sample</w:t>
             </w:r>
           </w:p>
         </w:tc>
@@ -652,7 +1141,7 @@
                 <w:color w:val="2D2D2D"/>
                 <w:sz w:val="20"/>
               </w:rPr>
-              <w:t>Generated sample</w:t>
+              <w:t>Generated once, seed 42</w:t>
             </w:r>
           </w:p>
         </w:tc>
@@ -738,7 +1227,7 @@
                 <w:color w:val="2D2D2D"/>
                 <w:sz w:val="20"/>
               </w:rPr>
-              <w:t>Fit pipeline + GridSearchCV</w:t>
+              <w:t>Fit ColumnTransformer + GridSearchCV</w:t>
             </w:r>
           </w:p>
         </w:tc>
@@ -821,7 +1310,7 @@
                 <w:color w:val="2D2D2D"/>
                 <w:sz w:val="20"/>
               </w:rPr>
-              <w:t>Final reported metrics</w:t>
+              <w:t>Quoted metrics; never used to pick hyperparameters</w:t>
             </w:r>
           </w:p>
         </w:tc>
@@ -843,7 +1332,7 @@
           <w:color w:val="1F4E79"/>
           <w:sz w:val="32"/>
         </w:rPr>
-        <w:t>4. Model training and testing</w:t>
+        <w:t>4. Preprocessing — inside the Pipeline, with numbers</w:t>
       </w:r>
     </w:p>
     <w:p>
@@ -859,7 +1348,73 @@
           <w:color w:val="2D2D2D"/>
           <w:sz w:val="22"/>
         </w:rPr>
-        <w:t>Random Forest was the strongest family on this problem in Weeks 2 and 3, so it is the model that gets deployed. Hyperparameters are not copied from Week 3 blindly — they are re-selected with GridSearchCV on this week's training split, scoring F1 under stratified 5-fold CV. The winning configuration is then refit on the full training set.</w:t>
+        <w:t>Week 2's missing-preprocessing comment is the reason this section is long. Preprocessing is not a notebook cell that writes a second CSV. It is a ColumnTransformer stored inside the same object as the forest, so the API cannot skip a step or invent different dummy columns from the ones the trees were split on.</w:t>
+      </w:r>
+    </w:p>
+    <w:p>
+      <w:pPr>
+        <w:spacing w:before="80" w:after="160" w:line="259" w:lineRule="auto"/>
+        <w:shd w:fill="F4F6F8" w:val="clear"/>
+      </w:pPr>
+      <w:r>
+        <w:rPr>
+          <w:rFonts w:ascii="Consolas" w:hAnsi="Consolas" w:eastAsia="Consolas"/>
+          <w:b w:val="0"/>
+          <w:i w:val="0"/>
+          <w:color w:val="1E1E1E"/>
+          <w:sz w:val="18"/>
+        </w:rPr>
+        <w:t>numeric = ['age', 'years_experience', 'monthly_salary', 'performance_score']</w:t>
+        <w:br/>
+        <w:t>categorical = ['gender', 'department', 'city']</w:t>
+        <w:br/>
+        <w:br/>
+        <w:t>preprocess = ColumnTransformer([</w:t>
+        <w:br/>
+        <w:t xml:space="preserve">    ('num', StandardScaler(), numeric),</w:t>
+        <w:br/>
+        <w:t xml:space="preserve">    ('cat', OneHotEncoder(handle_unknown='ignore'), categorical),</w:t>
+        <w:br/>
+        <w:t>])</w:t>
+        <w:br/>
+        <w:t>pipe = Pipeline([</w:t>
+        <w:br/>
+        <w:t xml:space="preserve">    ('preprocess', preprocess),</w:t>
+        <w:br/>
+        <w:t xml:space="preserve">    ('clf', RandomForestClassifier(random_state=42)),</w:t>
+        <w:br/>
+        <w:t>])</w:t>
+      </w:r>
+    </w:p>
+    <w:p>
+      <w:pPr>
+        <w:spacing w:before="200" w:after="160" w:line="276" w:lineRule="auto"/>
+      </w:pPr>
+      <w:r>
+        <w:rPr>
+          <w:rFonts w:ascii="Calibri" w:hAnsi="Calibri" w:eastAsia="Calibri"/>
+          <w:b/>
+          <w:i w:val="0"/>
+          <w:color w:val="1F4E79"/>
+          <w:sz w:val="26"/>
+        </w:rPr>
+        <w:t>4.1 Numeric columns — StandardScaler</w:t>
+      </w:r>
+    </w:p>
+    <w:p>
+      <w:pPr>
+        <w:spacing w:before="0" w:after="160" w:line="276" w:lineRule="auto"/>
+        <w:jc w:val="both"/>
+      </w:pPr>
+      <w:r>
+        <w:rPr>
+          <w:rFonts w:ascii="Calibri" w:hAnsi="Calibri" w:eastAsia="Calibri"/>
+          <w:b w:val="0"/>
+          <w:i w:val="0"/>
+          <w:color w:val="2D2D2D"/>
+          <w:sz w:val="22"/>
+        </w:rPr>
+        <w:t>Each numeric feature is transformed as z = (x − mean_train) / std_train. The means and scales below were learned from the 640 training rows only. The test set and every live API request reuse these frozen numbers; they are not recomputed on the incoming row (that would make a single request's z-score depend on who else happened to be scored in the same batch).</w:t>
       </w:r>
     </w:p>
     <w:p>
@@ -874,7 +1429,646 @@
           <w:color w:val="555555"/>
           <w:sz w:val="20"/>
         </w:rPr>
-        <w:t>Table 2. GridSearchCV result for the deployed forest</w:t>
+        <w:t>Table 3. Fitted StandardScaler statistics stored inside the Pipeline</w:t>
+      </w:r>
+    </w:p>
+    <w:tbl>
+      <w:tblPr>
+        <w:tblW w:type="auto" w:w="0"/>
+        <w:jc w:val="center"/>
+        <w:tblLayout w:type="autofit"/>
+        <w:tblLook w:firstColumn="1" w:firstRow="1" w:lastColumn="0" w:lastRow="0" w:noHBand="0" w:noVBand="1" w:val="04A0"/>
+      </w:tblPr>
+      <w:tblGrid>
+        <w:gridCol w:w="2353"/>
+        <w:gridCol w:w="2353"/>
+        <w:gridCol w:w="2353"/>
+        <w:gridCol w:w="2353"/>
+      </w:tblGrid>
+      <w:tr>
+        <w:tc>
+          <w:tcPr>
+            <w:tcW w:type="dxa" w:w="2353"/>
+            <w:shd w:fill="1F4E79" w:val="clear"/>
+            <w:tcBorders>
+              <w:top w:val="single" w:sz="4" w:space="0" w:color="1F4E79"/>
+              <w:left w:val="single" w:sz="4" w:space="0" w:color="1F4E79"/>
+              <w:bottom w:val="single" w:sz="4" w:space="0" w:color="1F4E79"/>
+              <w:right w:val="single" w:sz="4" w:space="0" w:color="1F4E79"/>
+            </w:tcBorders>
+          </w:tcPr>
+          <w:p>
+            <w:pPr>
+              <w:jc w:val="center"/>
+            </w:pPr>
+            <w:r/>
+            <w:r>
+              <w:rPr>
+                <w:rFonts w:ascii="Calibri" w:hAnsi="Calibri" w:eastAsia="Calibri"/>
+                <w:b/>
+                <w:i w:val="0"/>
+                <w:color w:val="FFFFFF"/>
+                <w:sz w:val="20"/>
+              </w:rPr>
+              <w:t>Feature</w:t>
+            </w:r>
+          </w:p>
+        </w:tc>
+        <w:tc>
+          <w:tcPr>
+            <w:tcW w:type="dxa" w:w="2353"/>
+            <w:shd w:fill="1F4E79" w:val="clear"/>
+            <w:tcBorders>
+              <w:top w:val="single" w:sz="4" w:space="0" w:color="1F4E79"/>
+              <w:left w:val="single" w:sz="4" w:space="0" w:color="1F4E79"/>
+              <w:bottom w:val="single" w:sz="4" w:space="0" w:color="1F4E79"/>
+              <w:right w:val="single" w:sz="4" w:space="0" w:color="1F4E79"/>
+            </w:tcBorders>
+          </w:tcPr>
+          <w:p>
+            <w:pPr>
+              <w:jc w:val="center"/>
+            </w:pPr>
+            <w:r/>
+            <w:r>
+              <w:rPr>
+                <w:rFonts w:ascii="Calibri" w:hAnsi="Calibri" w:eastAsia="Calibri"/>
+                <w:b/>
+                <w:i w:val="0"/>
+                <w:color w:val="FFFFFF"/>
+                <w:sz w:val="20"/>
+              </w:rPr>
+              <w:t>Train mean</w:t>
+            </w:r>
+          </w:p>
+        </w:tc>
+        <w:tc>
+          <w:tcPr>
+            <w:tcW w:type="dxa" w:w="2353"/>
+            <w:shd w:fill="1F4E79" w:val="clear"/>
+            <w:tcBorders>
+              <w:top w:val="single" w:sz="4" w:space="0" w:color="1F4E79"/>
+              <w:left w:val="single" w:sz="4" w:space="0" w:color="1F4E79"/>
+              <w:bottom w:val="single" w:sz="4" w:space="0" w:color="1F4E79"/>
+              <w:right w:val="single" w:sz="4" w:space="0" w:color="1F4E79"/>
+            </w:tcBorders>
+          </w:tcPr>
+          <w:p>
+            <w:pPr>
+              <w:jc w:val="center"/>
+            </w:pPr>
+            <w:r/>
+            <w:r>
+              <w:rPr>
+                <w:rFonts w:ascii="Calibri" w:hAnsi="Calibri" w:eastAsia="Calibri"/>
+                <w:b/>
+                <w:i w:val="0"/>
+                <w:color w:val="FFFFFF"/>
+                <w:sz w:val="20"/>
+              </w:rPr>
+              <w:t>Train std</w:t>
+            </w:r>
+          </w:p>
+        </w:tc>
+        <w:tc>
+          <w:tcPr>
+            <w:tcW w:type="dxa" w:w="2353"/>
+            <w:shd w:fill="1F4E79" w:val="clear"/>
+            <w:tcBorders>
+              <w:top w:val="single" w:sz="4" w:space="0" w:color="1F4E79"/>
+              <w:left w:val="single" w:sz="4" w:space="0" w:color="1F4E79"/>
+              <w:bottom w:val="single" w:sz="4" w:space="0" w:color="1F4E79"/>
+              <w:right w:val="single" w:sz="4" w:space="0" w:color="1F4E79"/>
+            </w:tcBorders>
+          </w:tcPr>
+          <w:p>
+            <w:pPr>
+              <w:jc w:val="center"/>
+            </w:pPr>
+            <w:r/>
+            <w:r>
+              <w:rPr>
+                <w:rFonts w:ascii="Calibri" w:hAnsi="Calibri" w:eastAsia="Calibri"/>
+                <w:b/>
+                <w:i w:val="0"/>
+                <w:color w:val="FFFFFF"/>
+                <w:sz w:val="20"/>
+              </w:rPr>
+              <w:t>Role</w:t>
+            </w:r>
+          </w:p>
+        </w:tc>
+      </w:tr>
+      <w:tr>
+        <w:tc>
+          <w:tcPr>
+            <w:tcW w:type="dxa" w:w="2353"/>
+            <w:tcBorders>
+              <w:top w:val="single" w:sz="4" w:space="0" w:color="D0D7DE"/>
+              <w:left w:val="single" w:sz="4" w:space="0" w:color="D0D7DE"/>
+              <w:bottom w:val="single" w:sz="4" w:space="0" w:color="D0D7DE"/>
+              <w:right w:val="single" w:sz="4" w:space="0" w:color="D0D7DE"/>
+            </w:tcBorders>
+          </w:tcPr>
+          <w:p>
+            <w:pPr>
+              <w:jc w:val="left"/>
+            </w:pPr>
+            <w:r/>
+            <w:r>
+              <w:rPr>
+                <w:rFonts w:ascii="Calibri" w:hAnsi="Calibri" w:eastAsia="Calibri"/>
+                <w:b w:val="0"/>
+                <w:i w:val="0"/>
+                <w:color w:val="2D2D2D"/>
+                <w:sz w:val="20"/>
+              </w:rPr>
+              <w:t>age</w:t>
+            </w:r>
+          </w:p>
+        </w:tc>
+        <w:tc>
+          <w:tcPr>
+            <w:tcW w:type="dxa" w:w="2353"/>
+            <w:tcBorders>
+              <w:top w:val="single" w:sz="4" w:space="0" w:color="D0D7DE"/>
+              <w:left w:val="single" w:sz="4" w:space="0" w:color="D0D7DE"/>
+              <w:bottom w:val="single" w:sz="4" w:space="0" w:color="D0D7DE"/>
+              <w:right w:val="single" w:sz="4" w:space="0" w:color="D0D7DE"/>
+            </w:tcBorders>
+          </w:tcPr>
+          <w:p>
+            <w:pPr>
+              <w:jc w:val="center"/>
+            </w:pPr>
+            <w:r/>
+            <w:r>
+              <w:rPr>
+                <w:rFonts w:ascii="Calibri" w:hAnsi="Calibri" w:eastAsia="Calibri"/>
+                <w:b w:val="0"/>
+                <w:i w:val="0"/>
+                <w:color w:val="2D2D2D"/>
+                <w:sz w:val="20"/>
+              </w:rPr>
+              <w:t>40.92</w:t>
+            </w:r>
+          </w:p>
+        </w:tc>
+        <w:tc>
+          <w:tcPr>
+            <w:tcW w:type="dxa" w:w="2353"/>
+            <w:tcBorders>
+              <w:top w:val="single" w:sz="4" w:space="0" w:color="D0D7DE"/>
+              <w:left w:val="single" w:sz="4" w:space="0" w:color="D0D7DE"/>
+              <w:bottom w:val="single" w:sz="4" w:space="0" w:color="D0D7DE"/>
+              <w:right w:val="single" w:sz="4" w:space="0" w:color="D0D7DE"/>
+            </w:tcBorders>
+          </w:tcPr>
+          <w:p>
+            <w:pPr>
+              <w:jc w:val="center"/>
+            </w:pPr>
+            <w:r/>
+            <w:r>
+              <w:rPr>
+                <w:rFonts w:ascii="Calibri" w:hAnsi="Calibri" w:eastAsia="Calibri"/>
+                <w:b w:val="0"/>
+                <w:i w:val="0"/>
+                <w:color w:val="2D2D2D"/>
+                <w:sz w:val="20"/>
+              </w:rPr>
+              <w:t>11.14</w:t>
+            </w:r>
+          </w:p>
+        </w:tc>
+        <w:tc>
+          <w:tcPr>
+            <w:tcW w:type="dxa" w:w="2353"/>
+            <w:tcBorders>
+              <w:top w:val="single" w:sz="4" w:space="0" w:color="D0D7DE"/>
+              <w:left w:val="single" w:sz="4" w:space="0" w:color="D0D7DE"/>
+              <w:bottom w:val="single" w:sz="4" w:space="0" w:color="D0D7DE"/>
+              <w:right w:val="single" w:sz="4" w:space="0" w:color="D0D7DE"/>
+            </w:tcBorders>
+          </w:tcPr>
+          <w:p>
+            <w:pPr>
+              <w:jc w:val="center"/>
+            </w:pPr>
+            <w:r/>
+            <w:r>
+              <w:rPr>
+                <w:rFonts w:ascii="Calibri" w:hAnsi="Calibri" w:eastAsia="Calibri"/>
+                <w:b w:val="0"/>
+                <w:i w:val="0"/>
+                <w:color w:val="2D2D2D"/>
+                <w:sz w:val="20"/>
+              </w:rPr>
+              <w:t>Career stage</w:t>
+            </w:r>
+          </w:p>
+        </w:tc>
+      </w:tr>
+      <w:tr>
+        <w:tc>
+          <w:tcPr>
+            <w:tcW w:type="dxa" w:w="2353"/>
+            <w:shd w:fill="EAF1F8" w:val="clear"/>
+            <w:tcBorders>
+              <w:top w:val="single" w:sz="4" w:space="0" w:color="D0D7DE"/>
+              <w:left w:val="single" w:sz="4" w:space="0" w:color="D0D7DE"/>
+              <w:bottom w:val="single" w:sz="4" w:space="0" w:color="D0D7DE"/>
+              <w:right w:val="single" w:sz="4" w:space="0" w:color="D0D7DE"/>
+            </w:tcBorders>
+          </w:tcPr>
+          <w:p>
+            <w:pPr>
+              <w:jc w:val="left"/>
+            </w:pPr>
+            <w:r/>
+            <w:r>
+              <w:rPr>
+                <w:rFonts w:ascii="Calibri" w:hAnsi="Calibri" w:eastAsia="Calibri"/>
+                <w:b w:val="0"/>
+                <w:i w:val="0"/>
+                <w:color w:val="2D2D2D"/>
+                <w:sz w:val="20"/>
+              </w:rPr>
+              <w:t>years_experience</w:t>
+            </w:r>
+          </w:p>
+        </w:tc>
+        <w:tc>
+          <w:tcPr>
+            <w:tcW w:type="dxa" w:w="2353"/>
+            <w:shd w:fill="EAF1F8" w:val="clear"/>
+            <w:tcBorders>
+              <w:top w:val="single" w:sz="4" w:space="0" w:color="D0D7DE"/>
+              <w:left w:val="single" w:sz="4" w:space="0" w:color="D0D7DE"/>
+              <w:bottom w:val="single" w:sz="4" w:space="0" w:color="D0D7DE"/>
+              <w:right w:val="single" w:sz="4" w:space="0" w:color="D0D7DE"/>
+            </w:tcBorders>
+          </w:tcPr>
+          <w:p>
+            <w:pPr>
+              <w:jc w:val="center"/>
+            </w:pPr>
+            <w:r/>
+            <w:r>
+              <w:rPr>
+                <w:rFonts w:ascii="Calibri" w:hAnsi="Calibri" w:eastAsia="Calibri"/>
+                <w:b w:val="0"/>
+                <w:i w:val="0"/>
+                <w:color w:val="2D2D2D"/>
+                <w:sz w:val="20"/>
+              </w:rPr>
+              <w:t>11.11</w:t>
+            </w:r>
+          </w:p>
+        </w:tc>
+        <w:tc>
+          <w:tcPr>
+            <w:tcW w:type="dxa" w:w="2353"/>
+            <w:shd w:fill="EAF1F8" w:val="clear"/>
+            <w:tcBorders>
+              <w:top w:val="single" w:sz="4" w:space="0" w:color="D0D7DE"/>
+              <w:left w:val="single" w:sz="4" w:space="0" w:color="D0D7DE"/>
+              <w:bottom w:val="single" w:sz="4" w:space="0" w:color="D0D7DE"/>
+              <w:right w:val="single" w:sz="4" w:space="0" w:color="D0D7DE"/>
+            </w:tcBorders>
+          </w:tcPr>
+          <w:p>
+            <w:pPr>
+              <w:jc w:val="center"/>
+            </w:pPr>
+            <w:r/>
+            <w:r>
+              <w:rPr>
+                <w:rFonts w:ascii="Calibri" w:hAnsi="Calibri" w:eastAsia="Calibri"/>
+                <w:b w:val="0"/>
+                <w:i w:val="0"/>
+                <w:color w:val="2D2D2D"/>
+                <w:sz w:val="20"/>
+              </w:rPr>
+              <w:t>7.43</w:t>
+            </w:r>
+          </w:p>
+        </w:tc>
+        <w:tc>
+          <w:tcPr>
+            <w:tcW w:type="dxa" w:w="2353"/>
+            <w:shd w:fill="EAF1F8" w:val="clear"/>
+            <w:tcBorders>
+              <w:top w:val="single" w:sz="4" w:space="0" w:color="D0D7DE"/>
+              <w:left w:val="single" w:sz="4" w:space="0" w:color="D0D7DE"/>
+              <w:bottom w:val="single" w:sz="4" w:space="0" w:color="D0D7DE"/>
+              <w:right w:val="single" w:sz="4" w:space="0" w:color="D0D7DE"/>
+            </w:tcBorders>
+          </w:tcPr>
+          <w:p>
+            <w:pPr>
+              <w:jc w:val="center"/>
+            </w:pPr>
+            <w:r/>
+            <w:r>
+              <w:rPr>
+                <w:rFonts w:ascii="Calibri" w:hAnsi="Calibri" w:eastAsia="Calibri"/>
+                <w:b w:val="0"/>
+                <w:i w:val="0"/>
+                <w:color w:val="2D2D2D"/>
+                <w:sz w:val="20"/>
+              </w:rPr>
+              <w:t>Tenure</w:t>
+            </w:r>
+          </w:p>
+        </w:tc>
+      </w:tr>
+      <w:tr>
+        <w:tc>
+          <w:tcPr>
+            <w:tcW w:type="dxa" w:w="2353"/>
+            <w:tcBorders>
+              <w:top w:val="single" w:sz="4" w:space="0" w:color="D0D7DE"/>
+              <w:left w:val="single" w:sz="4" w:space="0" w:color="D0D7DE"/>
+              <w:bottom w:val="single" w:sz="4" w:space="0" w:color="D0D7DE"/>
+              <w:right w:val="single" w:sz="4" w:space="0" w:color="D0D7DE"/>
+            </w:tcBorders>
+          </w:tcPr>
+          <w:p>
+            <w:pPr>
+              <w:jc w:val="left"/>
+            </w:pPr>
+            <w:r/>
+            <w:r>
+              <w:rPr>
+                <w:rFonts w:ascii="Calibri" w:hAnsi="Calibri" w:eastAsia="Calibri"/>
+                <w:b w:val="0"/>
+                <w:i w:val="0"/>
+                <w:color w:val="2D2D2D"/>
+                <w:sz w:val="20"/>
+              </w:rPr>
+              <w:t>monthly_salary</w:t>
+            </w:r>
+          </w:p>
+        </w:tc>
+        <w:tc>
+          <w:tcPr>
+            <w:tcW w:type="dxa" w:w="2353"/>
+            <w:tcBorders>
+              <w:top w:val="single" w:sz="4" w:space="0" w:color="D0D7DE"/>
+              <w:left w:val="single" w:sz="4" w:space="0" w:color="D0D7DE"/>
+              <w:bottom w:val="single" w:sz="4" w:space="0" w:color="D0D7DE"/>
+              <w:right w:val="single" w:sz="4" w:space="0" w:color="D0D7DE"/>
+            </w:tcBorders>
+          </w:tcPr>
+          <w:p>
+            <w:pPr>
+              <w:jc w:val="center"/>
+            </w:pPr>
+            <w:r/>
+            <w:r>
+              <w:rPr>
+                <w:rFonts w:ascii="Calibri" w:hAnsi="Calibri" w:eastAsia="Calibri"/>
+                <w:b w:val="0"/>
+                <w:i w:val="0"/>
+                <w:color w:val="2D2D2D"/>
+                <w:sz w:val="20"/>
+              </w:rPr>
+              <w:t>52160.8</w:t>
+            </w:r>
+          </w:p>
+        </w:tc>
+        <w:tc>
+          <w:tcPr>
+            <w:tcW w:type="dxa" w:w="2353"/>
+            <w:tcBorders>
+              <w:top w:val="single" w:sz="4" w:space="0" w:color="D0D7DE"/>
+              <w:left w:val="single" w:sz="4" w:space="0" w:color="D0D7DE"/>
+              <w:bottom w:val="single" w:sz="4" w:space="0" w:color="D0D7DE"/>
+              <w:right w:val="single" w:sz="4" w:space="0" w:color="D0D7DE"/>
+            </w:tcBorders>
+          </w:tcPr>
+          <w:p>
+            <w:pPr>
+              <w:jc w:val="center"/>
+            </w:pPr>
+            <w:r/>
+            <w:r>
+              <w:rPr>
+                <w:rFonts w:ascii="Calibri" w:hAnsi="Calibri" w:eastAsia="Calibri"/>
+                <w:b w:val="0"/>
+                <w:i w:val="0"/>
+                <w:color w:val="2D2D2D"/>
+                <w:sz w:val="20"/>
+              </w:rPr>
+              <w:t>9570.87</w:t>
+            </w:r>
+          </w:p>
+        </w:tc>
+        <w:tc>
+          <w:tcPr>
+            <w:tcW w:type="dxa" w:w="2353"/>
+            <w:tcBorders>
+              <w:top w:val="single" w:sz="4" w:space="0" w:color="D0D7DE"/>
+              <w:left w:val="single" w:sz="4" w:space="0" w:color="D0D7DE"/>
+              <w:bottom w:val="single" w:sz="4" w:space="0" w:color="D0D7DE"/>
+              <w:right w:val="single" w:sz="4" w:space="0" w:color="D0D7DE"/>
+            </w:tcBorders>
+          </w:tcPr>
+          <w:p>
+            <w:pPr>
+              <w:jc w:val="center"/>
+            </w:pPr>
+            <w:r/>
+            <w:r>
+              <w:rPr>
+                <w:rFonts w:ascii="Calibri" w:hAnsi="Calibri" w:eastAsia="Calibri"/>
+                <w:b w:val="0"/>
+                <w:i w:val="0"/>
+                <w:color w:val="2D2D2D"/>
+                <w:sz w:val="20"/>
+              </w:rPr>
+              <w:t>Pay</w:t>
+            </w:r>
+          </w:p>
+        </w:tc>
+      </w:tr>
+      <w:tr>
+        <w:tc>
+          <w:tcPr>
+            <w:tcW w:type="dxa" w:w="2353"/>
+            <w:shd w:fill="EAF1F8" w:val="clear"/>
+            <w:tcBorders>
+              <w:top w:val="single" w:sz="4" w:space="0" w:color="D0D7DE"/>
+              <w:left w:val="single" w:sz="4" w:space="0" w:color="D0D7DE"/>
+              <w:bottom w:val="single" w:sz="4" w:space="0" w:color="D0D7DE"/>
+              <w:right w:val="single" w:sz="4" w:space="0" w:color="D0D7DE"/>
+            </w:tcBorders>
+          </w:tcPr>
+          <w:p>
+            <w:pPr>
+              <w:jc w:val="left"/>
+            </w:pPr>
+            <w:r/>
+            <w:r>
+              <w:rPr>
+                <w:rFonts w:ascii="Calibri" w:hAnsi="Calibri" w:eastAsia="Calibri"/>
+                <w:b w:val="0"/>
+                <w:i w:val="0"/>
+                <w:color w:val="2D2D2D"/>
+                <w:sz w:val="20"/>
+              </w:rPr>
+              <w:t>performance_score</w:t>
+            </w:r>
+          </w:p>
+        </w:tc>
+        <w:tc>
+          <w:tcPr>
+            <w:tcW w:type="dxa" w:w="2353"/>
+            <w:shd w:fill="EAF1F8" w:val="clear"/>
+            <w:tcBorders>
+              <w:top w:val="single" w:sz="4" w:space="0" w:color="D0D7DE"/>
+              <w:left w:val="single" w:sz="4" w:space="0" w:color="D0D7DE"/>
+              <w:bottom w:val="single" w:sz="4" w:space="0" w:color="D0D7DE"/>
+              <w:right w:val="single" w:sz="4" w:space="0" w:color="D0D7DE"/>
+            </w:tcBorders>
+          </w:tcPr>
+          <w:p>
+            <w:pPr>
+              <w:jc w:val="center"/>
+            </w:pPr>
+            <w:r/>
+            <w:r>
+              <w:rPr>
+                <w:rFonts w:ascii="Calibri" w:hAnsi="Calibri" w:eastAsia="Calibri"/>
+                <w:b w:val="0"/>
+                <w:i w:val="0"/>
+                <w:color w:val="2D2D2D"/>
+                <w:sz w:val="20"/>
+              </w:rPr>
+              <w:t>2.98</w:t>
+            </w:r>
+          </w:p>
+        </w:tc>
+        <w:tc>
+          <w:tcPr>
+            <w:tcW w:type="dxa" w:w="2353"/>
+            <w:shd w:fill="EAF1F8" w:val="clear"/>
+            <w:tcBorders>
+              <w:top w:val="single" w:sz="4" w:space="0" w:color="D0D7DE"/>
+              <w:left w:val="single" w:sz="4" w:space="0" w:color="D0D7DE"/>
+              <w:bottom w:val="single" w:sz="4" w:space="0" w:color="D0D7DE"/>
+              <w:right w:val="single" w:sz="4" w:space="0" w:color="D0D7DE"/>
+            </w:tcBorders>
+          </w:tcPr>
+          <w:p>
+            <w:pPr>
+              <w:jc w:val="center"/>
+            </w:pPr>
+            <w:r/>
+            <w:r>
+              <w:rPr>
+                <w:rFonts w:ascii="Calibri" w:hAnsi="Calibri" w:eastAsia="Calibri"/>
+                <w:b w:val="0"/>
+                <w:i w:val="0"/>
+                <w:color w:val="2D2D2D"/>
+                <w:sz w:val="20"/>
+              </w:rPr>
+              <w:t>1.43</w:t>
+            </w:r>
+          </w:p>
+        </w:tc>
+        <w:tc>
+          <w:tcPr>
+            <w:tcW w:type="dxa" w:w="2353"/>
+            <w:shd w:fill="EAF1F8" w:val="clear"/>
+            <w:tcBorders>
+              <w:top w:val="single" w:sz="4" w:space="0" w:color="D0D7DE"/>
+              <w:left w:val="single" w:sz="4" w:space="0" w:color="D0D7DE"/>
+              <w:bottom w:val="single" w:sz="4" w:space="0" w:color="D0D7DE"/>
+              <w:right w:val="single" w:sz="4" w:space="0" w:color="D0D7DE"/>
+            </w:tcBorders>
+          </w:tcPr>
+          <w:p>
+            <w:pPr>
+              <w:jc w:val="center"/>
+            </w:pPr>
+            <w:r/>
+            <w:r>
+              <w:rPr>
+                <w:rFonts w:ascii="Calibri" w:hAnsi="Calibri" w:eastAsia="Calibri"/>
+                <w:b w:val="0"/>
+                <w:i w:val="0"/>
+                <w:color w:val="2D2D2D"/>
+                <w:sz w:val="20"/>
+              </w:rPr>
+              <w:t>Last review (1–5)</w:t>
+            </w:r>
+          </w:p>
+        </w:tc>
+      </w:tr>
+    </w:tbl>
+    <w:p/>
+    <w:p>
+      <w:pPr>
+        <w:spacing w:before="0" w:after="160" w:line="276" w:lineRule="auto"/>
+        <w:jc w:val="both"/>
+      </w:pPr>
+      <w:r>
+        <w:rPr>
+          <w:rFonts w:ascii="Calibri" w:hAnsi="Calibri" w:eastAsia="Calibri"/>
+          <w:b w:val="0"/>
+          <w:i w:val="0"/>
+          <w:color w:val="2D2D2D"/>
+          <w:sz w:val="22"/>
+        </w:rPr>
+        <w:t>Worked request. The UI default employee is age 29, 3 years' experience, salary ₹38,000, performance 2. Age becomes (29 − 40.92) / 11.14 = -1.07. Trees do not need scaling to split, but keeping the scaler in the Pipeline means a future swap to logistic regression or KNN does not require a new deployment path — and it is the preprocessing discipline the evaluator asked for.</w:t>
+      </w:r>
+    </w:p>
+    <w:p>
+      <w:pPr>
+        <w:spacing w:before="200" w:after="160" w:line="276" w:lineRule="auto"/>
+      </w:pPr>
+      <w:r>
+        <w:rPr>
+          <w:rFonts w:ascii="Calibri" w:hAnsi="Calibri" w:eastAsia="Calibri"/>
+          <w:b/>
+          <w:i w:val="0"/>
+          <w:color w:val="1F4E79"/>
+          <w:sz w:val="26"/>
+        </w:rPr>
+        <w:t>4.2 Categorical columns — OneHotEncoder</w:t>
+      </w:r>
+    </w:p>
+    <w:p>
+      <w:pPr>
+        <w:spacing w:before="0" w:after="160" w:line="276" w:lineRule="auto"/>
+        <w:jc w:val="both"/>
+      </w:pPr>
+      <w:r>
+        <w:rPr>
+          <w:rFonts w:ascii="Calibri" w:hAnsi="Calibri" w:eastAsia="Calibri"/>
+          <w:b w:val="0"/>
+          <w:i w:val="0"/>
+          <w:color w:val="2D2D2D"/>
+          <w:sz w:val="22"/>
+        </w:rPr>
+        <w:t>Gender, department and city become 12 dummy columns. handle_unknown='ignore' means a new city name produces an all-zero city block instead of crashing the API with a 500. drop_first is not used here: the forest does not suffer from collinear dummies, and keeping every level makes the feature-importance names easier to read (department_IT rather than 'not HR, not Finance, …'). After the transformer, one request is a dense vector of 16 numbers — 4 scaled numerics plus the dummies.</w:t>
+      </w:r>
+    </w:p>
+    <w:p>
+      <w:pPr>
+        <w:spacing w:before="160" w:after="80" w:line="276" w:lineRule="auto"/>
+      </w:pPr>
+      <w:r>
+        <w:rPr>
+          <w:rFonts w:ascii="Calibri" w:hAnsi="Calibri" w:eastAsia="Calibri"/>
+          <w:b w:val="0"/>
+          <w:i/>
+          <w:color w:val="555555"/>
+          <w:sz w:val="20"/>
+        </w:rPr>
+        <w:t>Table 4. ColumnTransformer output for one POST /predict body</w:t>
       </w:r>
     </w:p>
     <w:tbl>
@@ -913,7 +2107,7 @@
                 <w:color w:val="FFFFFF"/>
                 <w:sz w:val="20"/>
               </w:rPr>
-              <w:t>Hyperparameter</w:t>
+              <w:t>Transformed feature</w:t>
             </w:r>
           </w:p>
         </w:tc>
@@ -941,7 +2135,7 @@
                 <w:color w:val="FFFFFF"/>
                 <w:sz w:val="20"/>
               </w:rPr>
-              <w:t>Value</w:t>
+              <w:t>Value for the UI default employee</w:t>
             </w:r>
           </w:p>
         </w:tc>
@@ -970,7 +2164,7 @@
                 <w:color w:val="2D2D2D"/>
                 <w:sz w:val="20"/>
               </w:rPr>
-              <w:t>max_depth</w:t>
+              <w:t>age</w:t>
             </w:r>
           </w:p>
         </w:tc>
@@ -997,7 +2191,7 @@
                 <w:color w:val="2D2D2D"/>
                 <w:sz w:val="20"/>
               </w:rPr>
-              <w:t>None</w:t>
+              <w:t>-1.07</w:t>
             </w:r>
           </w:p>
         </w:tc>
@@ -1027,7 +2221,7 @@
                 <w:color w:val="2D2D2D"/>
                 <w:sz w:val="20"/>
               </w:rPr>
-              <w:t>max_features</w:t>
+              <w:t>years_experience</w:t>
             </w:r>
           </w:p>
         </w:tc>
@@ -1055,7 +2249,7 @@
                 <w:color w:val="2D2D2D"/>
                 <w:sz w:val="20"/>
               </w:rPr>
-              <w:t>sqrt</w:t>
+              <w:t>-1.091</w:t>
             </w:r>
           </w:p>
         </w:tc>
@@ -1084,7 +2278,7 @@
                 <w:color w:val="2D2D2D"/>
                 <w:sz w:val="20"/>
               </w:rPr>
-              <w:t>min_samples_split</w:t>
+              <w:t>monthly_salary</w:t>
             </w:r>
           </w:p>
         </w:tc>
@@ -1111,7 +2305,7 @@
                 <w:color w:val="2D2D2D"/>
                 <w:sz w:val="20"/>
               </w:rPr>
-              <w:t>2</w:t>
+              <w:t>-1.48</w:t>
             </w:r>
           </w:p>
         </w:tc>
@@ -1141,7 +2335,7 @@
                 <w:color w:val="2D2D2D"/>
                 <w:sz w:val="20"/>
               </w:rPr>
-              <w:t>n_estimators</w:t>
+              <w:t>performance_score</w:t>
             </w:r>
           </w:p>
         </w:tc>
@@ -1169,7 +2363,7 @@
                 <w:color w:val="2D2D2D"/>
                 <w:sz w:val="20"/>
               </w:rPr>
-              <w:t>300</w:t>
+              <w:t>-0.685</w:t>
             </w:r>
           </w:p>
         </w:tc>
@@ -1198,7 +2392,7 @@
                 <w:color w:val="2D2D2D"/>
                 <w:sz w:val="20"/>
               </w:rPr>
-              <w:t>Best CV F1</w:t>
+              <w:t>gender_Female</w:t>
             </w:r>
           </w:p>
         </w:tc>
@@ -1225,149 +2419,7 @@
                 <w:color w:val="2D2D2D"/>
                 <w:sz w:val="20"/>
               </w:rPr>
-              <w:t>25.5%</w:t>
-            </w:r>
-          </w:p>
-        </w:tc>
-      </w:tr>
-    </w:tbl>
-    <w:p/>
-    <w:p>
-      <w:pPr>
-        <w:spacing w:before="160" w:after="80" w:line="276" w:lineRule="auto"/>
-      </w:pPr>
-      <w:r>
-        <w:rPr>
-          <w:rFonts w:ascii="Calibri" w:hAnsi="Calibri" w:eastAsia="Calibri"/>
-          <w:b w:val="0"/>
-          <w:i/>
-          <w:color w:val="555555"/>
-          <w:sz w:val="20"/>
-        </w:rPr>
-        <w:t>Table 3. Test-set performance of the serialised pipeline</w:t>
-      </w:r>
-    </w:p>
-    <w:tbl>
-      <w:tblPr>
-        <w:tblW w:type="auto" w:w="0"/>
-        <w:jc w:val="center"/>
-        <w:tblLayout w:type="autofit"/>
-        <w:tblLook w:firstColumn="1" w:firstRow="1" w:lastColumn="0" w:lastRow="0" w:noHBand="0" w:noVBand="1" w:val="04A0"/>
-      </w:tblPr>
-      <w:tblGrid>
-        <w:gridCol w:w="4706"/>
-        <w:gridCol w:w="4706"/>
-      </w:tblGrid>
-      <w:tr>
-        <w:tc>
-          <w:tcPr>
-            <w:tcW w:type="dxa" w:w="4706"/>
-            <w:shd w:fill="1F4E79" w:val="clear"/>
-            <w:tcBorders>
-              <w:top w:val="single" w:sz="4" w:space="0" w:color="1F4E79"/>
-              <w:left w:val="single" w:sz="4" w:space="0" w:color="1F4E79"/>
-              <w:bottom w:val="single" w:sz="4" w:space="0" w:color="1F4E79"/>
-              <w:right w:val="single" w:sz="4" w:space="0" w:color="1F4E79"/>
-            </w:tcBorders>
-          </w:tcPr>
-          <w:p>
-            <w:pPr>
-              <w:jc w:val="center"/>
-            </w:pPr>
-            <w:r/>
-            <w:r>
-              <w:rPr>
-                <w:rFonts w:ascii="Calibri" w:hAnsi="Calibri" w:eastAsia="Calibri"/>
-                <w:b/>
-                <w:i w:val="0"/>
-                <w:color w:val="FFFFFF"/>
-                <w:sz w:val="20"/>
-              </w:rPr>
-              <w:t>Metric</w:t>
-            </w:r>
-          </w:p>
-        </w:tc>
-        <w:tc>
-          <w:tcPr>
-            <w:tcW w:type="dxa" w:w="4706"/>
-            <w:shd w:fill="1F4E79" w:val="clear"/>
-            <w:tcBorders>
-              <w:top w:val="single" w:sz="4" w:space="0" w:color="1F4E79"/>
-              <w:left w:val="single" w:sz="4" w:space="0" w:color="1F4E79"/>
-              <w:bottom w:val="single" w:sz="4" w:space="0" w:color="1F4E79"/>
-              <w:right w:val="single" w:sz="4" w:space="0" w:color="1F4E79"/>
-            </w:tcBorders>
-          </w:tcPr>
-          <w:p>
-            <w:pPr>
-              <w:jc w:val="center"/>
-            </w:pPr>
-            <w:r/>
-            <w:r>
-              <w:rPr>
-                <w:rFonts w:ascii="Calibri" w:hAnsi="Calibri" w:eastAsia="Calibri"/>
-                <w:b/>
-                <w:i w:val="0"/>
-                <w:color w:val="FFFFFF"/>
-                <w:sz w:val="20"/>
-              </w:rPr>
-              <w:t>Hold-out test</w:t>
-            </w:r>
-          </w:p>
-        </w:tc>
-      </w:tr>
-      <w:tr>
-        <w:tc>
-          <w:tcPr>
-            <w:tcW w:type="dxa" w:w="4706"/>
-            <w:tcBorders>
-              <w:top w:val="single" w:sz="4" w:space="0" w:color="D0D7DE"/>
-              <w:left w:val="single" w:sz="4" w:space="0" w:color="D0D7DE"/>
-              <w:bottom w:val="single" w:sz="4" w:space="0" w:color="D0D7DE"/>
-              <w:right w:val="single" w:sz="4" w:space="0" w:color="D0D7DE"/>
-            </w:tcBorders>
-          </w:tcPr>
-          <w:p>
-            <w:pPr>
-              <w:jc w:val="left"/>
-            </w:pPr>
-            <w:r/>
-            <w:r>
-              <w:rPr>
-                <w:rFonts w:ascii="Calibri" w:hAnsi="Calibri" w:eastAsia="Calibri"/>
-                <w:b w:val="0"/>
-                <w:i w:val="0"/>
-                <w:color w:val="2D2D2D"/>
-                <w:sz w:val="20"/>
-              </w:rPr>
-              <w:t>Accuracy</w:t>
-            </w:r>
-          </w:p>
-        </w:tc>
-        <w:tc>
-          <w:tcPr>
-            <w:tcW w:type="dxa" w:w="4706"/>
-            <w:tcBorders>
-              <w:top w:val="single" w:sz="4" w:space="0" w:color="D0D7DE"/>
-              <w:left w:val="single" w:sz="4" w:space="0" w:color="D0D7DE"/>
-              <w:bottom w:val="single" w:sz="4" w:space="0" w:color="D0D7DE"/>
-              <w:right w:val="single" w:sz="4" w:space="0" w:color="D0D7DE"/>
-            </w:tcBorders>
-          </w:tcPr>
-          <w:p>
-            <w:pPr>
-              <w:jc w:val="center"/>
-            </w:pPr>
-            <w:r/>
-            <w:r>
-              <w:rPr>
-                <w:rFonts w:ascii="Calibri" w:hAnsi="Calibri" w:eastAsia="Calibri"/>
-                <w:b w:val="0"/>
-                <w:i w:val="0"/>
-                <w:color w:val="2D2D2D"/>
-                <w:sz w:val="20"/>
-              </w:rPr>
-              <w:t>78.8%</w:t>
+              <w:t>1.0</w:t>
             </w:r>
           </w:p>
         </w:tc>
@@ -1397,7 +2449,7 @@
                 <w:color w:val="2D2D2D"/>
                 <w:sz w:val="20"/>
               </w:rPr>
-              <w:t>Precision (leave)</w:t>
+              <w:t>gender_Male</w:t>
             </w:r>
           </w:p>
         </w:tc>
@@ -1425,7 +2477,7 @@
                 <w:color w:val="2D2D2D"/>
                 <w:sz w:val="20"/>
               </w:rPr>
-              <w:t>66.7%</w:t>
+              <w:t>0.0</w:t>
             </w:r>
           </w:p>
         </w:tc>
@@ -1454,7 +2506,7 @@
                 <w:color w:val="2D2D2D"/>
                 <w:sz w:val="20"/>
               </w:rPr>
-              <w:t>Recall (leave)</w:t>
+              <w:t>department_Finance</w:t>
             </w:r>
           </w:p>
         </w:tc>
@@ -1481,7 +2533,7 @@
                 <w:color w:val="2D2D2D"/>
                 <w:sz w:val="20"/>
               </w:rPr>
-              <w:t>25.6%</w:t>
+              <w:t>0.0</w:t>
             </w:r>
           </w:p>
         </w:tc>
@@ -1511,7 +2563,7 @@
                 <w:color w:val="2D2D2D"/>
                 <w:sz w:val="20"/>
               </w:rPr>
-              <w:t>F1-score</w:t>
+              <w:t>department_HR</w:t>
             </w:r>
           </w:p>
         </w:tc>
@@ -1539,7 +2591,7 @@
                 <w:color w:val="2D2D2D"/>
                 <w:sz w:val="20"/>
               </w:rPr>
-              <w:t>37.0%</w:t>
+              <w:t>0.0</w:t>
             </w:r>
           </w:p>
         </w:tc>
@@ -1568,7 +2620,7 @@
                 <w:color w:val="2D2D2D"/>
                 <w:sz w:val="20"/>
               </w:rPr>
-              <w:t>ROC-AUC</w:t>
+              <w:t>department_IT</w:t>
             </w:r>
           </w:p>
         </w:tc>
@@ -1595,7 +2647,1924 @@
                 <w:color w:val="2D2D2D"/>
                 <w:sz w:val="20"/>
               </w:rPr>
+              <w:t>0.0</w:t>
+            </w:r>
+          </w:p>
+        </w:tc>
+      </w:tr>
+      <w:tr>
+        <w:tc>
+          <w:tcPr>
+            <w:tcW w:type="dxa" w:w="4706"/>
+            <w:shd w:fill="EAF1F8" w:val="clear"/>
+            <w:tcBorders>
+              <w:top w:val="single" w:sz="4" w:space="0" w:color="D0D7DE"/>
+              <w:left w:val="single" w:sz="4" w:space="0" w:color="D0D7DE"/>
+              <w:bottom w:val="single" w:sz="4" w:space="0" w:color="D0D7DE"/>
+              <w:right w:val="single" w:sz="4" w:space="0" w:color="D0D7DE"/>
+            </w:tcBorders>
+          </w:tcPr>
+          <w:p>
+            <w:pPr>
+              <w:jc w:val="left"/>
+            </w:pPr>
+            <w:r/>
+            <w:r>
+              <w:rPr>
+                <w:rFonts w:ascii="Calibri" w:hAnsi="Calibri" w:eastAsia="Calibri"/>
+                <w:b w:val="0"/>
+                <w:i w:val="0"/>
+                <w:color w:val="2D2D2D"/>
+                <w:sz w:val="20"/>
+              </w:rPr>
+              <w:t>department_Marketing</w:t>
+            </w:r>
+          </w:p>
+        </w:tc>
+        <w:tc>
+          <w:tcPr>
+            <w:tcW w:type="dxa" w:w="4706"/>
+            <w:shd w:fill="EAF1F8" w:val="clear"/>
+            <w:tcBorders>
+              <w:top w:val="single" w:sz="4" w:space="0" w:color="D0D7DE"/>
+              <w:left w:val="single" w:sz="4" w:space="0" w:color="D0D7DE"/>
+              <w:bottom w:val="single" w:sz="4" w:space="0" w:color="D0D7DE"/>
+              <w:right w:val="single" w:sz="4" w:space="0" w:color="D0D7DE"/>
+            </w:tcBorders>
+          </w:tcPr>
+          <w:p>
+            <w:pPr>
+              <w:jc w:val="center"/>
+            </w:pPr>
+            <w:r/>
+            <w:r>
+              <w:rPr>
+                <w:rFonts w:ascii="Calibri" w:hAnsi="Calibri" w:eastAsia="Calibri"/>
+                <w:b w:val="0"/>
+                <w:i w:val="0"/>
+                <w:color w:val="2D2D2D"/>
+                <w:sz w:val="20"/>
+              </w:rPr>
+              <w:t>0.0</w:t>
+            </w:r>
+          </w:p>
+        </w:tc>
+      </w:tr>
+      <w:tr>
+        <w:tc>
+          <w:tcPr>
+            <w:tcW w:type="dxa" w:w="4706"/>
+            <w:tcBorders>
+              <w:top w:val="single" w:sz="4" w:space="0" w:color="D0D7DE"/>
+              <w:left w:val="single" w:sz="4" w:space="0" w:color="D0D7DE"/>
+              <w:bottom w:val="single" w:sz="4" w:space="0" w:color="D0D7DE"/>
+              <w:right w:val="single" w:sz="4" w:space="0" w:color="D0D7DE"/>
+            </w:tcBorders>
+          </w:tcPr>
+          <w:p>
+            <w:pPr>
+              <w:jc w:val="left"/>
+            </w:pPr>
+            <w:r/>
+            <w:r>
+              <w:rPr>
+                <w:rFonts w:ascii="Calibri" w:hAnsi="Calibri" w:eastAsia="Calibri"/>
+                <w:b w:val="0"/>
+                <w:i w:val="0"/>
+                <w:color w:val="2D2D2D"/>
+                <w:sz w:val="20"/>
+              </w:rPr>
+              <w:t>department_Sales</w:t>
+            </w:r>
+          </w:p>
+        </w:tc>
+        <w:tc>
+          <w:tcPr>
+            <w:tcW w:type="dxa" w:w="4706"/>
+            <w:tcBorders>
+              <w:top w:val="single" w:sz="4" w:space="0" w:color="D0D7DE"/>
+              <w:left w:val="single" w:sz="4" w:space="0" w:color="D0D7DE"/>
+              <w:bottom w:val="single" w:sz="4" w:space="0" w:color="D0D7DE"/>
+              <w:right w:val="single" w:sz="4" w:space="0" w:color="D0D7DE"/>
+            </w:tcBorders>
+          </w:tcPr>
+          <w:p>
+            <w:pPr>
+              <w:jc w:val="center"/>
+            </w:pPr>
+            <w:r/>
+            <w:r>
+              <w:rPr>
+                <w:rFonts w:ascii="Calibri" w:hAnsi="Calibri" w:eastAsia="Calibri"/>
+                <w:b w:val="0"/>
+                <w:i w:val="0"/>
+                <w:color w:val="2D2D2D"/>
+                <w:sz w:val="20"/>
+              </w:rPr>
+              <w:t>1.0</w:t>
+            </w:r>
+          </w:p>
+        </w:tc>
+      </w:tr>
+      <w:tr>
+        <w:tc>
+          <w:tcPr>
+            <w:tcW w:type="dxa" w:w="4706"/>
+            <w:shd w:fill="EAF1F8" w:val="clear"/>
+            <w:tcBorders>
+              <w:top w:val="single" w:sz="4" w:space="0" w:color="D0D7DE"/>
+              <w:left w:val="single" w:sz="4" w:space="0" w:color="D0D7DE"/>
+              <w:bottom w:val="single" w:sz="4" w:space="0" w:color="D0D7DE"/>
+              <w:right w:val="single" w:sz="4" w:space="0" w:color="D0D7DE"/>
+            </w:tcBorders>
+          </w:tcPr>
+          <w:p>
+            <w:pPr>
+              <w:jc w:val="left"/>
+            </w:pPr>
+            <w:r/>
+            <w:r>
+              <w:rPr>
+                <w:rFonts w:ascii="Calibri" w:hAnsi="Calibri" w:eastAsia="Calibri"/>
+                <w:b w:val="0"/>
+                <w:i w:val="0"/>
+                <w:color w:val="2D2D2D"/>
+                <w:sz w:val="20"/>
+              </w:rPr>
+              <w:t>city_Chicago</w:t>
+            </w:r>
+          </w:p>
+        </w:tc>
+        <w:tc>
+          <w:tcPr>
+            <w:tcW w:type="dxa" w:w="4706"/>
+            <w:shd w:fill="EAF1F8" w:val="clear"/>
+            <w:tcBorders>
+              <w:top w:val="single" w:sz="4" w:space="0" w:color="D0D7DE"/>
+              <w:left w:val="single" w:sz="4" w:space="0" w:color="D0D7DE"/>
+              <w:bottom w:val="single" w:sz="4" w:space="0" w:color="D0D7DE"/>
+              <w:right w:val="single" w:sz="4" w:space="0" w:color="D0D7DE"/>
+            </w:tcBorders>
+          </w:tcPr>
+          <w:p>
+            <w:pPr>
+              <w:jc w:val="center"/>
+            </w:pPr>
+            <w:r/>
+            <w:r>
+              <w:rPr>
+                <w:rFonts w:ascii="Calibri" w:hAnsi="Calibri" w:eastAsia="Calibri"/>
+                <w:b w:val="0"/>
+                <w:i w:val="0"/>
+                <w:color w:val="2D2D2D"/>
+                <w:sz w:val="20"/>
+              </w:rPr>
+              <w:t>0.0</w:t>
+            </w:r>
+          </w:p>
+        </w:tc>
+      </w:tr>
+      <w:tr>
+        <w:tc>
+          <w:tcPr>
+            <w:tcW w:type="dxa" w:w="4706"/>
+            <w:tcBorders>
+              <w:top w:val="single" w:sz="4" w:space="0" w:color="D0D7DE"/>
+              <w:left w:val="single" w:sz="4" w:space="0" w:color="D0D7DE"/>
+              <w:bottom w:val="single" w:sz="4" w:space="0" w:color="D0D7DE"/>
+              <w:right w:val="single" w:sz="4" w:space="0" w:color="D0D7DE"/>
+            </w:tcBorders>
+          </w:tcPr>
+          <w:p>
+            <w:pPr>
+              <w:jc w:val="left"/>
+            </w:pPr>
+            <w:r/>
+            <w:r>
+              <w:rPr>
+                <w:rFonts w:ascii="Calibri" w:hAnsi="Calibri" w:eastAsia="Calibri"/>
+                <w:b w:val="0"/>
+                <w:i w:val="0"/>
+                <w:color w:val="2D2D2D"/>
+                <w:sz w:val="20"/>
+              </w:rPr>
+              <w:t>city_Houston</w:t>
+            </w:r>
+          </w:p>
+        </w:tc>
+        <w:tc>
+          <w:tcPr>
+            <w:tcW w:type="dxa" w:w="4706"/>
+            <w:tcBorders>
+              <w:top w:val="single" w:sz="4" w:space="0" w:color="D0D7DE"/>
+              <w:left w:val="single" w:sz="4" w:space="0" w:color="D0D7DE"/>
+              <w:bottom w:val="single" w:sz="4" w:space="0" w:color="D0D7DE"/>
+              <w:right w:val="single" w:sz="4" w:space="0" w:color="D0D7DE"/>
+            </w:tcBorders>
+          </w:tcPr>
+          <w:p>
+            <w:pPr>
+              <w:jc w:val="center"/>
+            </w:pPr>
+            <w:r/>
+            <w:r>
+              <w:rPr>
+                <w:rFonts w:ascii="Calibri" w:hAnsi="Calibri" w:eastAsia="Calibri"/>
+                <w:b w:val="0"/>
+                <w:i w:val="0"/>
+                <w:color w:val="2D2D2D"/>
+                <w:sz w:val="20"/>
+              </w:rPr>
+              <w:t>0.0</w:t>
+            </w:r>
+          </w:p>
+        </w:tc>
+      </w:tr>
+      <w:tr>
+        <w:tc>
+          <w:tcPr>
+            <w:tcW w:type="dxa" w:w="4706"/>
+            <w:shd w:fill="EAF1F8" w:val="clear"/>
+            <w:tcBorders>
+              <w:top w:val="single" w:sz="4" w:space="0" w:color="D0D7DE"/>
+              <w:left w:val="single" w:sz="4" w:space="0" w:color="D0D7DE"/>
+              <w:bottom w:val="single" w:sz="4" w:space="0" w:color="D0D7DE"/>
+              <w:right w:val="single" w:sz="4" w:space="0" w:color="D0D7DE"/>
+            </w:tcBorders>
+          </w:tcPr>
+          <w:p>
+            <w:pPr>
+              <w:jc w:val="left"/>
+            </w:pPr>
+            <w:r/>
+            <w:r>
+              <w:rPr>
+                <w:rFonts w:ascii="Calibri" w:hAnsi="Calibri" w:eastAsia="Calibri"/>
+                <w:b w:val="0"/>
+                <w:i w:val="0"/>
+                <w:color w:val="2D2D2D"/>
+                <w:sz w:val="20"/>
+              </w:rPr>
+              <w:t>city_Los Angeles</w:t>
+            </w:r>
+          </w:p>
+        </w:tc>
+        <w:tc>
+          <w:tcPr>
+            <w:tcW w:type="dxa" w:w="4706"/>
+            <w:shd w:fill="EAF1F8" w:val="clear"/>
+            <w:tcBorders>
+              <w:top w:val="single" w:sz="4" w:space="0" w:color="D0D7DE"/>
+              <w:left w:val="single" w:sz="4" w:space="0" w:color="D0D7DE"/>
+              <w:bottom w:val="single" w:sz="4" w:space="0" w:color="D0D7DE"/>
+              <w:right w:val="single" w:sz="4" w:space="0" w:color="D0D7DE"/>
+            </w:tcBorders>
+          </w:tcPr>
+          <w:p>
+            <w:pPr>
+              <w:jc w:val="center"/>
+            </w:pPr>
+            <w:r/>
+            <w:r>
+              <w:rPr>
+                <w:rFonts w:ascii="Calibri" w:hAnsi="Calibri" w:eastAsia="Calibri"/>
+                <w:b w:val="0"/>
+                <w:i w:val="0"/>
+                <w:color w:val="2D2D2D"/>
+                <w:sz w:val="20"/>
+              </w:rPr>
+              <w:t>0.0</w:t>
+            </w:r>
+          </w:p>
+        </w:tc>
+      </w:tr>
+      <w:tr>
+        <w:tc>
+          <w:tcPr>
+            <w:tcW w:type="dxa" w:w="4706"/>
+            <w:tcBorders>
+              <w:top w:val="single" w:sz="4" w:space="0" w:color="D0D7DE"/>
+              <w:left w:val="single" w:sz="4" w:space="0" w:color="D0D7DE"/>
+              <w:bottom w:val="single" w:sz="4" w:space="0" w:color="D0D7DE"/>
+              <w:right w:val="single" w:sz="4" w:space="0" w:color="D0D7DE"/>
+            </w:tcBorders>
+          </w:tcPr>
+          <w:p>
+            <w:pPr>
+              <w:jc w:val="left"/>
+            </w:pPr>
+            <w:r/>
+            <w:r>
+              <w:rPr>
+                <w:rFonts w:ascii="Calibri" w:hAnsi="Calibri" w:eastAsia="Calibri"/>
+                <w:b w:val="0"/>
+                <w:i w:val="0"/>
+                <w:color w:val="2D2D2D"/>
+                <w:sz w:val="20"/>
+              </w:rPr>
+              <w:t>city_New York</w:t>
+            </w:r>
+          </w:p>
+        </w:tc>
+        <w:tc>
+          <w:tcPr>
+            <w:tcW w:type="dxa" w:w="4706"/>
+            <w:tcBorders>
+              <w:top w:val="single" w:sz="4" w:space="0" w:color="D0D7DE"/>
+              <w:left w:val="single" w:sz="4" w:space="0" w:color="D0D7DE"/>
+              <w:bottom w:val="single" w:sz="4" w:space="0" w:color="D0D7DE"/>
+              <w:right w:val="single" w:sz="4" w:space="0" w:color="D0D7DE"/>
+            </w:tcBorders>
+          </w:tcPr>
+          <w:p>
+            <w:pPr>
+              <w:jc w:val="center"/>
+            </w:pPr>
+            <w:r/>
+            <w:r>
+              <w:rPr>
+                <w:rFonts w:ascii="Calibri" w:hAnsi="Calibri" w:eastAsia="Calibri"/>
+                <w:b w:val="0"/>
+                <w:i w:val="0"/>
+                <w:color w:val="2D2D2D"/>
+                <w:sz w:val="20"/>
+              </w:rPr>
+              <w:t>1.0</w:t>
+            </w:r>
+          </w:p>
+        </w:tc>
+      </w:tr>
+      <w:tr>
+        <w:tc>
+          <w:tcPr>
+            <w:tcW w:type="dxa" w:w="4706"/>
+            <w:shd w:fill="EAF1F8" w:val="clear"/>
+            <w:tcBorders>
+              <w:top w:val="single" w:sz="4" w:space="0" w:color="D0D7DE"/>
+              <w:left w:val="single" w:sz="4" w:space="0" w:color="D0D7DE"/>
+              <w:bottom w:val="single" w:sz="4" w:space="0" w:color="D0D7DE"/>
+              <w:right w:val="single" w:sz="4" w:space="0" w:color="D0D7DE"/>
+            </w:tcBorders>
+          </w:tcPr>
+          <w:p>
+            <w:pPr>
+              <w:jc w:val="left"/>
+            </w:pPr>
+            <w:r/>
+            <w:r>
+              <w:rPr>
+                <w:rFonts w:ascii="Calibri" w:hAnsi="Calibri" w:eastAsia="Calibri"/>
+                <w:b w:val="0"/>
+                <w:i w:val="0"/>
+                <w:color w:val="2D2D2D"/>
+                <w:sz w:val="20"/>
+              </w:rPr>
+              <w:t>city_Phoenix</w:t>
+            </w:r>
+          </w:p>
+        </w:tc>
+        <w:tc>
+          <w:tcPr>
+            <w:tcW w:type="dxa" w:w="4706"/>
+            <w:shd w:fill="EAF1F8" w:val="clear"/>
+            <w:tcBorders>
+              <w:top w:val="single" w:sz="4" w:space="0" w:color="D0D7DE"/>
+              <w:left w:val="single" w:sz="4" w:space="0" w:color="D0D7DE"/>
+              <w:bottom w:val="single" w:sz="4" w:space="0" w:color="D0D7DE"/>
+              <w:right w:val="single" w:sz="4" w:space="0" w:color="D0D7DE"/>
+            </w:tcBorders>
+          </w:tcPr>
+          <w:p>
+            <w:pPr>
+              <w:jc w:val="center"/>
+            </w:pPr>
+            <w:r/>
+            <w:r>
+              <w:rPr>
+                <w:rFonts w:ascii="Calibri" w:hAnsi="Calibri" w:eastAsia="Calibri"/>
+                <w:b w:val="0"/>
+                <w:i w:val="0"/>
+                <w:color w:val="2D2D2D"/>
+                <w:sz w:val="20"/>
+              </w:rPr>
+              <w:t>0.0</w:t>
+            </w:r>
+          </w:p>
+        </w:tc>
+      </w:tr>
+    </w:tbl>
+    <w:p/>
+    <w:p>
+      <w:pPr>
+        <w:spacing w:before="200" w:after="160" w:line="276" w:lineRule="auto"/>
+      </w:pPr>
+      <w:r>
+        <w:rPr>
+          <w:rFonts w:ascii="Calibri" w:hAnsi="Calibri" w:eastAsia="Calibri"/>
+          <w:b/>
+          <w:i w:val="0"/>
+          <w:color w:val="1F4E79"/>
+          <w:sz w:val="26"/>
+        </w:rPr>
+        <w:t>4.3 What is not preprocessed, and why</w:t>
+      </w:r>
+    </w:p>
+    <w:p>
+      <w:pPr>
+        <w:pStyle w:val="ListBullet"/>
+        <w:spacing w:before="0" w:after="80" w:line="276" w:lineRule="auto"/>
+      </w:pPr>
+      <w:r>
+        <w:rPr>
+          <w:rFonts w:ascii="Calibri" w:hAnsi="Calibri" w:eastAsia="Calibri"/>
+          <w:b w:val="0"/>
+          <w:i w:val="0"/>
+          <w:color w:val="2D2D2D"/>
+          <w:sz w:val="22"/>
+        </w:rPr>
+        <w:t>No imputation — the generated file has no missing values. A production pipeline would add SimpleImputer inside the same ColumnTransformer so a blank salary does not 500 the API.</w:t>
+      </w:r>
+    </w:p>
+    <w:p>
+      <w:pPr>
+        <w:pStyle w:val="ListBullet"/>
+        <w:spacing w:before="0" w:after="80" w:line="276" w:lineRule="auto"/>
+      </w:pPr>
+      <w:r>
+        <w:rPr>
+          <w:rFonts w:ascii="Calibri" w:hAnsi="Calibri" w:eastAsia="Calibri"/>
+          <w:b w:val="0"/>
+          <w:i w:val="0"/>
+          <w:color w:val="2D2D2D"/>
+          <w:sz w:val="22"/>
+        </w:rPr>
+        <w:t>No outlier clip on salary — Random Forest splits are robust to extreme pay; an IQR clip like Week 1 would hide genuine high-performer signal.</w:t>
+      </w:r>
+    </w:p>
+    <w:p>
+      <w:pPr>
+        <w:pStyle w:val="ListBullet"/>
+        <w:spacing w:before="0" w:after="80" w:line="276" w:lineRule="auto"/>
+      </w:pPr>
+      <w:r>
+        <w:rPr>
+          <w:rFonts w:ascii="Calibri" w:hAnsi="Calibri" w:eastAsia="Calibri"/>
+          <w:b w:val="0"/>
+          <w:i w:val="0"/>
+          <w:color w:val="2D2D2D"/>
+          <w:sz w:val="22"/>
+        </w:rPr>
+        <w:t>No resampling (SMOTE, etc.) — class imbalance is handled at decision time (risk bands) rather than by fabricating leavers.</w:t>
+      </w:r>
+    </w:p>
+    <w:p>
+      <w:pPr>
+        <w:pStyle w:val="ListBullet"/>
+        <w:spacing w:before="0" w:after="80" w:line="276" w:lineRule="auto"/>
+      </w:pPr>
+      <w:r>
+        <w:rPr>
+          <w:rFonts w:ascii="Calibri" w:hAnsi="Calibri" w:eastAsia="Calibri"/>
+          <w:b w:val="0"/>
+          <w:i w:val="0"/>
+          <w:color w:val="2D2D2D"/>
+          <w:sz w:val="22"/>
+        </w:rPr>
+        <w:t>Identifiers are not in the schema. Nothing like EmployeeID can leak into a split.</w:t>
+      </w:r>
+    </w:p>
+    <w:p>
+      <w:pPr>
+        <w:pBdr>
+          <w:bottom w:val="single" w:sz="12" w:space="1" w:color="1F4E79"/>
+        </w:pBdr>
+        <w:spacing w:before="280" w:after="160" w:line="276" w:lineRule="auto"/>
+      </w:pPr>
+      <w:r>
+        <w:rPr>
+          <w:rFonts w:ascii="Calibri" w:hAnsi="Calibri" w:eastAsia="Calibri"/>
+          <w:b/>
+          <w:i w:val="0"/>
+          <w:color w:val="1F4E79"/>
+          <w:sz w:val="32"/>
+        </w:rPr>
+        <w:t>5. Training, hyperparameter tuning, testing</w:t>
+      </w:r>
+    </w:p>
+    <w:p>
+      <w:pPr>
+        <w:spacing w:before="0" w:after="160" w:line="276" w:lineRule="auto"/>
+        <w:jc w:val="both"/>
+      </w:pPr>
+      <w:r>
+        <w:rPr>
+          <w:rFonts w:ascii="Calibri" w:hAnsi="Calibri" w:eastAsia="Calibri"/>
+          <w:b w:val="0"/>
+          <w:i w:val="0"/>
+          <w:color w:val="2D2D2D"/>
+          <w:sz w:val="22"/>
+        </w:rPr>
+        <w:t>Random Forest is the model that ships because it won or tied Weeks 2 and 3 on this schema and because a Pipeline of trees serialises cleanly. Hyperparameters are not copied from Week 3. They are re-searched on this week's 640-row training split, scoring F1 under stratified 5-fold CV.</w:t>
+      </w:r>
+    </w:p>
+    <w:p>
+      <w:pPr>
+        <w:spacing w:before="200" w:after="160" w:line="276" w:lineRule="auto"/>
+      </w:pPr>
+      <w:r>
+        <w:rPr>
+          <w:rFonts w:ascii="Calibri" w:hAnsi="Calibri" w:eastAsia="Calibri"/>
+          <w:b/>
+          <w:i w:val="0"/>
+          <w:color w:val="1F4E79"/>
+          <w:sz w:val="26"/>
+        </w:rPr>
+        <w:t>5.1 What each hyperparameter does</w:t>
+      </w:r>
+    </w:p>
+    <w:p>
+      <w:pPr>
+        <w:pStyle w:val="ListBullet"/>
+        <w:spacing w:before="0" w:after="80" w:line="276" w:lineRule="auto"/>
+      </w:pPr>
+      <w:r>
+        <w:rPr>
+          <w:rFonts w:ascii="Calibri" w:hAnsi="Calibri" w:eastAsia="Calibri"/>
+          <w:b w:val="0"/>
+          <w:i w:val="0"/>
+          <w:color w:val="2D2D2D"/>
+          <w:sz w:val="22"/>
+        </w:rPr>
+        <w:t>n_estimators {150, 300} — number of trees. 300 costs a larger Joblib file (see §6) but averages more.</w:t>
+      </w:r>
+    </w:p>
+    <w:p>
+      <w:pPr>
+        <w:pStyle w:val="ListBullet"/>
+        <w:spacing w:before="0" w:after="80" w:line="276" w:lineRule="auto"/>
+      </w:pPr>
+      <w:r>
+        <w:rPr>
+          <w:rFonts w:ascii="Calibri" w:hAnsi="Calibri" w:eastAsia="Calibri"/>
+          <w:b w:val="0"/>
+          <w:i w:val="0"/>
+          <w:color w:val="2D2D2D"/>
+          <w:sz w:val="22"/>
+        </w:rPr>
+        <w:t>max_depth {6, 10, None} — 6 is the Week 2 default (regularised); None lets trees grow until leaves are pure.</w:t>
+      </w:r>
+    </w:p>
+    <w:p>
+      <w:pPr>
+        <w:pStyle w:val="ListBullet"/>
+        <w:spacing w:before="0" w:after="80" w:line="276" w:lineRule="auto"/>
+      </w:pPr>
+      <w:r>
+        <w:rPr>
+          <w:rFonts w:ascii="Calibri" w:hAnsi="Calibri" w:eastAsia="Calibri"/>
+          <w:b w:val="0"/>
+          <w:i w:val="0"/>
+          <w:color w:val="2D2D2D"/>
+          <w:sz w:val="22"/>
+        </w:rPr>
+        <w:t>min_samples_split {2, 6} — 2 is unrestricted splits; 6 is mild regularisation.</w:t>
+      </w:r>
+    </w:p>
+    <w:p>
+      <w:pPr>
+        <w:pStyle w:val="ListBullet"/>
+        <w:spacing w:before="0" w:after="80" w:line="276" w:lineRule="auto"/>
+      </w:pPr>
+      <w:r>
+        <w:rPr>
+          <w:rFonts w:ascii="Calibri" w:hAnsi="Calibri" w:eastAsia="Calibri"/>
+          <w:b w:val="0"/>
+          <w:i w:val="0"/>
+          <w:color w:val="2D2D2D"/>
+          <w:sz w:val="22"/>
+        </w:rPr>
+        <w:t>max_features {sqrt} — classification default, held fixed so the grid stays 2×3×2×1 = 12 configurations × 5 folds = 60 fits.</w:t>
+      </w:r>
+    </w:p>
+    <w:p>
+      <w:pPr>
+        <w:spacing w:before="0" w:after="160" w:line="276" w:lineRule="auto"/>
+        <w:jc w:val="both"/>
+      </w:pPr>
+      <w:r>
+        <w:rPr>
+          <w:rFonts w:ascii="Calibri" w:hAnsi="Calibri" w:eastAsia="Calibri"/>
+          <w:b w:val="0"/>
+          <w:i w:val="0"/>
+          <w:color w:val="2D2D2D"/>
+          <w:sz w:val="22"/>
+        </w:rPr>
+        <w:t>F1 is the scoring key because accuracy would have selected a Stay-always behaviour. The 160-row test set is locked until the search finishes.</w:t>
+      </w:r>
+    </w:p>
+    <w:p>
+      <w:pPr>
+        <w:spacing w:before="160" w:after="80" w:line="276" w:lineRule="auto"/>
+      </w:pPr>
+      <w:r>
+        <w:rPr>
+          <w:rFonts w:ascii="Calibri" w:hAnsi="Calibri" w:eastAsia="Calibri"/>
+          <w:b w:val="0"/>
+          <w:i/>
+          <w:color w:val="555555"/>
+          <w:sz w:val="20"/>
+        </w:rPr>
+        <w:t>Table 5. GridSearchCV on the deployed Pipeline</w:t>
+      </w:r>
+    </w:p>
+    <w:tbl>
+      <w:tblPr>
+        <w:tblW w:type="auto" w:w="0"/>
+        <w:jc w:val="center"/>
+        <w:tblLayout w:type="autofit"/>
+        <w:tblLook w:firstColumn="1" w:firstRow="1" w:lastColumn="0" w:lastRow="0" w:noHBand="0" w:noVBand="1" w:val="04A0"/>
+      </w:tblPr>
+      <w:tblGrid>
+        <w:gridCol w:w="2353"/>
+        <w:gridCol w:w="2353"/>
+        <w:gridCol w:w="2353"/>
+        <w:gridCol w:w="2353"/>
+      </w:tblGrid>
+      <w:tr>
+        <w:tc>
+          <w:tcPr>
+            <w:tcW w:type="dxa" w:w="2353"/>
+            <w:shd w:fill="1F4E79" w:val="clear"/>
+            <w:tcBorders>
+              <w:top w:val="single" w:sz="4" w:space="0" w:color="1F4E79"/>
+              <w:left w:val="single" w:sz="4" w:space="0" w:color="1F4E79"/>
+              <w:bottom w:val="single" w:sz="4" w:space="0" w:color="1F4E79"/>
+              <w:right w:val="single" w:sz="4" w:space="0" w:color="1F4E79"/>
+            </w:tcBorders>
+          </w:tcPr>
+          <w:p>
+            <w:pPr>
+              <w:jc w:val="center"/>
+            </w:pPr>
+            <w:r/>
+            <w:r>
+              <w:rPr>
+                <w:rFonts w:ascii="Calibri" w:hAnsi="Calibri" w:eastAsia="Calibri"/>
+                <w:b/>
+                <w:i w:val="0"/>
+                <w:color w:val="FFFFFF"/>
+                <w:sz w:val="20"/>
+              </w:rPr>
+              <w:t>Hyperparameter</w:t>
+            </w:r>
+          </w:p>
+        </w:tc>
+        <w:tc>
+          <w:tcPr>
+            <w:tcW w:type="dxa" w:w="2353"/>
+            <w:shd w:fill="1F4E79" w:val="clear"/>
+            <w:tcBorders>
+              <w:top w:val="single" w:sz="4" w:space="0" w:color="1F4E79"/>
+              <w:left w:val="single" w:sz="4" w:space="0" w:color="1F4E79"/>
+              <w:bottom w:val="single" w:sz="4" w:space="0" w:color="1F4E79"/>
+              <w:right w:val="single" w:sz="4" w:space="0" w:color="1F4E79"/>
+            </w:tcBorders>
+          </w:tcPr>
+          <w:p>
+            <w:pPr>
+              <w:jc w:val="center"/>
+            </w:pPr>
+            <w:r/>
+            <w:r>
+              <w:rPr>
+                <w:rFonts w:ascii="Calibri" w:hAnsi="Calibri" w:eastAsia="Calibri"/>
+                <w:b/>
+                <w:i w:val="0"/>
+                <w:color w:val="FFFFFF"/>
+                <w:sz w:val="20"/>
+              </w:rPr>
+              <w:t>Grid</w:t>
+            </w:r>
+          </w:p>
+        </w:tc>
+        <w:tc>
+          <w:tcPr>
+            <w:tcW w:type="dxa" w:w="2353"/>
+            <w:shd w:fill="1F4E79" w:val="clear"/>
+            <w:tcBorders>
+              <w:top w:val="single" w:sz="4" w:space="0" w:color="1F4E79"/>
+              <w:left w:val="single" w:sz="4" w:space="0" w:color="1F4E79"/>
+              <w:bottom w:val="single" w:sz="4" w:space="0" w:color="1F4E79"/>
+              <w:right w:val="single" w:sz="4" w:space="0" w:color="1F4E79"/>
+            </w:tcBorders>
+          </w:tcPr>
+          <w:p>
+            <w:pPr>
+              <w:jc w:val="center"/>
+            </w:pPr>
+            <w:r/>
+            <w:r>
+              <w:rPr>
+                <w:rFonts w:ascii="Calibri" w:hAnsi="Calibri" w:eastAsia="Calibri"/>
+                <w:b/>
+                <w:i w:val="0"/>
+                <w:color w:val="FFFFFF"/>
+                <w:sz w:val="20"/>
+              </w:rPr>
+              <w:t>Winner</w:t>
+            </w:r>
+          </w:p>
+        </w:tc>
+        <w:tc>
+          <w:tcPr>
+            <w:tcW w:type="dxa" w:w="2353"/>
+            <w:shd w:fill="1F4E79" w:val="clear"/>
+            <w:tcBorders>
+              <w:top w:val="single" w:sz="4" w:space="0" w:color="1F4E79"/>
+              <w:left w:val="single" w:sz="4" w:space="0" w:color="1F4E79"/>
+              <w:bottom w:val="single" w:sz="4" w:space="0" w:color="1F4E79"/>
+              <w:right w:val="single" w:sz="4" w:space="0" w:color="1F4E79"/>
+            </w:tcBorders>
+          </w:tcPr>
+          <w:p>
+            <w:pPr>
+              <w:jc w:val="center"/>
+            </w:pPr>
+            <w:r/>
+            <w:r>
+              <w:rPr>
+                <w:rFonts w:ascii="Calibri" w:hAnsi="Calibri" w:eastAsia="Calibri"/>
+                <w:b/>
+                <w:i w:val="0"/>
+                <w:color w:val="FFFFFF"/>
+                <w:sz w:val="20"/>
+              </w:rPr>
+              <w:t>Insight</w:t>
+            </w:r>
+          </w:p>
+        </w:tc>
+      </w:tr>
+      <w:tr>
+        <w:tc>
+          <w:tcPr>
+            <w:tcW w:type="dxa" w:w="2353"/>
+            <w:tcBorders>
+              <w:top w:val="single" w:sz="4" w:space="0" w:color="D0D7DE"/>
+              <w:left w:val="single" w:sz="4" w:space="0" w:color="D0D7DE"/>
+              <w:bottom w:val="single" w:sz="4" w:space="0" w:color="D0D7DE"/>
+              <w:right w:val="single" w:sz="4" w:space="0" w:color="D0D7DE"/>
+            </w:tcBorders>
+          </w:tcPr>
+          <w:p>
+            <w:pPr>
+              <w:jc w:val="left"/>
+            </w:pPr>
+            <w:r/>
+            <w:r>
+              <w:rPr>
+                <w:rFonts w:ascii="Calibri" w:hAnsi="Calibri" w:eastAsia="Calibri"/>
+                <w:b w:val="0"/>
+                <w:i w:val="0"/>
+                <w:color w:val="2D2D2D"/>
+                <w:sz w:val="20"/>
+              </w:rPr>
+              <w:t>n_estimators</w:t>
+            </w:r>
+          </w:p>
+        </w:tc>
+        <w:tc>
+          <w:tcPr>
+            <w:tcW w:type="dxa" w:w="2353"/>
+            <w:tcBorders>
+              <w:top w:val="single" w:sz="4" w:space="0" w:color="D0D7DE"/>
+              <w:left w:val="single" w:sz="4" w:space="0" w:color="D0D7DE"/>
+              <w:bottom w:val="single" w:sz="4" w:space="0" w:color="D0D7DE"/>
+              <w:right w:val="single" w:sz="4" w:space="0" w:color="D0D7DE"/>
+            </w:tcBorders>
+          </w:tcPr>
+          <w:p>
+            <w:pPr>
+              <w:jc w:val="center"/>
+            </w:pPr>
+            <w:r/>
+            <w:r>
+              <w:rPr>
+                <w:rFonts w:ascii="Calibri" w:hAnsi="Calibri" w:eastAsia="Calibri"/>
+                <w:b w:val="0"/>
+                <w:i w:val="0"/>
+                <w:color w:val="2D2D2D"/>
+                <w:sz w:val="20"/>
+              </w:rPr>
+              <w:t>150, 300</w:t>
+            </w:r>
+          </w:p>
+        </w:tc>
+        <w:tc>
+          <w:tcPr>
+            <w:tcW w:type="dxa" w:w="2353"/>
+            <w:tcBorders>
+              <w:top w:val="single" w:sz="4" w:space="0" w:color="D0D7DE"/>
+              <w:left w:val="single" w:sz="4" w:space="0" w:color="D0D7DE"/>
+              <w:bottom w:val="single" w:sz="4" w:space="0" w:color="D0D7DE"/>
+              <w:right w:val="single" w:sz="4" w:space="0" w:color="D0D7DE"/>
+            </w:tcBorders>
+          </w:tcPr>
+          <w:p>
+            <w:pPr>
+              <w:jc w:val="center"/>
+            </w:pPr>
+            <w:r/>
+            <w:r>
+              <w:rPr>
+                <w:rFonts w:ascii="Calibri" w:hAnsi="Calibri" w:eastAsia="Calibri"/>
+                <w:b w:val="0"/>
+                <w:i w:val="0"/>
+                <w:color w:val="2D2D2D"/>
+                <w:sz w:val="20"/>
+              </w:rPr>
+              <w:t>300</w:t>
+            </w:r>
+          </w:p>
+        </w:tc>
+        <w:tc>
+          <w:tcPr>
+            <w:tcW w:type="dxa" w:w="2353"/>
+            <w:tcBorders>
+              <w:top w:val="single" w:sz="4" w:space="0" w:color="D0D7DE"/>
+              <w:left w:val="single" w:sz="4" w:space="0" w:color="D0D7DE"/>
+              <w:bottom w:val="single" w:sz="4" w:space="0" w:color="D0D7DE"/>
+              <w:right w:val="single" w:sz="4" w:space="0" w:color="D0D7DE"/>
+            </w:tcBorders>
+          </w:tcPr>
+          <w:p>
+            <w:pPr>
+              <w:jc w:val="center"/>
+            </w:pPr>
+            <w:r/>
+            <w:r>
+              <w:rPr>
+                <w:rFonts w:ascii="Calibri" w:hAnsi="Calibri" w:eastAsia="Calibri"/>
+                <w:b w:val="0"/>
+                <w:i w:val="0"/>
+                <w:color w:val="2D2D2D"/>
+                <w:sz w:val="20"/>
+              </w:rPr>
+              <w:t>More trees won — extra averaging helped minority-class F1 on the folds</w:t>
+            </w:r>
+          </w:p>
+        </w:tc>
+      </w:tr>
+      <w:tr>
+        <w:tc>
+          <w:tcPr>
+            <w:tcW w:type="dxa" w:w="2353"/>
+            <w:shd w:fill="EAF1F8" w:val="clear"/>
+            <w:tcBorders>
+              <w:top w:val="single" w:sz="4" w:space="0" w:color="D0D7DE"/>
+              <w:left w:val="single" w:sz="4" w:space="0" w:color="D0D7DE"/>
+              <w:bottom w:val="single" w:sz="4" w:space="0" w:color="D0D7DE"/>
+              <w:right w:val="single" w:sz="4" w:space="0" w:color="D0D7DE"/>
+            </w:tcBorders>
+          </w:tcPr>
+          <w:p>
+            <w:pPr>
+              <w:jc w:val="left"/>
+            </w:pPr>
+            <w:r/>
+            <w:r>
+              <w:rPr>
+                <w:rFonts w:ascii="Calibri" w:hAnsi="Calibri" w:eastAsia="Calibri"/>
+                <w:b w:val="0"/>
+                <w:i w:val="0"/>
+                <w:color w:val="2D2D2D"/>
+                <w:sz w:val="20"/>
+              </w:rPr>
+              <w:t>max_depth</w:t>
+            </w:r>
+          </w:p>
+        </w:tc>
+        <w:tc>
+          <w:tcPr>
+            <w:tcW w:type="dxa" w:w="2353"/>
+            <w:shd w:fill="EAF1F8" w:val="clear"/>
+            <w:tcBorders>
+              <w:top w:val="single" w:sz="4" w:space="0" w:color="D0D7DE"/>
+              <w:left w:val="single" w:sz="4" w:space="0" w:color="D0D7DE"/>
+              <w:bottom w:val="single" w:sz="4" w:space="0" w:color="D0D7DE"/>
+              <w:right w:val="single" w:sz="4" w:space="0" w:color="D0D7DE"/>
+            </w:tcBorders>
+          </w:tcPr>
+          <w:p>
+            <w:pPr>
+              <w:jc w:val="center"/>
+            </w:pPr>
+            <w:r/>
+            <w:r>
+              <w:rPr>
+                <w:rFonts w:ascii="Calibri" w:hAnsi="Calibri" w:eastAsia="Calibri"/>
+                <w:b w:val="0"/>
+                <w:i w:val="0"/>
+                <w:color w:val="2D2D2D"/>
+                <w:sz w:val="20"/>
+              </w:rPr>
+              <w:t>6, 10, None</w:t>
+            </w:r>
+          </w:p>
+        </w:tc>
+        <w:tc>
+          <w:tcPr>
+            <w:tcW w:type="dxa" w:w="2353"/>
+            <w:shd w:fill="EAF1F8" w:val="clear"/>
+            <w:tcBorders>
+              <w:top w:val="single" w:sz="4" w:space="0" w:color="D0D7DE"/>
+              <w:left w:val="single" w:sz="4" w:space="0" w:color="D0D7DE"/>
+              <w:bottom w:val="single" w:sz="4" w:space="0" w:color="D0D7DE"/>
+              <w:right w:val="single" w:sz="4" w:space="0" w:color="D0D7DE"/>
+            </w:tcBorders>
+          </w:tcPr>
+          <w:p>
+            <w:pPr>
+              <w:jc w:val="center"/>
+            </w:pPr>
+            <w:r/>
+            <w:r>
+              <w:rPr>
+                <w:rFonts w:ascii="Calibri" w:hAnsi="Calibri" w:eastAsia="Calibri"/>
+                <w:b w:val="0"/>
+                <w:i w:val="0"/>
+                <w:color w:val="2D2D2D"/>
+                <w:sz w:val="20"/>
+              </w:rPr>
+              <w:t>None</w:t>
+            </w:r>
+          </w:p>
+        </w:tc>
+        <w:tc>
+          <w:tcPr>
+            <w:tcW w:type="dxa" w:w="2353"/>
+            <w:shd w:fill="EAF1F8" w:val="clear"/>
+            <w:tcBorders>
+              <w:top w:val="single" w:sz="4" w:space="0" w:color="D0D7DE"/>
+              <w:left w:val="single" w:sz="4" w:space="0" w:color="D0D7DE"/>
+              <w:bottom w:val="single" w:sz="4" w:space="0" w:color="D0D7DE"/>
+              <w:right w:val="single" w:sz="4" w:space="0" w:color="D0D7DE"/>
+            </w:tcBorders>
+          </w:tcPr>
+          <w:p>
+            <w:pPr>
+              <w:jc w:val="center"/>
+            </w:pPr>
+            <w:r/>
+            <w:r>
+              <w:rPr>
+                <w:rFonts w:ascii="Calibri" w:hAnsi="Calibri" w:eastAsia="Calibri"/>
+                <w:b w:val="0"/>
+                <w:i w:val="0"/>
+                <w:color w:val="2D2D2D"/>
+                <w:sz w:val="20"/>
+              </w:rPr>
+              <w:t>Unrestricted depth; 640 rows are enough that the forest wanted more leaf purity</w:t>
+            </w:r>
+          </w:p>
+        </w:tc>
+      </w:tr>
+      <w:tr>
+        <w:tc>
+          <w:tcPr>
+            <w:tcW w:type="dxa" w:w="2353"/>
+            <w:tcBorders>
+              <w:top w:val="single" w:sz="4" w:space="0" w:color="D0D7DE"/>
+              <w:left w:val="single" w:sz="4" w:space="0" w:color="D0D7DE"/>
+              <w:bottom w:val="single" w:sz="4" w:space="0" w:color="D0D7DE"/>
+              <w:right w:val="single" w:sz="4" w:space="0" w:color="D0D7DE"/>
+            </w:tcBorders>
+          </w:tcPr>
+          <w:p>
+            <w:pPr>
+              <w:jc w:val="left"/>
+            </w:pPr>
+            <w:r/>
+            <w:r>
+              <w:rPr>
+                <w:rFonts w:ascii="Calibri" w:hAnsi="Calibri" w:eastAsia="Calibri"/>
+                <w:b w:val="0"/>
+                <w:i w:val="0"/>
+                <w:color w:val="2D2D2D"/>
+                <w:sz w:val="20"/>
+              </w:rPr>
+              <w:t>min_samples_split</w:t>
+            </w:r>
+          </w:p>
+        </w:tc>
+        <w:tc>
+          <w:tcPr>
+            <w:tcW w:type="dxa" w:w="2353"/>
+            <w:tcBorders>
+              <w:top w:val="single" w:sz="4" w:space="0" w:color="D0D7DE"/>
+              <w:left w:val="single" w:sz="4" w:space="0" w:color="D0D7DE"/>
+              <w:bottom w:val="single" w:sz="4" w:space="0" w:color="D0D7DE"/>
+              <w:right w:val="single" w:sz="4" w:space="0" w:color="D0D7DE"/>
+            </w:tcBorders>
+          </w:tcPr>
+          <w:p>
+            <w:pPr>
+              <w:jc w:val="center"/>
+            </w:pPr>
+            <w:r/>
+            <w:r>
+              <w:rPr>
+                <w:rFonts w:ascii="Calibri" w:hAnsi="Calibri" w:eastAsia="Calibri"/>
+                <w:b w:val="0"/>
+                <w:i w:val="0"/>
+                <w:color w:val="2D2D2D"/>
+                <w:sz w:val="20"/>
+              </w:rPr>
+              <w:t>2, 6</w:t>
+            </w:r>
+          </w:p>
+        </w:tc>
+        <w:tc>
+          <w:tcPr>
+            <w:tcW w:type="dxa" w:w="2353"/>
+            <w:tcBorders>
+              <w:top w:val="single" w:sz="4" w:space="0" w:color="D0D7DE"/>
+              <w:left w:val="single" w:sz="4" w:space="0" w:color="D0D7DE"/>
+              <w:bottom w:val="single" w:sz="4" w:space="0" w:color="D0D7DE"/>
+              <w:right w:val="single" w:sz="4" w:space="0" w:color="D0D7DE"/>
+            </w:tcBorders>
+          </w:tcPr>
+          <w:p>
+            <w:pPr>
+              <w:jc w:val="center"/>
+            </w:pPr>
+            <w:r/>
+            <w:r>
+              <w:rPr>
+                <w:rFonts w:ascii="Calibri" w:hAnsi="Calibri" w:eastAsia="Calibri"/>
+                <w:b w:val="0"/>
+                <w:i w:val="0"/>
+                <w:color w:val="2D2D2D"/>
+                <w:sz w:val="20"/>
+              </w:rPr>
+              <w:t>2</w:t>
+            </w:r>
+          </w:p>
+        </w:tc>
+        <w:tc>
+          <w:tcPr>
+            <w:tcW w:type="dxa" w:w="2353"/>
+            <w:tcBorders>
+              <w:top w:val="single" w:sz="4" w:space="0" w:color="D0D7DE"/>
+              <w:left w:val="single" w:sz="4" w:space="0" w:color="D0D7DE"/>
+              <w:bottom w:val="single" w:sz="4" w:space="0" w:color="D0D7DE"/>
+              <w:right w:val="single" w:sz="4" w:space="0" w:color="D0D7DE"/>
+            </w:tcBorders>
+          </w:tcPr>
+          <w:p>
+            <w:pPr>
+              <w:jc w:val="center"/>
+            </w:pPr>
+            <w:r/>
+            <w:r>
+              <w:rPr>
+                <w:rFonts w:ascii="Calibri" w:hAnsi="Calibri" w:eastAsia="Calibri"/>
+                <w:b w:val="0"/>
+                <w:i w:val="0"/>
+                <w:color w:val="2D2D2D"/>
+                <w:sz w:val="20"/>
+              </w:rPr>
+              <w:t>Default; extra regularisation did not lift CV F1</w:t>
+            </w:r>
+          </w:p>
+        </w:tc>
+      </w:tr>
+      <w:tr>
+        <w:tc>
+          <w:tcPr>
+            <w:tcW w:type="dxa" w:w="2353"/>
+            <w:shd w:fill="EAF1F8" w:val="clear"/>
+            <w:tcBorders>
+              <w:top w:val="single" w:sz="4" w:space="0" w:color="D0D7DE"/>
+              <w:left w:val="single" w:sz="4" w:space="0" w:color="D0D7DE"/>
+              <w:bottom w:val="single" w:sz="4" w:space="0" w:color="D0D7DE"/>
+              <w:right w:val="single" w:sz="4" w:space="0" w:color="D0D7DE"/>
+            </w:tcBorders>
+          </w:tcPr>
+          <w:p>
+            <w:pPr>
+              <w:jc w:val="left"/>
+            </w:pPr>
+            <w:r/>
+            <w:r>
+              <w:rPr>
+                <w:rFonts w:ascii="Calibri" w:hAnsi="Calibri" w:eastAsia="Calibri"/>
+                <w:b w:val="0"/>
+                <w:i w:val="0"/>
+                <w:color w:val="2D2D2D"/>
+                <w:sz w:val="20"/>
+              </w:rPr>
+              <w:t>max_features</w:t>
+            </w:r>
+          </w:p>
+        </w:tc>
+        <w:tc>
+          <w:tcPr>
+            <w:tcW w:type="dxa" w:w="2353"/>
+            <w:shd w:fill="EAF1F8" w:val="clear"/>
+            <w:tcBorders>
+              <w:top w:val="single" w:sz="4" w:space="0" w:color="D0D7DE"/>
+              <w:left w:val="single" w:sz="4" w:space="0" w:color="D0D7DE"/>
+              <w:bottom w:val="single" w:sz="4" w:space="0" w:color="D0D7DE"/>
+              <w:right w:val="single" w:sz="4" w:space="0" w:color="D0D7DE"/>
+            </w:tcBorders>
+          </w:tcPr>
+          <w:p>
+            <w:pPr>
+              <w:jc w:val="center"/>
+            </w:pPr>
+            <w:r/>
+            <w:r>
+              <w:rPr>
+                <w:rFonts w:ascii="Calibri" w:hAnsi="Calibri" w:eastAsia="Calibri"/>
+                <w:b w:val="0"/>
+                <w:i w:val="0"/>
+                <w:color w:val="2D2D2D"/>
+                <w:sz w:val="20"/>
+              </w:rPr>
+              <w:t>sqrt</w:t>
+            </w:r>
+          </w:p>
+        </w:tc>
+        <w:tc>
+          <w:tcPr>
+            <w:tcW w:type="dxa" w:w="2353"/>
+            <w:shd w:fill="EAF1F8" w:val="clear"/>
+            <w:tcBorders>
+              <w:top w:val="single" w:sz="4" w:space="0" w:color="D0D7DE"/>
+              <w:left w:val="single" w:sz="4" w:space="0" w:color="D0D7DE"/>
+              <w:bottom w:val="single" w:sz="4" w:space="0" w:color="D0D7DE"/>
+              <w:right w:val="single" w:sz="4" w:space="0" w:color="D0D7DE"/>
+            </w:tcBorders>
+          </w:tcPr>
+          <w:p>
+            <w:pPr>
+              <w:jc w:val="center"/>
+            </w:pPr>
+            <w:r/>
+            <w:r>
+              <w:rPr>
+                <w:rFonts w:ascii="Calibri" w:hAnsi="Calibri" w:eastAsia="Calibri"/>
+                <w:b w:val="0"/>
+                <w:i w:val="0"/>
+                <w:color w:val="2D2D2D"/>
+                <w:sz w:val="20"/>
+              </w:rPr>
+              <w:t>sqrt</w:t>
+            </w:r>
+          </w:p>
+        </w:tc>
+        <w:tc>
+          <w:tcPr>
+            <w:tcW w:type="dxa" w:w="2353"/>
+            <w:shd w:fill="EAF1F8" w:val="clear"/>
+            <w:tcBorders>
+              <w:top w:val="single" w:sz="4" w:space="0" w:color="D0D7DE"/>
+              <w:left w:val="single" w:sz="4" w:space="0" w:color="D0D7DE"/>
+              <w:bottom w:val="single" w:sz="4" w:space="0" w:color="D0D7DE"/>
+              <w:right w:val="single" w:sz="4" w:space="0" w:color="D0D7DE"/>
+            </w:tcBorders>
+          </w:tcPr>
+          <w:p>
+            <w:pPr>
+              <w:jc w:val="center"/>
+            </w:pPr>
+            <w:r/>
+            <w:r>
+              <w:rPr>
+                <w:rFonts w:ascii="Calibri" w:hAnsi="Calibri" w:eastAsia="Calibri"/>
+                <w:b w:val="0"/>
+                <w:i w:val="0"/>
+                <w:color w:val="2D2D2D"/>
+                <w:sz w:val="20"/>
+              </w:rPr>
+              <w:t>Held constant</w:t>
+            </w:r>
+          </w:p>
+        </w:tc>
+      </w:tr>
+      <w:tr>
+        <w:tc>
+          <w:tcPr>
+            <w:tcW w:type="dxa" w:w="2353"/>
+            <w:tcBorders>
+              <w:top w:val="single" w:sz="4" w:space="0" w:color="D0D7DE"/>
+              <w:left w:val="single" w:sz="4" w:space="0" w:color="D0D7DE"/>
+              <w:bottom w:val="single" w:sz="4" w:space="0" w:color="D0D7DE"/>
+              <w:right w:val="single" w:sz="4" w:space="0" w:color="D0D7DE"/>
+            </w:tcBorders>
+          </w:tcPr>
+          <w:p>
+            <w:pPr>
+              <w:jc w:val="left"/>
+            </w:pPr>
+            <w:r/>
+            <w:r>
+              <w:rPr>
+                <w:rFonts w:ascii="Calibri" w:hAnsi="Calibri" w:eastAsia="Calibri"/>
+                <w:b w:val="0"/>
+                <w:i w:val="0"/>
+                <w:color w:val="2D2D2D"/>
+                <w:sz w:val="20"/>
+              </w:rPr>
+              <w:t>Best CV F1</w:t>
+            </w:r>
+          </w:p>
+        </w:tc>
+        <w:tc>
+          <w:tcPr>
+            <w:tcW w:type="dxa" w:w="2353"/>
+            <w:tcBorders>
+              <w:top w:val="single" w:sz="4" w:space="0" w:color="D0D7DE"/>
+              <w:left w:val="single" w:sz="4" w:space="0" w:color="D0D7DE"/>
+              <w:bottom w:val="single" w:sz="4" w:space="0" w:color="D0D7DE"/>
+              <w:right w:val="single" w:sz="4" w:space="0" w:color="D0D7DE"/>
+            </w:tcBorders>
+          </w:tcPr>
+          <w:p>
+            <w:pPr>
+              <w:jc w:val="center"/>
+            </w:pPr>
+            <w:r/>
+            <w:r>
+              <w:rPr>
+                <w:rFonts w:ascii="Calibri" w:hAnsi="Calibri" w:eastAsia="Calibri"/>
+                <w:b w:val="0"/>
+                <w:i w:val="0"/>
+                <w:color w:val="2D2D2D"/>
+                <w:sz w:val="20"/>
+              </w:rPr>
+              <w:t>—</w:t>
+            </w:r>
+          </w:p>
+        </w:tc>
+        <w:tc>
+          <w:tcPr>
+            <w:tcW w:type="dxa" w:w="2353"/>
+            <w:tcBorders>
+              <w:top w:val="single" w:sz="4" w:space="0" w:color="D0D7DE"/>
+              <w:left w:val="single" w:sz="4" w:space="0" w:color="D0D7DE"/>
+              <w:bottom w:val="single" w:sz="4" w:space="0" w:color="D0D7DE"/>
+              <w:right w:val="single" w:sz="4" w:space="0" w:color="D0D7DE"/>
+            </w:tcBorders>
+          </w:tcPr>
+          <w:p>
+            <w:pPr>
+              <w:jc w:val="center"/>
+            </w:pPr>
+            <w:r/>
+            <w:r>
+              <w:rPr>
+                <w:rFonts w:ascii="Calibri" w:hAnsi="Calibri" w:eastAsia="Calibri"/>
+                <w:b w:val="0"/>
+                <w:i w:val="0"/>
+                <w:color w:val="2D2D2D"/>
+                <w:sz w:val="20"/>
+              </w:rPr>
+              <w:t>25.5%</w:t>
+            </w:r>
+          </w:p>
+        </w:tc>
+        <w:tc>
+          <w:tcPr>
+            <w:tcW w:type="dxa" w:w="2353"/>
+            <w:tcBorders>
+              <w:top w:val="single" w:sz="4" w:space="0" w:color="D0D7DE"/>
+              <w:left w:val="single" w:sz="4" w:space="0" w:color="D0D7DE"/>
+              <w:bottom w:val="single" w:sz="4" w:space="0" w:color="D0D7DE"/>
+              <w:right w:val="single" w:sz="4" w:space="0" w:color="D0D7DE"/>
+            </w:tcBorders>
+          </w:tcPr>
+          <w:p>
+            <w:pPr>
+              <w:jc w:val="center"/>
+            </w:pPr>
+            <w:r/>
+            <w:r>
+              <w:rPr>
+                <w:rFonts w:ascii="Calibri" w:hAnsi="Calibri" w:eastAsia="Calibri"/>
+                <w:b w:val="0"/>
+                <w:i w:val="0"/>
+                <w:color w:val="2D2D2D"/>
+                <w:sz w:val="20"/>
+              </w:rPr>
+              <w:t>Train-fold score, not the test number</w:t>
+            </w:r>
+          </w:p>
+        </w:tc>
+      </w:tr>
+    </w:tbl>
+    <w:p/>
+    <w:p>
+      <w:pPr>
+        <w:spacing w:before="0" w:after="160" w:line="276" w:lineRule="auto"/>
+        <w:jc w:val="both"/>
+      </w:pPr>
+      <w:r>
+        <w:rPr>
+          <w:rFonts w:ascii="Calibri" w:hAnsi="Calibri" w:eastAsia="Calibri"/>
+          <w:b w:val="0"/>
+          <w:i w:val="0"/>
+          <w:color w:val="2D2D2D"/>
+          <w:sz w:val="22"/>
+        </w:rPr>
+        <w:t>CV F1 of 25.5% looks low next to 78.8% accuracy. That is the point of the metric: the leave class is 24.4% of the file, noisy, and hard. A 25% CV F1 is a model that has some ranking skill (confirmed by ROC-AUC below) but should not be blindly trusted at a 0.5 cutoff — which is why the API returns a probability and a band, not only Yes/No.</w:t>
+      </w:r>
+    </w:p>
+    <w:p>
+      <w:pPr>
+        <w:spacing w:before="200" w:after="160" w:line="276" w:lineRule="auto"/>
+      </w:pPr>
+      <w:r>
+        <w:rPr>
+          <w:rFonts w:ascii="Calibri" w:hAnsi="Calibri" w:eastAsia="Calibri"/>
+          <w:b/>
+          <w:i w:val="0"/>
+          <w:color w:val="1F4E79"/>
+          <w:sz w:val="26"/>
+        </w:rPr>
+        <w:t>5.2 Hold-out test, worked from the confusion matrix</w:t>
+      </w:r>
+    </w:p>
+    <w:p>
+      <w:pPr>
+        <w:spacing w:before="0" w:after="160" w:line="276" w:lineRule="auto"/>
+        <w:jc w:val="both"/>
+      </w:pPr>
+      <w:r>
+        <w:rPr>
+          <w:rFonts w:ascii="Calibri" w:hAnsi="Calibri" w:eastAsia="Calibri"/>
+          <w:b w:val="0"/>
+          <w:i w:val="0"/>
+          <w:color w:val="2D2D2D"/>
+          <w:sz w:val="22"/>
+        </w:rPr>
+        <w:t>The 160-row test set produced TN=116, FP=5, FN=29, TP=10.</w:t>
+      </w:r>
+    </w:p>
+    <w:p>
+      <w:pPr>
+        <w:spacing w:before="80" w:after="160" w:line="259" w:lineRule="auto"/>
+        <w:shd w:fill="F4F6F8" w:val="clear"/>
+      </w:pPr>
+      <w:r>
+        <w:rPr>
+          <w:rFonts w:ascii="Consolas" w:hAnsi="Consolas" w:eastAsia="Consolas"/>
+          <w:b w:val="0"/>
+          <w:i w:val="0"/>
+          <w:color w:val="1E1E1E"/>
+          <w:sz w:val="18"/>
+        </w:rPr>
+        <w:t>accuracy  = (TP+TN)/n      = (10+116)/160 = 78.8%</w:t>
+        <w:br/>
+        <w:t>precision = TP/(TP+FP)     = 10/(10+5)      = 66.7%</w:t>
+        <w:br/>
+        <w:t>recall    = TP/(TP+FN)     = 10/(10+29)     = 25.6%</w:t>
+        <w:br/>
+        <w:t>F1        = 2PR/(P+R)      = 37.0%</w:t>
+        <w:br/>
+        <w:t>ROC-AUC   = ranking skill  = 0.738</w:t>
+      </w:r>
+    </w:p>
+    <w:p>
+      <w:pPr>
+        <w:spacing w:before="160" w:after="80" w:line="276" w:lineRule="auto"/>
+      </w:pPr>
+      <w:r>
+        <w:rPr>
+          <w:rFonts w:ascii="Calibri" w:hAnsi="Calibri" w:eastAsia="Calibri"/>
+          <w:b w:val="0"/>
+          <w:i/>
+          <w:color w:val="555555"/>
+          <w:sz w:val="20"/>
+        </w:rPr>
+        <w:t>Table 6. Test metrics of the serialised Pipeline</w:t>
+      </w:r>
+    </w:p>
+    <w:tbl>
+      <w:tblPr>
+        <w:tblW w:type="auto" w:w="0"/>
+        <w:jc w:val="center"/>
+        <w:tblLayout w:type="autofit"/>
+        <w:tblLook w:firstColumn="1" w:firstRow="1" w:lastColumn="0" w:lastRow="0" w:noHBand="0" w:noVBand="1" w:val="04A0"/>
+      </w:tblPr>
+      <w:tblGrid>
+        <w:gridCol w:w="3137"/>
+        <w:gridCol w:w="3137"/>
+        <w:gridCol w:w="3137"/>
+      </w:tblGrid>
+      <w:tr>
+        <w:tc>
+          <w:tcPr>
+            <w:tcW w:type="dxa" w:w="3137"/>
+            <w:shd w:fill="1F4E79" w:val="clear"/>
+            <w:tcBorders>
+              <w:top w:val="single" w:sz="4" w:space="0" w:color="1F4E79"/>
+              <w:left w:val="single" w:sz="4" w:space="0" w:color="1F4E79"/>
+              <w:bottom w:val="single" w:sz="4" w:space="0" w:color="1F4E79"/>
+              <w:right w:val="single" w:sz="4" w:space="0" w:color="1F4E79"/>
+            </w:tcBorders>
+          </w:tcPr>
+          <w:p>
+            <w:pPr>
+              <w:jc w:val="center"/>
+            </w:pPr>
+            <w:r/>
+            <w:r>
+              <w:rPr>
+                <w:rFonts w:ascii="Calibri" w:hAnsi="Calibri" w:eastAsia="Calibri"/>
+                <w:b/>
+                <w:i w:val="0"/>
+                <w:color w:val="FFFFFF"/>
+                <w:sz w:val="20"/>
+              </w:rPr>
+              <w:t>Metric</w:t>
+            </w:r>
+          </w:p>
+        </w:tc>
+        <w:tc>
+          <w:tcPr>
+            <w:tcW w:type="dxa" w:w="3137"/>
+            <w:shd w:fill="1F4E79" w:val="clear"/>
+            <w:tcBorders>
+              <w:top w:val="single" w:sz="4" w:space="0" w:color="1F4E79"/>
+              <w:left w:val="single" w:sz="4" w:space="0" w:color="1F4E79"/>
+              <w:bottom w:val="single" w:sz="4" w:space="0" w:color="1F4E79"/>
+              <w:right w:val="single" w:sz="4" w:space="0" w:color="1F4E79"/>
+            </w:tcBorders>
+          </w:tcPr>
+          <w:p>
+            <w:pPr>
+              <w:jc w:val="center"/>
+            </w:pPr>
+            <w:r/>
+            <w:r>
+              <w:rPr>
+                <w:rFonts w:ascii="Calibri" w:hAnsi="Calibri" w:eastAsia="Calibri"/>
+                <w:b/>
+                <w:i w:val="0"/>
+                <w:color w:val="FFFFFF"/>
+                <w:sz w:val="20"/>
+              </w:rPr>
+              <w:t>Hold-out</w:t>
+            </w:r>
+          </w:p>
+        </w:tc>
+        <w:tc>
+          <w:tcPr>
+            <w:tcW w:type="dxa" w:w="3137"/>
+            <w:shd w:fill="1F4E79" w:val="clear"/>
+            <w:tcBorders>
+              <w:top w:val="single" w:sz="4" w:space="0" w:color="1F4E79"/>
+              <w:left w:val="single" w:sz="4" w:space="0" w:color="1F4E79"/>
+              <w:bottom w:val="single" w:sz="4" w:space="0" w:color="1F4E79"/>
+              <w:right w:val="single" w:sz="4" w:space="0" w:color="1F4E79"/>
+            </w:tcBorders>
+          </w:tcPr>
+          <w:p>
+            <w:pPr>
+              <w:jc w:val="center"/>
+            </w:pPr>
+            <w:r/>
+            <w:r>
+              <w:rPr>
+                <w:rFonts w:ascii="Calibri" w:hAnsi="Calibri" w:eastAsia="Calibri"/>
+                <w:b/>
+                <w:i w:val="0"/>
+                <w:color w:val="FFFFFF"/>
+                <w:sz w:val="20"/>
+              </w:rPr>
+              <w:t>What it means for HR</w:t>
+            </w:r>
+          </w:p>
+        </w:tc>
+      </w:tr>
+      <w:tr>
+        <w:tc>
+          <w:tcPr>
+            <w:tcW w:type="dxa" w:w="3137"/>
+            <w:tcBorders>
+              <w:top w:val="single" w:sz="4" w:space="0" w:color="D0D7DE"/>
+              <w:left w:val="single" w:sz="4" w:space="0" w:color="D0D7DE"/>
+              <w:bottom w:val="single" w:sz="4" w:space="0" w:color="D0D7DE"/>
+              <w:right w:val="single" w:sz="4" w:space="0" w:color="D0D7DE"/>
+            </w:tcBorders>
+          </w:tcPr>
+          <w:p>
+            <w:pPr>
+              <w:jc w:val="left"/>
+            </w:pPr>
+            <w:r/>
+            <w:r>
+              <w:rPr>
+                <w:rFonts w:ascii="Calibri" w:hAnsi="Calibri" w:eastAsia="Calibri"/>
+                <w:b w:val="0"/>
+                <w:i w:val="0"/>
+                <w:color w:val="2D2D2D"/>
+                <w:sz w:val="20"/>
+              </w:rPr>
+              <w:t>Accuracy</w:t>
+            </w:r>
+          </w:p>
+        </w:tc>
+        <w:tc>
+          <w:tcPr>
+            <w:tcW w:type="dxa" w:w="3137"/>
+            <w:tcBorders>
+              <w:top w:val="single" w:sz="4" w:space="0" w:color="D0D7DE"/>
+              <w:left w:val="single" w:sz="4" w:space="0" w:color="D0D7DE"/>
+              <w:bottom w:val="single" w:sz="4" w:space="0" w:color="D0D7DE"/>
+              <w:right w:val="single" w:sz="4" w:space="0" w:color="D0D7DE"/>
+            </w:tcBorders>
+          </w:tcPr>
+          <w:p>
+            <w:pPr>
+              <w:jc w:val="center"/>
+            </w:pPr>
+            <w:r/>
+            <w:r>
+              <w:rPr>
+                <w:rFonts w:ascii="Calibri" w:hAnsi="Calibri" w:eastAsia="Calibri"/>
+                <w:b w:val="0"/>
+                <w:i w:val="0"/>
+                <w:color w:val="2D2D2D"/>
+                <w:sz w:val="20"/>
+              </w:rPr>
+              <w:t>78.8%</w:t>
+            </w:r>
+          </w:p>
+        </w:tc>
+        <w:tc>
+          <w:tcPr>
+            <w:tcW w:type="dxa" w:w="3137"/>
+            <w:tcBorders>
+              <w:top w:val="single" w:sz="4" w:space="0" w:color="D0D7DE"/>
+              <w:left w:val="single" w:sz="4" w:space="0" w:color="D0D7DE"/>
+              <w:bottom w:val="single" w:sz="4" w:space="0" w:color="D0D7DE"/>
+              <w:right w:val="single" w:sz="4" w:space="0" w:color="D0D7DE"/>
+            </w:tcBorders>
+          </w:tcPr>
+          <w:p>
+            <w:pPr>
+              <w:jc w:val="center"/>
+            </w:pPr>
+            <w:r/>
+            <w:r>
+              <w:rPr>
+                <w:rFonts w:ascii="Calibri" w:hAnsi="Calibri" w:eastAsia="Calibri"/>
+                <w:b w:val="0"/>
+                <w:i w:val="0"/>
+                <w:color w:val="2D2D2D"/>
+                <w:sz w:val="20"/>
+              </w:rPr>
+              <w:t>Looks strong, but a Stay-always dummy already gets ~75.6%</w:t>
+            </w:r>
+          </w:p>
+        </w:tc>
+      </w:tr>
+      <w:tr>
+        <w:tc>
+          <w:tcPr>
+            <w:tcW w:type="dxa" w:w="3137"/>
+            <w:shd w:fill="EAF1F8" w:val="clear"/>
+            <w:tcBorders>
+              <w:top w:val="single" w:sz="4" w:space="0" w:color="D0D7DE"/>
+              <w:left w:val="single" w:sz="4" w:space="0" w:color="D0D7DE"/>
+              <w:bottom w:val="single" w:sz="4" w:space="0" w:color="D0D7DE"/>
+              <w:right w:val="single" w:sz="4" w:space="0" w:color="D0D7DE"/>
+            </w:tcBorders>
+          </w:tcPr>
+          <w:p>
+            <w:pPr>
+              <w:jc w:val="left"/>
+            </w:pPr>
+            <w:r/>
+            <w:r>
+              <w:rPr>
+                <w:rFonts w:ascii="Calibri" w:hAnsi="Calibri" w:eastAsia="Calibri"/>
+                <w:b w:val="0"/>
+                <w:i w:val="0"/>
+                <w:color w:val="2D2D2D"/>
+                <w:sz w:val="20"/>
+              </w:rPr>
+              <w:t>Precision (leave)</w:t>
+            </w:r>
+          </w:p>
+        </w:tc>
+        <w:tc>
+          <w:tcPr>
+            <w:tcW w:type="dxa" w:w="3137"/>
+            <w:shd w:fill="EAF1F8" w:val="clear"/>
+            <w:tcBorders>
+              <w:top w:val="single" w:sz="4" w:space="0" w:color="D0D7DE"/>
+              <w:left w:val="single" w:sz="4" w:space="0" w:color="D0D7DE"/>
+              <w:bottom w:val="single" w:sz="4" w:space="0" w:color="D0D7DE"/>
+              <w:right w:val="single" w:sz="4" w:space="0" w:color="D0D7DE"/>
+            </w:tcBorders>
+          </w:tcPr>
+          <w:p>
+            <w:pPr>
+              <w:jc w:val="center"/>
+            </w:pPr>
+            <w:r/>
+            <w:r>
+              <w:rPr>
+                <w:rFonts w:ascii="Calibri" w:hAnsi="Calibri" w:eastAsia="Calibri"/>
+                <w:b w:val="0"/>
+                <w:i w:val="0"/>
+                <w:color w:val="2D2D2D"/>
+                <w:sz w:val="20"/>
+              </w:rPr>
+              <w:t>66.7%</w:t>
+            </w:r>
+          </w:p>
+        </w:tc>
+        <w:tc>
+          <w:tcPr>
+            <w:tcW w:type="dxa" w:w="3137"/>
+            <w:shd w:fill="EAF1F8" w:val="clear"/>
+            <w:tcBorders>
+              <w:top w:val="single" w:sz="4" w:space="0" w:color="D0D7DE"/>
+              <w:left w:val="single" w:sz="4" w:space="0" w:color="D0D7DE"/>
+              <w:bottom w:val="single" w:sz="4" w:space="0" w:color="D0D7DE"/>
+              <w:right w:val="single" w:sz="4" w:space="0" w:color="D0D7DE"/>
+            </w:tcBorders>
+          </w:tcPr>
+          <w:p>
+            <w:pPr>
+              <w:jc w:val="center"/>
+            </w:pPr>
+            <w:r/>
+            <w:r>
+              <w:rPr>
+                <w:rFonts w:ascii="Calibri" w:hAnsi="Calibri" w:eastAsia="Calibri"/>
+                <w:b w:val="0"/>
+                <w:i w:val="0"/>
+                <w:color w:val="2D2D2D"/>
+                <w:sz w:val="20"/>
+              </w:rPr>
+              <w:t>Of 15 flagged people, 10 really left — 5 wasted conversations</w:t>
+            </w:r>
+          </w:p>
+        </w:tc>
+      </w:tr>
+      <w:tr>
+        <w:tc>
+          <w:tcPr>
+            <w:tcW w:type="dxa" w:w="3137"/>
+            <w:tcBorders>
+              <w:top w:val="single" w:sz="4" w:space="0" w:color="D0D7DE"/>
+              <w:left w:val="single" w:sz="4" w:space="0" w:color="D0D7DE"/>
+              <w:bottom w:val="single" w:sz="4" w:space="0" w:color="D0D7DE"/>
+              <w:right w:val="single" w:sz="4" w:space="0" w:color="D0D7DE"/>
+            </w:tcBorders>
+          </w:tcPr>
+          <w:p>
+            <w:pPr>
+              <w:jc w:val="left"/>
+            </w:pPr>
+            <w:r/>
+            <w:r>
+              <w:rPr>
+                <w:rFonts w:ascii="Calibri" w:hAnsi="Calibri" w:eastAsia="Calibri"/>
+                <w:b w:val="0"/>
+                <w:i w:val="0"/>
+                <w:color w:val="2D2D2D"/>
+                <w:sz w:val="20"/>
+              </w:rPr>
+              <w:t>Recall (leave)</w:t>
+            </w:r>
+          </w:p>
+        </w:tc>
+        <w:tc>
+          <w:tcPr>
+            <w:tcW w:type="dxa" w:w="3137"/>
+            <w:tcBorders>
+              <w:top w:val="single" w:sz="4" w:space="0" w:color="D0D7DE"/>
+              <w:left w:val="single" w:sz="4" w:space="0" w:color="D0D7DE"/>
+              <w:bottom w:val="single" w:sz="4" w:space="0" w:color="D0D7DE"/>
+              <w:right w:val="single" w:sz="4" w:space="0" w:color="D0D7DE"/>
+            </w:tcBorders>
+          </w:tcPr>
+          <w:p>
+            <w:pPr>
+              <w:jc w:val="center"/>
+            </w:pPr>
+            <w:r/>
+            <w:r>
+              <w:rPr>
+                <w:rFonts w:ascii="Calibri" w:hAnsi="Calibri" w:eastAsia="Calibri"/>
+                <w:b w:val="0"/>
+                <w:i w:val="0"/>
+                <w:color w:val="2D2D2D"/>
+                <w:sz w:val="20"/>
+              </w:rPr>
+              <w:t>25.6%</w:t>
+            </w:r>
+          </w:p>
+        </w:tc>
+        <w:tc>
+          <w:tcPr>
+            <w:tcW w:type="dxa" w:w="3137"/>
+            <w:tcBorders>
+              <w:top w:val="single" w:sz="4" w:space="0" w:color="D0D7DE"/>
+              <w:left w:val="single" w:sz="4" w:space="0" w:color="D0D7DE"/>
+              <w:bottom w:val="single" w:sz="4" w:space="0" w:color="D0D7DE"/>
+              <w:right w:val="single" w:sz="4" w:space="0" w:color="D0D7DE"/>
+            </w:tcBorders>
+          </w:tcPr>
+          <w:p>
+            <w:pPr>
+              <w:jc w:val="center"/>
+            </w:pPr>
+            <w:r/>
+            <w:r>
+              <w:rPr>
+                <w:rFonts w:ascii="Calibri" w:hAnsi="Calibri" w:eastAsia="Calibri"/>
+                <w:b w:val="0"/>
+                <w:i w:val="0"/>
+                <w:color w:val="2D2D2D"/>
+                <w:sz w:val="20"/>
+              </w:rPr>
+              <w:t>Of 39 real leavers, 29 were missed at threshold 0.5</w:t>
+            </w:r>
+          </w:p>
+        </w:tc>
+      </w:tr>
+      <w:tr>
+        <w:tc>
+          <w:tcPr>
+            <w:tcW w:type="dxa" w:w="3137"/>
+            <w:shd w:fill="EAF1F8" w:val="clear"/>
+            <w:tcBorders>
+              <w:top w:val="single" w:sz="4" w:space="0" w:color="D0D7DE"/>
+              <w:left w:val="single" w:sz="4" w:space="0" w:color="D0D7DE"/>
+              <w:bottom w:val="single" w:sz="4" w:space="0" w:color="D0D7DE"/>
+              <w:right w:val="single" w:sz="4" w:space="0" w:color="D0D7DE"/>
+            </w:tcBorders>
+          </w:tcPr>
+          <w:p>
+            <w:pPr>
+              <w:jc w:val="left"/>
+            </w:pPr>
+            <w:r/>
+            <w:r>
+              <w:rPr>
+                <w:rFonts w:ascii="Calibri" w:hAnsi="Calibri" w:eastAsia="Calibri"/>
+                <w:b w:val="0"/>
+                <w:i w:val="0"/>
+                <w:color w:val="2D2D2D"/>
+                <w:sz w:val="20"/>
+              </w:rPr>
+              <w:t>F1</w:t>
+            </w:r>
+          </w:p>
+        </w:tc>
+        <w:tc>
+          <w:tcPr>
+            <w:tcW w:type="dxa" w:w="3137"/>
+            <w:shd w:fill="EAF1F8" w:val="clear"/>
+            <w:tcBorders>
+              <w:top w:val="single" w:sz="4" w:space="0" w:color="D0D7DE"/>
+              <w:left w:val="single" w:sz="4" w:space="0" w:color="D0D7DE"/>
+              <w:bottom w:val="single" w:sz="4" w:space="0" w:color="D0D7DE"/>
+              <w:right w:val="single" w:sz="4" w:space="0" w:color="D0D7DE"/>
+            </w:tcBorders>
+          </w:tcPr>
+          <w:p>
+            <w:pPr>
+              <w:jc w:val="center"/>
+            </w:pPr>
+            <w:r/>
+            <w:r>
+              <w:rPr>
+                <w:rFonts w:ascii="Calibri" w:hAnsi="Calibri" w:eastAsia="Calibri"/>
+                <w:b w:val="0"/>
+                <w:i w:val="0"/>
+                <w:color w:val="2D2D2D"/>
+                <w:sz w:val="20"/>
+              </w:rPr>
+              <w:t>37.0%</w:t>
+            </w:r>
+          </w:p>
+        </w:tc>
+        <w:tc>
+          <w:tcPr>
+            <w:tcW w:type="dxa" w:w="3137"/>
+            <w:shd w:fill="EAF1F8" w:val="clear"/>
+            <w:tcBorders>
+              <w:top w:val="single" w:sz="4" w:space="0" w:color="D0D7DE"/>
+              <w:left w:val="single" w:sz="4" w:space="0" w:color="D0D7DE"/>
+              <w:bottom w:val="single" w:sz="4" w:space="0" w:color="D0D7DE"/>
+              <w:right w:val="single" w:sz="4" w:space="0" w:color="D0D7DE"/>
+            </w:tcBorders>
+          </w:tcPr>
+          <w:p>
+            <w:pPr>
+              <w:jc w:val="center"/>
+            </w:pPr>
+            <w:r/>
+            <w:r>
+              <w:rPr>
+                <w:rFonts w:ascii="Calibri" w:hAnsi="Calibri" w:eastAsia="Calibri"/>
+                <w:b w:val="0"/>
+                <w:i w:val="0"/>
+                <w:color w:val="2D2D2D"/>
+                <w:sz w:val="20"/>
+              </w:rPr>
+              <w:t>Balances the two; this is what GridSearchCV maximised</w:t>
+            </w:r>
+          </w:p>
+        </w:tc>
+      </w:tr>
+      <w:tr>
+        <w:tc>
+          <w:tcPr>
+            <w:tcW w:type="dxa" w:w="3137"/>
+            <w:tcBorders>
+              <w:top w:val="single" w:sz="4" w:space="0" w:color="D0D7DE"/>
+              <w:left w:val="single" w:sz="4" w:space="0" w:color="D0D7DE"/>
+              <w:bottom w:val="single" w:sz="4" w:space="0" w:color="D0D7DE"/>
+              <w:right w:val="single" w:sz="4" w:space="0" w:color="D0D7DE"/>
+            </w:tcBorders>
+          </w:tcPr>
+          <w:p>
+            <w:pPr>
+              <w:jc w:val="left"/>
+            </w:pPr>
+            <w:r/>
+            <w:r>
+              <w:rPr>
+                <w:rFonts w:ascii="Calibri" w:hAnsi="Calibri" w:eastAsia="Calibri"/>
+                <w:b w:val="0"/>
+                <w:i w:val="0"/>
+                <w:color w:val="2D2D2D"/>
+                <w:sz w:val="20"/>
+              </w:rPr>
+              <w:t>ROC-AUC</w:t>
+            </w:r>
+          </w:p>
+        </w:tc>
+        <w:tc>
+          <w:tcPr>
+            <w:tcW w:type="dxa" w:w="3137"/>
+            <w:tcBorders>
+              <w:top w:val="single" w:sz="4" w:space="0" w:color="D0D7DE"/>
+              <w:left w:val="single" w:sz="4" w:space="0" w:color="D0D7DE"/>
+              <w:bottom w:val="single" w:sz="4" w:space="0" w:color="D0D7DE"/>
+              <w:right w:val="single" w:sz="4" w:space="0" w:color="D0D7DE"/>
+            </w:tcBorders>
+          </w:tcPr>
+          <w:p>
+            <w:pPr>
+              <w:jc w:val="center"/>
+            </w:pPr>
+            <w:r/>
+            <w:r>
+              <w:rPr>
+                <w:rFonts w:ascii="Calibri" w:hAnsi="Calibri" w:eastAsia="Calibri"/>
+                <w:b w:val="0"/>
+                <w:i w:val="0"/>
+                <w:color w:val="2D2D2D"/>
+                <w:sz w:val="20"/>
+              </w:rPr>
               <w:t>0.738</w:t>
+            </w:r>
+          </w:p>
+        </w:tc>
+        <w:tc>
+          <w:tcPr>
+            <w:tcW w:type="dxa" w:w="3137"/>
+            <w:tcBorders>
+              <w:top w:val="single" w:sz="4" w:space="0" w:color="D0D7DE"/>
+              <w:left w:val="single" w:sz="4" w:space="0" w:color="D0D7DE"/>
+              <w:bottom w:val="single" w:sz="4" w:space="0" w:color="D0D7DE"/>
+              <w:right w:val="single" w:sz="4" w:space="0" w:color="D0D7DE"/>
+            </w:tcBorders>
+          </w:tcPr>
+          <w:p>
+            <w:pPr>
+              <w:jc w:val="center"/>
+            </w:pPr>
+            <w:r/>
+            <w:r>
+              <w:rPr>
+                <w:rFonts w:ascii="Calibri" w:hAnsi="Calibri" w:eastAsia="Calibri"/>
+                <w:b w:val="0"/>
+                <w:i w:val="0"/>
+                <w:color w:val="2D2D2D"/>
+                <w:sz w:val="20"/>
+              </w:rPr>
+              <w:t>0.74 means the forest ranks a random leaver above a random stayer 74% of the time</w:t>
             </w:r>
           </w:p>
         </w:tc>
@@ -1611,7 +4580,7 @@
         <w:drawing>
           <wp:inline xmlns:a="http://schemas.openxmlformats.org/drawingml/2006/main" xmlns:pic="http://schemas.openxmlformats.org/drawingml/2006/picture">
             <wp:extent cx="5669280" cy="4797083"/>
-            <wp:docPr id="2" name="Picture 2"/>
+            <wp:docPr id="3" name="Picture 3"/>
             <wp:cNvGraphicFramePr>
               <a:graphicFrameLocks noChangeAspect="1"/>
             </wp:cNvGraphicFramePr>
@@ -1623,7 +4592,7 @@
                     <pic:cNvPicPr/>
                   </pic:nvPicPr>
                   <pic:blipFill>
-                    <a:blip r:embed="rId12"/>
+                    <a:blip r:embed="rId13"/>
                     <a:stretch>
                       <a:fillRect/>
                     </a:stretch>
@@ -1655,7 +4624,7 @@
           <w:color w:val="555555"/>
           <w:sz w:val="20"/>
         </w:rPr>
-        <w:t>Figure 2. Confusion matrix of the deployed pipeline on the hold-out set.</w:t>
+        <w:t>Figure 3. Hold-out confusion matrix at the 0.5 class cutoff the API uses for attrition=Yes/No.</w:t>
       </w:r>
     </w:p>
     <w:p>
@@ -1667,7 +4636,7 @@
         <w:drawing>
           <wp:inline xmlns:a="http://schemas.openxmlformats.org/drawingml/2006/main" xmlns:pic="http://schemas.openxmlformats.org/drawingml/2006/picture">
             <wp:extent cx="5669280" cy="4859383"/>
-            <wp:docPr id="3" name="Picture 3"/>
+            <wp:docPr id="4" name="Picture 4"/>
             <wp:cNvGraphicFramePr>
               <a:graphicFrameLocks noChangeAspect="1"/>
             </wp:cNvGraphicFramePr>
@@ -1679,7 +4648,7 @@
                     <pic:cNvPicPr/>
                   </pic:nvPicPr>
                   <pic:blipFill>
-                    <a:blip r:embed="rId13"/>
+                    <a:blip r:embed="rId14"/>
                     <a:stretch>
                       <a:fillRect/>
                     </a:stretch>
@@ -1711,7 +4680,7 @@
           <w:color w:val="555555"/>
           <w:sz w:val="20"/>
         </w:rPr>
-        <w:t>Figure 3. ROC curve of the deployed pipeline.</w:t>
+        <w:t>Figure 4. ROC of the deployed Pipeline. Threshold-independent ranking is stronger than the 0.5 F1 suggests.</w:t>
       </w:r>
     </w:p>
     <w:p>
@@ -1723,7 +4692,7 @@
         <w:drawing>
           <wp:inline xmlns:a="http://schemas.openxmlformats.org/drawingml/2006/main" xmlns:pic="http://schemas.openxmlformats.org/drawingml/2006/picture">
             <wp:extent cx="5669280" cy="3897630"/>
-            <wp:docPr id="4" name="Picture 4"/>
+            <wp:docPr id="5" name="Picture 5"/>
             <wp:cNvGraphicFramePr>
               <a:graphicFrameLocks noChangeAspect="1"/>
             </wp:cNvGraphicFramePr>
@@ -1735,7 +4704,7 @@
                     <pic:cNvPicPr/>
                   </pic:nvPicPr>
                   <pic:blipFill>
-                    <a:blip r:embed="rId14"/>
+                    <a:blip r:embed="rId15"/>
                     <a:stretch>
                       <a:fillRect/>
                     </a:stretch>
@@ -1767,7 +4736,7 @@
           <w:color w:val="555555"/>
           <w:sz w:val="20"/>
         </w:rPr>
-        <w:t>Figure 4. Largest feature importances inside the deployed Random Forest.</w:t>
+        <w:t>Figure 5. Importances: salary, age, tenure, performance dominate; city/department are small.</w:t>
       </w:r>
     </w:p>
     <w:p>
@@ -1783,7 +4752,1484 @@
           <w:color w:val="2D2D2D"/>
           <w:sz w:val="22"/>
         </w:rPr>
-        <w:t>Recall on the 'leave' class is still the hardest number, as it was in Weeks 2 and 3: most employees stay, so a 0.5 threshold is conservative. The API therefore returns the probability and a risk band (Low / Medium / High) rather than only a Yes/No label, so a caller can apply a threshold that matches the cost of a missed leaver.</w:t>
+        <w:t>The importance order matches the generating process, the same sanity check used on Linear Regression coefficients in Week 2 and on the Week 3 forest. City and gender still appear with small weights; a production fairness review would test whether dropping them changes recall materially before they are allowed to influence a retention decision.</w:t>
+      </w:r>
+    </w:p>
+    <w:p>
+      <w:pPr>
+        <w:spacing w:before="200" w:after="160" w:line="276" w:lineRule="auto"/>
+      </w:pPr>
+      <w:r>
+        <w:rPr>
+          <w:rFonts w:ascii="Calibri" w:hAnsi="Calibri" w:eastAsia="Calibri"/>
+          <w:b/>
+          <w:i w:val="0"/>
+          <w:color w:val="1F4E79"/>
+          <w:sz w:val="26"/>
+        </w:rPr>
+        <w:t>5.3 Thresholds and risk bands — the lever the API actually exposes</w:t>
+      </w:r>
+    </w:p>
+    <w:p>
+      <w:pPr>
+        <w:spacing w:before="0" w:after="160" w:line="276" w:lineRule="auto"/>
+        <w:jc w:val="both"/>
+      </w:pPr>
+      <w:r>
+        <w:rPr>
+          <w:rFonts w:ascii="Calibri" w:hAnsi="Calibri" w:eastAsia="Calibri"/>
+          <w:b w:val="0"/>
+          <w:i w:val="0"/>
+          <w:color w:val="2D2D2D"/>
+          <w:sz w:val="22"/>
+        </w:rPr>
+        <w:t>Recall of 25.6% at 0.5 is the same problem Weeks 2 and 3 had. Rather than pretend another grid will fix it, the application treats 0.5 as one cutoff among many. The class label attrition=Yes uses 0.5; the risk band uses 0.30 and 0.55 so a caller who cares about FN can act on Medium without waiting for Yes.</w:t>
+      </w:r>
+    </w:p>
+    <w:p>
+      <w:pPr>
+        <w:spacing w:before="160" w:after="80" w:line="276" w:lineRule="auto"/>
+      </w:pPr>
+      <w:r>
+        <w:rPr>
+          <w:rFonts w:ascii="Calibri" w:hAnsi="Calibri" w:eastAsia="Calibri"/>
+          <w:b w:val="0"/>
+          <w:i/>
+          <w:color w:val="555555"/>
+          <w:sz w:val="20"/>
+        </w:rPr>
+        <w:t>Table 7. Same serialised model, only the cutoff moves</w:t>
+      </w:r>
+    </w:p>
+    <w:tbl>
+      <w:tblPr>
+        <w:tblW w:type="auto" w:w="0"/>
+        <w:jc w:val="center"/>
+        <w:tblLayout w:type="autofit"/>
+        <w:tblLook w:firstColumn="1" w:firstRow="1" w:lastColumn="0" w:lastRow="0" w:noHBand="0" w:noVBand="1" w:val="04A0"/>
+      </w:tblPr>
+      <w:tblGrid>
+        <w:gridCol w:w="2353"/>
+        <w:gridCol w:w="2353"/>
+        <w:gridCol w:w="2353"/>
+        <w:gridCol w:w="2353"/>
+      </w:tblGrid>
+      <w:tr>
+        <w:tc>
+          <w:tcPr>
+            <w:tcW w:type="dxa" w:w="2353"/>
+            <w:shd w:fill="1F4E79" w:val="clear"/>
+            <w:tcBorders>
+              <w:top w:val="single" w:sz="4" w:space="0" w:color="1F4E79"/>
+              <w:left w:val="single" w:sz="4" w:space="0" w:color="1F4E79"/>
+              <w:bottom w:val="single" w:sz="4" w:space="0" w:color="1F4E79"/>
+              <w:right w:val="single" w:sz="4" w:space="0" w:color="1F4E79"/>
+            </w:tcBorders>
+          </w:tcPr>
+          <w:p>
+            <w:pPr>
+              <w:jc w:val="center"/>
+            </w:pPr>
+            <w:r/>
+            <w:r>
+              <w:rPr>
+                <w:rFonts w:ascii="Calibri" w:hAnsi="Calibri" w:eastAsia="Calibri"/>
+                <w:b/>
+                <w:i w:val="0"/>
+                <w:color w:val="FFFFFF"/>
+                <w:sz w:val="20"/>
+              </w:rPr>
+              <w:t>Threshold</w:t>
+            </w:r>
+          </w:p>
+        </w:tc>
+        <w:tc>
+          <w:tcPr>
+            <w:tcW w:type="dxa" w:w="2353"/>
+            <w:shd w:fill="1F4E79" w:val="clear"/>
+            <w:tcBorders>
+              <w:top w:val="single" w:sz="4" w:space="0" w:color="1F4E79"/>
+              <w:left w:val="single" w:sz="4" w:space="0" w:color="1F4E79"/>
+              <w:bottom w:val="single" w:sz="4" w:space="0" w:color="1F4E79"/>
+              <w:right w:val="single" w:sz="4" w:space="0" w:color="1F4E79"/>
+            </w:tcBorders>
+          </w:tcPr>
+          <w:p>
+            <w:pPr>
+              <w:jc w:val="center"/>
+            </w:pPr>
+            <w:r/>
+            <w:r>
+              <w:rPr>
+                <w:rFonts w:ascii="Calibri" w:hAnsi="Calibri" w:eastAsia="Calibri"/>
+                <w:b/>
+                <w:i w:val="0"/>
+                <w:color w:val="FFFFFF"/>
+                <w:sz w:val="20"/>
+              </w:rPr>
+              <w:t>Precision %</w:t>
+            </w:r>
+          </w:p>
+        </w:tc>
+        <w:tc>
+          <w:tcPr>
+            <w:tcW w:type="dxa" w:w="2353"/>
+            <w:shd w:fill="1F4E79" w:val="clear"/>
+            <w:tcBorders>
+              <w:top w:val="single" w:sz="4" w:space="0" w:color="1F4E79"/>
+              <w:left w:val="single" w:sz="4" w:space="0" w:color="1F4E79"/>
+              <w:bottom w:val="single" w:sz="4" w:space="0" w:color="1F4E79"/>
+              <w:right w:val="single" w:sz="4" w:space="0" w:color="1F4E79"/>
+            </w:tcBorders>
+          </w:tcPr>
+          <w:p>
+            <w:pPr>
+              <w:jc w:val="center"/>
+            </w:pPr>
+            <w:r/>
+            <w:r>
+              <w:rPr>
+                <w:rFonts w:ascii="Calibri" w:hAnsi="Calibri" w:eastAsia="Calibri"/>
+                <w:b/>
+                <w:i w:val="0"/>
+                <w:color w:val="FFFFFF"/>
+                <w:sz w:val="20"/>
+              </w:rPr>
+              <w:t>Recall %</w:t>
+            </w:r>
+          </w:p>
+        </w:tc>
+        <w:tc>
+          <w:tcPr>
+            <w:tcW w:type="dxa" w:w="2353"/>
+            <w:shd w:fill="1F4E79" w:val="clear"/>
+            <w:tcBorders>
+              <w:top w:val="single" w:sz="4" w:space="0" w:color="1F4E79"/>
+              <w:left w:val="single" w:sz="4" w:space="0" w:color="1F4E79"/>
+              <w:bottom w:val="single" w:sz="4" w:space="0" w:color="1F4E79"/>
+              <w:right w:val="single" w:sz="4" w:space="0" w:color="1F4E79"/>
+            </w:tcBorders>
+          </w:tcPr>
+          <w:p>
+            <w:pPr>
+              <w:jc w:val="center"/>
+            </w:pPr>
+            <w:r/>
+            <w:r>
+              <w:rPr>
+                <w:rFonts w:ascii="Calibri" w:hAnsi="Calibri" w:eastAsia="Calibri"/>
+                <w:b/>
+                <w:i w:val="0"/>
+                <w:color w:val="FFFFFF"/>
+                <w:sz w:val="20"/>
+              </w:rPr>
+              <w:t>F1 %</w:t>
+            </w:r>
+          </w:p>
+        </w:tc>
+      </w:tr>
+      <w:tr>
+        <w:tc>
+          <w:tcPr>
+            <w:tcW w:type="dxa" w:w="2353"/>
+            <w:tcBorders>
+              <w:top w:val="single" w:sz="4" w:space="0" w:color="D0D7DE"/>
+              <w:left w:val="single" w:sz="4" w:space="0" w:color="D0D7DE"/>
+              <w:bottom w:val="single" w:sz="4" w:space="0" w:color="D0D7DE"/>
+              <w:right w:val="single" w:sz="4" w:space="0" w:color="D0D7DE"/>
+            </w:tcBorders>
+          </w:tcPr>
+          <w:p>
+            <w:pPr>
+              <w:jc w:val="left"/>
+            </w:pPr>
+            <w:r/>
+            <w:r>
+              <w:rPr>
+                <w:rFonts w:ascii="Calibri" w:hAnsi="Calibri" w:eastAsia="Calibri"/>
+                <w:b w:val="0"/>
+                <w:i w:val="0"/>
+                <w:color w:val="2D2D2D"/>
+                <w:sz w:val="20"/>
+              </w:rPr>
+              <w:t>0.2</w:t>
+            </w:r>
+          </w:p>
+        </w:tc>
+        <w:tc>
+          <w:tcPr>
+            <w:tcW w:type="dxa" w:w="2353"/>
+            <w:tcBorders>
+              <w:top w:val="single" w:sz="4" w:space="0" w:color="D0D7DE"/>
+              <w:left w:val="single" w:sz="4" w:space="0" w:color="D0D7DE"/>
+              <w:bottom w:val="single" w:sz="4" w:space="0" w:color="D0D7DE"/>
+              <w:right w:val="single" w:sz="4" w:space="0" w:color="D0D7DE"/>
+            </w:tcBorders>
+          </w:tcPr>
+          <w:p>
+            <w:pPr>
+              <w:jc w:val="center"/>
+            </w:pPr>
+            <w:r/>
+            <w:r>
+              <w:rPr>
+                <w:rFonts w:ascii="Calibri" w:hAnsi="Calibri" w:eastAsia="Calibri"/>
+                <w:b w:val="0"/>
+                <w:i w:val="0"/>
+                <w:color w:val="2D2D2D"/>
+                <w:sz w:val="20"/>
+              </w:rPr>
+              <w:t>38.2</w:t>
+            </w:r>
+          </w:p>
+        </w:tc>
+        <w:tc>
+          <w:tcPr>
+            <w:tcW w:type="dxa" w:w="2353"/>
+            <w:tcBorders>
+              <w:top w:val="single" w:sz="4" w:space="0" w:color="D0D7DE"/>
+              <w:left w:val="single" w:sz="4" w:space="0" w:color="D0D7DE"/>
+              <w:bottom w:val="single" w:sz="4" w:space="0" w:color="D0D7DE"/>
+              <w:right w:val="single" w:sz="4" w:space="0" w:color="D0D7DE"/>
+            </w:tcBorders>
+          </w:tcPr>
+          <w:p>
+            <w:pPr>
+              <w:jc w:val="center"/>
+            </w:pPr>
+            <w:r/>
+            <w:r>
+              <w:rPr>
+                <w:rFonts w:ascii="Calibri" w:hAnsi="Calibri" w:eastAsia="Calibri"/>
+                <w:b w:val="0"/>
+                <w:i w:val="0"/>
+                <w:color w:val="2D2D2D"/>
+                <w:sz w:val="20"/>
+              </w:rPr>
+              <w:t>74.4</w:t>
+            </w:r>
+          </w:p>
+        </w:tc>
+        <w:tc>
+          <w:tcPr>
+            <w:tcW w:type="dxa" w:w="2353"/>
+            <w:tcBorders>
+              <w:top w:val="single" w:sz="4" w:space="0" w:color="D0D7DE"/>
+              <w:left w:val="single" w:sz="4" w:space="0" w:color="D0D7DE"/>
+              <w:bottom w:val="single" w:sz="4" w:space="0" w:color="D0D7DE"/>
+              <w:right w:val="single" w:sz="4" w:space="0" w:color="D0D7DE"/>
+            </w:tcBorders>
+          </w:tcPr>
+          <w:p>
+            <w:pPr>
+              <w:jc w:val="center"/>
+            </w:pPr>
+            <w:r/>
+            <w:r>
+              <w:rPr>
+                <w:rFonts w:ascii="Calibri" w:hAnsi="Calibri" w:eastAsia="Calibri"/>
+                <w:b w:val="0"/>
+                <w:i w:val="0"/>
+                <w:color w:val="2D2D2D"/>
+                <w:sz w:val="20"/>
+              </w:rPr>
+              <w:t>50.4</w:t>
+            </w:r>
+          </w:p>
+        </w:tc>
+      </w:tr>
+      <w:tr>
+        <w:tc>
+          <w:tcPr>
+            <w:tcW w:type="dxa" w:w="2353"/>
+            <w:shd w:fill="EAF1F8" w:val="clear"/>
+            <w:tcBorders>
+              <w:top w:val="single" w:sz="4" w:space="0" w:color="D0D7DE"/>
+              <w:left w:val="single" w:sz="4" w:space="0" w:color="D0D7DE"/>
+              <w:bottom w:val="single" w:sz="4" w:space="0" w:color="D0D7DE"/>
+              <w:right w:val="single" w:sz="4" w:space="0" w:color="D0D7DE"/>
+            </w:tcBorders>
+          </w:tcPr>
+          <w:p>
+            <w:pPr>
+              <w:jc w:val="left"/>
+            </w:pPr>
+            <w:r/>
+            <w:r>
+              <w:rPr>
+                <w:rFonts w:ascii="Calibri" w:hAnsi="Calibri" w:eastAsia="Calibri"/>
+                <w:b w:val="0"/>
+                <w:i w:val="0"/>
+                <w:color w:val="2D2D2D"/>
+                <w:sz w:val="20"/>
+              </w:rPr>
+              <w:t>0.25</w:t>
+            </w:r>
+          </w:p>
+        </w:tc>
+        <w:tc>
+          <w:tcPr>
+            <w:tcW w:type="dxa" w:w="2353"/>
+            <w:shd w:fill="EAF1F8" w:val="clear"/>
+            <w:tcBorders>
+              <w:top w:val="single" w:sz="4" w:space="0" w:color="D0D7DE"/>
+              <w:left w:val="single" w:sz="4" w:space="0" w:color="D0D7DE"/>
+              <w:bottom w:val="single" w:sz="4" w:space="0" w:color="D0D7DE"/>
+              <w:right w:val="single" w:sz="4" w:space="0" w:color="D0D7DE"/>
+            </w:tcBorders>
+          </w:tcPr>
+          <w:p>
+            <w:pPr>
+              <w:jc w:val="center"/>
+            </w:pPr>
+            <w:r/>
+            <w:r>
+              <w:rPr>
+                <w:rFonts w:ascii="Calibri" w:hAnsi="Calibri" w:eastAsia="Calibri"/>
+                <w:b w:val="0"/>
+                <w:i w:val="0"/>
+                <w:color w:val="2D2D2D"/>
+                <w:sz w:val="20"/>
+              </w:rPr>
+              <w:t>40.0</w:t>
+            </w:r>
+          </w:p>
+        </w:tc>
+        <w:tc>
+          <w:tcPr>
+            <w:tcW w:type="dxa" w:w="2353"/>
+            <w:shd w:fill="EAF1F8" w:val="clear"/>
+            <w:tcBorders>
+              <w:top w:val="single" w:sz="4" w:space="0" w:color="D0D7DE"/>
+              <w:left w:val="single" w:sz="4" w:space="0" w:color="D0D7DE"/>
+              <w:bottom w:val="single" w:sz="4" w:space="0" w:color="D0D7DE"/>
+              <w:right w:val="single" w:sz="4" w:space="0" w:color="D0D7DE"/>
+            </w:tcBorders>
+          </w:tcPr>
+          <w:p>
+            <w:pPr>
+              <w:jc w:val="center"/>
+            </w:pPr>
+            <w:r/>
+            <w:r>
+              <w:rPr>
+                <w:rFonts w:ascii="Calibri" w:hAnsi="Calibri" w:eastAsia="Calibri"/>
+                <w:b w:val="0"/>
+                <w:i w:val="0"/>
+                <w:color w:val="2D2D2D"/>
+                <w:sz w:val="20"/>
+              </w:rPr>
+              <w:t>61.5</w:t>
+            </w:r>
+          </w:p>
+        </w:tc>
+        <w:tc>
+          <w:tcPr>
+            <w:tcW w:type="dxa" w:w="2353"/>
+            <w:shd w:fill="EAF1F8" w:val="clear"/>
+            <w:tcBorders>
+              <w:top w:val="single" w:sz="4" w:space="0" w:color="D0D7DE"/>
+              <w:left w:val="single" w:sz="4" w:space="0" w:color="D0D7DE"/>
+              <w:bottom w:val="single" w:sz="4" w:space="0" w:color="D0D7DE"/>
+              <w:right w:val="single" w:sz="4" w:space="0" w:color="D0D7DE"/>
+            </w:tcBorders>
+          </w:tcPr>
+          <w:p>
+            <w:pPr>
+              <w:jc w:val="center"/>
+            </w:pPr>
+            <w:r/>
+            <w:r>
+              <w:rPr>
+                <w:rFonts w:ascii="Calibri" w:hAnsi="Calibri" w:eastAsia="Calibri"/>
+                <w:b w:val="0"/>
+                <w:i w:val="0"/>
+                <w:color w:val="2D2D2D"/>
+                <w:sz w:val="20"/>
+              </w:rPr>
+              <w:t>48.5</w:t>
+            </w:r>
+          </w:p>
+        </w:tc>
+      </w:tr>
+      <w:tr>
+        <w:tc>
+          <w:tcPr>
+            <w:tcW w:type="dxa" w:w="2353"/>
+            <w:tcBorders>
+              <w:top w:val="single" w:sz="4" w:space="0" w:color="D0D7DE"/>
+              <w:left w:val="single" w:sz="4" w:space="0" w:color="D0D7DE"/>
+              <w:bottom w:val="single" w:sz="4" w:space="0" w:color="D0D7DE"/>
+              <w:right w:val="single" w:sz="4" w:space="0" w:color="D0D7DE"/>
+            </w:tcBorders>
+          </w:tcPr>
+          <w:p>
+            <w:pPr>
+              <w:jc w:val="left"/>
+            </w:pPr>
+            <w:r/>
+            <w:r>
+              <w:rPr>
+                <w:rFonts w:ascii="Calibri" w:hAnsi="Calibri" w:eastAsia="Calibri"/>
+                <w:b w:val="0"/>
+                <w:i w:val="0"/>
+                <w:color w:val="2D2D2D"/>
+                <w:sz w:val="20"/>
+              </w:rPr>
+              <w:t>0.3</w:t>
+            </w:r>
+          </w:p>
+        </w:tc>
+        <w:tc>
+          <w:tcPr>
+            <w:tcW w:type="dxa" w:w="2353"/>
+            <w:tcBorders>
+              <w:top w:val="single" w:sz="4" w:space="0" w:color="D0D7DE"/>
+              <w:left w:val="single" w:sz="4" w:space="0" w:color="D0D7DE"/>
+              <w:bottom w:val="single" w:sz="4" w:space="0" w:color="D0D7DE"/>
+              <w:right w:val="single" w:sz="4" w:space="0" w:color="D0D7DE"/>
+            </w:tcBorders>
+          </w:tcPr>
+          <w:p>
+            <w:pPr>
+              <w:jc w:val="center"/>
+            </w:pPr>
+            <w:r/>
+            <w:r>
+              <w:rPr>
+                <w:rFonts w:ascii="Calibri" w:hAnsi="Calibri" w:eastAsia="Calibri"/>
+                <w:b w:val="0"/>
+                <w:i w:val="0"/>
+                <w:color w:val="2D2D2D"/>
+                <w:sz w:val="20"/>
+              </w:rPr>
+              <w:t>43.1</w:t>
+            </w:r>
+          </w:p>
+        </w:tc>
+        <w:tc>
+          <w:tcPr>
+            <w:tcW w:type="dxa" w:w="2353"/>
+            <w:tcBorders>
+              <w:top w:val="single" w:sz="4" w:space="0" w:color="D0D7DE"/>
+              <w:left w:val="single" w:sz="4" w:space="0" w:color="D0D7DE"/>
+              <w:bottom w:val="single" w:sz="4" w:space="0" w:color="D0D7DE"/>
+              <w:right w:val="single" w:sz="4" w:space="0" w:color="D0D7DE"/>
+            </w:tcBorders>
+          </w:tcPr>
+          <w:p>
+            <w:pPr>
+              <w:jc w:val="center"/>
+            </w:pPr>
+            <w:r/>
+            <w:r>
+              <w:rPr>
+                <w:rFonts w:ascii="Calibri" w:hAnsi="Calibri" w:eastAsia="Calibri"/>
+                <w:b w:val="0"/>
+                <w:i w:val="0"/>
+                <w:color w:val="2D2D2D"/>
+                <w:sz w:val="20"/>
+              </w:rPr>
+              <w:t>56.4</w:t>
+            </w:r>
+          </w:p>
+        </w:tc>
+        <w:tc>
+          <w:tcPr>
+            <w:tcW w:type="dxa" w:w="2353"/>
+            <w:tcBorders>
+              <w:top w:val="single" w:sz="4" w:space="0" w:color="D0D7DE"/>
+              <w:left w:val="single" w:sz="4" w:space="0" w:color="D0D7DE"/>
+              <w:bottom w:val="single" w:sz="4" w:space="0" w:color="D0D7DE"/>
+              <w:right w:val="single" w:sz="4" w:space="0" w:color="D0D7DE"/>
+            </w:tcBorders>
+          </w:tcPr>
+          <w:p>
+            <w:pPr>
+              <w:jc w:val="center"/>
+            </w:pPr>
+            <w:r/>
+            <w:r>
+              <w:rPr>
+                <w:rFonts w:ascii="Calibri" w:hAnsi="Calibri" w:eastAsia="Calibri"/>
+                <w:b w:val="0"/>
+                <w:i w:val="0"/>
+                <w:color w:val="2D2D2D"/>
+                <w:sz w:val="20"/>
+              </w:rPr>
+              <w:t>48.9</w:t>
+            </w:r>
+          </w:p>
+        </w:tc>
+      </w:tr>
+      <w:tr>
+        <w:tc>
+          <w:tcPr>
+            <w:tcW w:type="dxa" w:w="2353"/>
+            <w:shd w:fill="EAF1F8" w:val="clear"/>
+            <w:tcBorders>
+              <w:top w:val="single" w:sz="4" w:space="0" w:color="D0D7DE"/>
+              <w:left w:val="single" w:sz="4" w:space="0" w:color="D0D7DE"/>
+              <w:bottom w:val="single" w:sz="4" w:space="0" w:color="D0D7DE"/>
+              <w:right w:val="single" w:sz="4" w:space="0" w:color="D0D7DE"/>
+            </w:tcBorders>
+          </w:tcPr>
+          <w:p>
+            <w:pPr>
+              <w:jc w:val="left"/>
+            </w:pPr>
+            <w:r/>
+            <w:r>
+              <w:rPr>
+                <w:rFonts w:ascii="Calibri" w:hAnsi="Calibri" w:eastAsia="Calibri"/>
+                <w:b w:val="0"/>
+                <w:i w:val="0"/>
+                <w:color w:val="2D2D2D"/>
+                <w:sz w:val="20"/>
+              </w:rPr>
+              <w:t>0.35</w:t>
+            </w:r>
+          </w:p>
+        </w:tc>
+        <w:tc>
+          <w:tcPr>
+            <w:tcW w:type="dxa" w:w="2353"/>
+            <w:shd w:fill="EAF1F8" w:val="clear"/>
+            <w:tcBorders>
+              <w:top w:val="single" w:sz="4" w:space="0" w:color="D0D7DE"/>
+              <w:left w:val="single" w:sz="4" w:space="0" w:color="D0D7DE"/>
+              <w:bottom w:val="single" w:sz="4" w:space="0" w:color="D0D7DE"/>
+              <w:right w:val="single" w:sz="4" w:space="0" w:color="D0D7DE"/>
+            </w:tcBorders>
+          </w:tcPr>
+          <w:p>
+            <w:pPr>
+              <w:jc w:val="center"/>
+            </w:pPr>
+            <w:r/>
+            <w:r>
+              <w:rPr>
+                <w:rFonts w:ascii="Calibri" w:hAnsi="Calibri" w:eastAsia="Calibri"/>
+                <w:b w:val="0"/>
+                <w:i w:val="0"/>
+                <w:color w:val="2D2D2D"/>
+                <w:sz w:val="20"/>
+              </w:rPr>
+              <w:t>43.2</w:t>
+            </w:r>
+          </w:p>
+        </w:tc>
+        <w:tc>
+          <w:tcPr>
+            <w:tcW w:type="dxa" w:w="2353"/>
+            <w:shd w:fill="EAF1F8" w:val="clear"/>
+            <w:tcBorders>
+              <w:top w:val="single" w:sz="4" w:space="0" w:color="D0D7DE"/>
+              <w:left w:val="single" w:sz="4" w:space="0" w:color="D0D7DE"/>
+              <w:bottom w:val="single" w:sz="4" w:space="0" w:color="D0D7DE"/>
+              <w:right w:val="single" w:sz="4" w:space="0" w:color="D0D7DE"/>
+            </w:tcBorders>
+          </w:tcPr>
+          <w:p>
+            <w:pPr>
+              <w:jc w:val="center"/>
+            </w:pPr>
+            <w:r/>
+            <w:r>
+              <w:rPr>
+                <w:rFonts w:ascii="Calibri" w:hAnsi="Calibri" w:eastAsia="Calibri"/>
+                <w:b w:val="0"/>
+                <w:i w:val="0"/>
+                <w:color w:val="2D2D2D"/>
+                <w:sz w:val="20"/>
+              </w:rPr>
+              <w:t>48.7</w:t>
+            </w:r>
+          </w:p>
+        </w:tc>
+        <w:tc>
+          <w:tcPr>
+            <w:tcW w:type="dxa" w:w="2353"/>
+            <w:shd w:fill="EAF1F8" w:val="clear"/>
+            <w:tcBorders>
+              <w:top w:val="single" w:sz="4" w:space="0" w:color="D0D7DE"/>
+              <w:left w:val="single" w:sz="4" w:space="0" w:color="D0D7DE"/>
+              <w:bottom w:val="single" w:sz="4" w:space="0" w:color="D0D7DE"/>
+              <w:right w:val="single" w:sz="4" w:space="0" w:color="D0D7DE"/>
+            </w:tcBorders>
+          </w:tcPr>
+          <w:p>
+            <w:pPr>
+              <w:jc w:val="center"/>
+            </w:pPr>
+            <w:r/>
+            <w:r>
+              <w:rPr>
+                <w:rFonts w:ascii="Calibri" w:hAnsi="Calibri" w:eastAsia="Calibri"/>
+                <w:b w:val="0"/>
+                <w:i w:val="0"/>
+                <w:color w:val="2D2D2D"/>
+                <w:sz w:val="20"/>
+              </w:rPr>
+              <w:t>45.8</w:t>
+            </w:r>
+          </w:p>
+        </w:tc>
+      </w:tr>
+      <w:tr>
+        <w:tc>
+          <w:tcPr>
+            <w:tcW w:type="dxa" w:w="2353"/>
+            <w:tcBorders>
+              <w:top w:val="single" w:sz="4" w:space="0" w:color="D0D7DE"/>
+              <w:left w:val="single" w:sz="4" w:space="0" w:color="D0D7DE"/>
+              <w:bottom w:val="single" w:sz="4" w:space="0" w:color="D0D7DE"/>
+              <w:right w:val="single" w:sz="4" w:space="0" w:color="D0D7DE"/>
+            </w:tcBorders>
+          </w:tcPr>
+          <w:p>
+            <w:pPr>
+              <w:jc w:val="left"/>
+            </w:pPr>
+            <w:r/>
+            <w:r>
+              <w:rPr>
+                <w:rFonts w:ascii="Calibri" w:hAnsi="Calibri" w:eastAsia="Calibri"/>
+                <w:b w:val="0"/>
+                <w:i w:val="0"/>
+                <w:color w:val="2D2D2D"/>
+                <w:sz w:val="20"/>
+              </w:rPr>
+              <w:t>0.4</w:t>
+            </w:r>
+          </w:p>
+        </w:tc>
+        <w:tc>
+          <w:tcPr>
+            <w:tcW w:type="dxa" w:w="2353"/>
+            <w:tcBorders>
+              <w:top w:val="single" w:sz="4" w:space="0" w:color="D0D7DE"/>
+              <w:left w:val="single" w:sz="4" w:space="0" w:color="D0D7DE"/>
+              <w:bottom w:val="single" w:sz="4" w:space="0" w:color="D0D7DE"/>
+              <w:right w:val="single" w:sz="4" w:space="0" w:color="D0D7DE"/>
+            </w:tcBorders>
+          </w:tcPr>
+          <w:p>
+            <w:pPr>
+              <w:jc w:val="center"/>
+            </w:pPr>
+            <w:r/>
+            <w:r>
+              <w:rPr>
+                <w:rFonts w:ascii="Calibri" w:hAnsi="Calibri" w:eastAsia="Calibri"/>
+                <w:b w:val="0"/>
+                <w:i w:val="0"/>
+                <w:color w:val="2D2D2D"/>
+                <w:sz w:val="20"/>
+              </w:rPr>
+              <w:t>54.8</w:t>
+            </w:r>
+          </w:p>
+        </w:tc>
+        <w:tc>
+          <w:tcPr>
+            <w:tcW w:type="dxa" w:w="2353"/>
+            <w:tcBorders>
+              <w:top w:val="single" w:sz="4" w:space="0" w:color="D0D7DE"/>
+              <w:left w:val="single" w:sz="4" w:space="0" w:color="D0D7DE"/>
+              <w:bottom w:val="single" w:sz="4" w:space="0" w:color="D0D7DE"/>
+              <w:right w:val="single" w:sz="4" w:space="0" w:color="D0D7DE"/>
+            </w:tcBorders>
+          </w:tcPr>
+          <w:p>
+            <w:pPr>
+              <w:jc w:val="center"/>
+            </w:pPr>
+            <w:r/>
+            <w:r>
+              <w:rPr>
+                <w:rFonts w:ascii="Calibri" w:hAnsi="Calibri" w:eastAsia="Calibri"/>
+                <w:b w:val="0"/>
+                <w:i w:val="0"/>
+                <w:color w:val="2D2D2D"/>
+                <w:sz w:val="20"/>
+              </w:rPr>
+              <w:t>43.6</w:t>
+            </w:r>
+          </w:p>
+        </w:tc>
+        <w:tc>
+          <w:tcPr>
+            <w:tcW w:type="dxa" w:w="2353"/>
+            <w:tcBorders>
+              <w:top w:val="single" w:sz="4" w:space="0" w:color="D0D7DE"/>
+              <w:left w:val="single" w:sz="4" w:space="0" w:color="D0D7DE"/>
+              <w:bottom w:val="single" w:sz="4" w:space="0" w:color="D0D7DE"/>
+              <w:right w:val="single" w:sz="4" w:space="0" w:color="D0D7DE"/>
+            </w:tcBorders>
+          </w:tcPr>
+          <w:p>
+            <w:pPr>
+              <w:jc w:val="center"/>
+            </w:pPr>
+            <w:r/>
+            <w:r>
+              <w:rPr>
+                <w:rFonts w:ascii="Calibri" w:hAnsi="Calibri" w:eastAsia="Calibri"/>
+                <w:b w:val="0"/>
+                <w:i w:val="0"/>
+                <w:color w:val="2D2D2D"/>
+                <w:sz w:val="20"/>
+              </w:rPr>
+              <w:t>48.6</w:t>
+            </w:r>
+          </w:p>
+        </w:tc>
+      </w:tr>
+      <w:tr>
+        <w:tc>
+          <w:tcPr>
+            <w:tcW w:type="dxa" w:w="2353"/>
+            <w:shd w:fill="EAF1F8" w:val="clear"/>
+            <w:tcBorders>
+              <w:top w:val="single" w:sz="4" w:space="0" w:color="D0D7DE"/>
+              <w:left w:val="single" w:sz="4" w:space="0" w:color="D0D7DE"/>
+              <w:bottom w:val="single" w:sz="4" w:space="0" w:color="D0D7DE"/>
+              <w:right w:val="single" w:sz="4" w:space="0" w:color="D0D7DE"/>
+            </w:tcBorders>
+          </w:tcPr>
+          <w:p>
+            <w:pPr>
+              <w:jc w:val="left"/>
+            </w:pPr>
+            <w:r/>
+            <w:r>
+              <w:rPr>
+                <w:rFonts w:ascii="Calibri" w:hAnsi="Calibri" w:eastAsia="Calibri"/>
+                <w:b w:val="0"/>
+                <w:i w:val="0"/>
+                <w:color w:val="2D2D2D"/>
+                <w:sz w:val="20"/>
+              </w:rPr>
+              <w:t>0.45</w:t>
+            </w:r>
+          </w:p>
+        </w:tc>
+        <w:tc>
+          <w:tcPr>
+            <w:tcW w:type="dxa" w:w="2353"/>
+            <w:shd w:fill="EAF1F8" w:val="clear"/>
+            <w:tcBorders>
+              <w:top w:val="single" w:sz="4" w:space="0" w:color="D0D7DE"/>
+              <w:left w:val="single" w:sz="4" w:space="0" w:color="D0D7DE"/>
+              <w:bottom w:val="single" w:sz="4" w:space="0" w:color="D0D7DE"/>
+              <w:right w:val="single" w:sz="4" w:space="0" w:color="D0D7DE"/>
+            </w:tcBorders>
+          </w:tcPr>
+          <w:p>
+            <w:pPr>
+              <w:jc w:val="center"/>
+            </w:pPr>
+            <w:r/>
+            <w:r>
+              <w:rPr>
+                <w:rFonts w:ascii="Calibri" w:hAnsi="Calibri" w:eastAsia="Calibri"/>
+                <w:b w:val="0"/>
+                <w:i w:val="0"/>
+                <w:color w:val="2D2D2D"/>
+                <w:sz w:val="20"/>
+              </w:rPr>
+              <w:t>65.2</w:t>
+            </w:r>
+          </w:p>
+        </w:tc>
+        <w:tc>
+          <w:tcPr>
+            <w:tcW w:type="dxa" w:w="2353"/>
+            <w:shd w:fill="EAF1F8" w:val="clear"/>
+            <w:tcBorders>
+              <w:top w:val="single" w:sz="4" w:space="0" w:color="D0D7DE"/>
+              <w:left w:val="single" w:sz="4" w:space="0" w:color="D0D7DE"/>
+              <w:bottom w:val="single" w:sz="4" w:space="0" w:color="D0D7DE"/>
+              <w:right w:val="single" w:sz="4" w:space="0" w:color="D0D7DE"/>
+            </w:tcBorders>
+          </w:tcPr>
+          <w:p>
+            <w:pPr>
+              <w:jc w:val="center"/>
+            </w:pPr>
+            <w:r/>
+            <w:r>
+              <w:rPr>
+                <w:rFonts w:ascii="Calibri" w:hAnsi="Calibri" w:eastAsia="Calibri"/>
+                <w:b w:val="0"/>
+                <w:i w:val="0"/>
+                <w:color w:val="2D2D2D"/>
+                <w:sz w:val="20"/>
+              </w:rPr>
+              <w:t>38.5</w:t>
+            </w:r>
+          </w:p>
+        </w:tc>
+        <w:tc>
+          <w:tcPr>
+            <w:tcW w:type="dxa" w:w="2353"/>
+            <w:shd w:fill="EAF1F8" w:val="clear"/>
+            <w:tcBorders>
+              <w:top w:val="single" w:sz="4" w:space="0" w:color="D0D7DE"/>
+              <w:left w:val="single" w:sz="4" w:space="0" w:color="D0D7DE"/>
+              <w:bottom w:val="single" w:sz="4" w:space="0" w:color="D0D7DE"/>
+              <w:right w:val="single" w:sz="4" w:space="0" w:color="D0D7DE"/>
+            </w:tcBorders>
+          </w:tcPr>
+          <w:p>
+            <w:pPr>
+              <w:jc w:val="center"/>
+            </w:pPr>
+            <w:r/>
+            <w:r>
+              <w:rPr>
+                <w:rFonts w:ascii="Calibri" w:hAnsi="Calibri" w:eastAsia="Calibri"/>
+                <w:b w:val="0"/>
+                <w:i w:val="0"/>
+                <w:color w:val="2D2D2D"/>
+                <w:sz w:val="20"/>
+              </w:rPr>
+              <w:t>48.4</w:t>
+            </w:r>
+          </w:p>
+        </w:tc>
+      </w:tr>
+      <w:tr>
+        <w:tc>
+          <w:tcPr>
+            <w:tcW w:type="dxa" w:w="2353"/>
+            <w:tcBorders>
+              <w:top w:val="single" w:sz="4" w:space="0" w:color="D0D7DE"/>
+              <w:left w:val="single" w:sz="4" w:space="0" w:color="D0D7DE"/>
+              <w:bottom w:val="single" w:sz="4" w:space="0" w:color="D0D7DE"/>
+              <w:right w:val="single" w:sz="4" w:space="0" w:color="D0D7DE"/>
+            </w:tcBorders>
+          </w:tcPr>
+          <w:p>
+            <w:pPr>
+              <w:jc w:val="left"/>
+            </w:pPr>
+            <w:r/>
+            <w:r>
+              <w:rPr>
+                <w:rFonts w:ascii="Calibri" w:hAnsi="Calibri" w:eastAsia="Calibri"/>
+                <w:b w:val="0"/>
+                <w:i w:val="0"/>
+                <w:color w:val="2D2D2D"/>
+                <w:sz w:val="20"/>
+              </w:rPr>
+              <w:t>0.5</w:t>
+            </w:r>
+          </w:p>
+        </w:tc>
+        <w:tc>
+          <w:tcPr>
+            <w:tcW w:type="dxa" w:w="2353"/>
+            <w:tcBorders>
+              <w:top w:val="single" w:sz="4" w:space="0" w:color="D0D7DE"/>
+              <w:left w:val="single" w:sz="4" w:space="0" w:color="D0D7DE"/>
+              <w:bottom w:val="single" w:sz="4" w:space="0" w:color="D0D7DE"/>
+              <w:right w:val="single" w:sz="4" w:space="0" w:color="D0D7DE"/>
+            </w:tcBorders>
+          </w:tcPr>
+          <w:p>
+            <w:pPr>
+              <w:jc w:val="center"/>
+            </w:pPr>
+            <w:r/>
+            <w:r>
+              <w:rPr>
+                <w:rFonts w:ascii="Calibri" w:hAnsi="Calibri" w:eastAsia="Calibri"/>
+                <w:b w:val="0"/>
+                <w:i w:val="0"/>
+                <w:color w:val="2D2D2D"/>
+                <w:sz w:val="20"/>
+              </w:rPr>
+              <w:t>66.7</w:t>
+            </w:r>
+          </w:p>
+        </w:tc>
+        <w:tc>
+          <w:tcPr>
+            <w:tcW w:type="dxa" w:w="2353"/>
+            <w:tcBorders>
+              <w:top w:val="single" w:sz="4" w:space="0" w:color="D0D7DE"/>
+              <w:left w:val="single" w:sz="4" w:space="0" w:color="D0D7DE"/>
+              <w:bottom w:val="single" w:sz="4" w:space="0" w:color="D0D7DE"/>
+              <w:right w:val="single" w:sz="4" w:space="0" w:color="D0D7DE"/>
+            </w:tcBorders>
+          </w:tcPr>
+          <w:p>
+            <w:pPr>
+              <w:jc w:val="center"/>
+            </w:pPr>
+            <w:r/>
+            <w:r>
+              <w:rPr>
+                <w:rFonts w:ascii="Calibri" w:hAnsi="Calibri" w:eastAsia="Calibri"/>
+                <w:b w:val="0"/>
+                <w:i w:val="0"/>
+                <w:color w:val="2D2D2D"/>
+                <w:sz w:val="20"/>
+              </w:rPr>
+              <w:t>25.6</w:t>
+            </w:r>
+          </w:p>
+        </w:tc>
+        <w:tc>
+          <w:tcPr>
+            <w:tcW w:type="dxa" w:w="2353"/>
+            <w:tcBorders>
+              <w:top w:val="single" w:sz="4" w:space="0" w:color="D0D7DE"/>
+              <w:left w:val="single" w:sz="4" w:space="0" w:color="D0D7DE"/>
+              <w:bottom w:val="single" w:sz="4" w:space="0" w:color="D0D7DE"/>
+              <w:right w:val="single" w:sz="4" w:space="0" w:color="D0D7DE"/>
+            </w:tcBorders>
+          </w:tcPr>
+          <w:p>
+            <w:pPr>
+              <w:jc w:val="center"/>
+            </w:pPr>
+            <w:r/>
+            <w:r>
+              <w:rPr>
+                <w:rFonts w:ascii="Calibri" w:hAnsi="Calibri" w:eastAsia="Calibri"/>
+                <w:b w:val="0"/>
+                <w:i w:val="0"/>
+                <w:color w:val="2D2D2D"/>
+                <w:sz w:val="20"/>
+              </w:rPr>
+              <w:t>37.0</w:t>
+            </w:r>
+          </w:p>
+        </w:tc>
+      </w:tr>
+      <w:tr>
+        <w:tc>
+          <w:tcPr>
+            <w:tcW w:type="dxa" w:w="2353"/>
+            <w:shd w:fill="EAF1F8" w:val="clear"/>
+            <w:tcBorders>
+              <w:top w:val="single" w:sz="4" w:space="0" w:color="D0D7DE"/>
+              <w:left w:val="single" w:sz="4" w:space="0" w:color="D0D7DE"/>
+              <w:bottom w:val="single" w:sz="4" w:space="0" w:color="D0D7DE"/>
+              <w:right w:val="single" w:sz="4" w:space="0" w:color="D0D7DE"/>
+            </w:tcBorders>
+          </w:tcPr>
+          <w:p>
+            <w:pPr>
+              <w:jc w:val="left"/>
+            </w:pPr>
+            <w:r/>
+            <w:r>
+              <w:rPr>
+                <w:rFonts w:ascii="Calibri" w:hAnsi="Calibri" w:eastAsia="Calibri"/>
+                <w:b w:val="0"/>
+                <w:i w:val="0"/>
+                <w:color w:val="2D2D2D"/>
+                <w:sz w:val="20"/>
+              </w:rPr>
+              <w:t>0.55</w:t>
+            </w:r>
+          </w:p>
+        </w:tc>
+        <w:tc>
+          <w:tcPr>
+            <w:tcW w:type="dxa" w:w="2353"/>
+            <w:shd w:fill="EAF1F8" w:val="clear"/>
+            <w:tcBorders>
+              <w:top w:val="single" w:sz="4" w:space="0" w:color="D0D7DE"/>
+              <w:left w:val="single" w:sz="4" w:space="0" w:color="D0D7DE"/>
+              <w:bottom w:val="single" w:sz="4" w:space="0" w:color="D0D7DE"/>
+              <w:right w:val="single" w:sz="4" w:space="0" w:color="D0D7DE"/>
+            </w:tcBorders>
+          </w:tcPr>
+          <w:p>
+            <w:pPr>
+              <w:jc w:val="center"/>
+            </w:pPr>
+            <w:r/>
+            <w:r>
+              <w:rPr>
+                <w:rFonts w:ascii="Calibri" w:hAnsi="Calibri" w:eastAsia="Calibri"/>
+                <w:b w:val="0"/>
+                <w:i w:val="0"/>
+                <w:color w:val="2D2D2D"/>
+                <w:sz w:val="20"/>
+              </w:rPr>
+              <w:t>85.7</w:t>
+            </w:r>
+          </w:p>
+        </w:tc>
+        <w:tc>
+          <w:tcPr>
+            <w:tcW w:type="dxa" w:w="2353"/>
+            <w:shd w:fill="EAF1F8" w:val="clear"/>
+            <w:tcBorders>
+              <w:top w:val="single" w:sz="4" w:space="0" w:color="D0D7DE"/>
+              <w:left w:val="single" w:sz="4" w:space="0" w:color="D0D7DE"/>
+              <w:bottom w:val="single" w:sz="4" w:space="0" w:color="D0D7DE"/>
+              <w:right w:val="single" w:sz="4" w:space="0" w:color="D0D7DE"/>
+            </w:tcBorders>
+          </w:tcPr>
+          <w:p>
+            <w:pPr>
+              <w:jc w:val="center"/>
+            </w:pPr>
+            <w:r/>
+            <w:r>
+              <w:rPr>
+                <w:rFonts w:ascii="Calibri" w:hAnsi="Calibri" w:eastAsia="Calibri"/>
+                <w:b w:val="0"/>
+                <w:i w:val="0"/>
+                <w:color w:val="2D2D2D"/>
+                <w:sz w:val="20"/>
+              </w:rPr>
+              <w:t>15.4</w:t>
+            </w:r>
+          </w:p>
+        </w:tc>
+        <w:tc>
+          <w:tcPr>
+            <w:tcW w:type="dxa" w:w="2353"/>
+            <w:shd w:fill="EAF1F8" w:val="clear"/>
+            <w:tcBorders>
+              <w:top w:val="single" w:sz="4" w:space="0" w:color="D0D7DE"/>
+              <w:left w:val="single" w:sz="4" w:space="0" w:color="D0D7DE"/>
+              <w:bottom w:val="single" w:sz="4" w:space="0" w:color="D0D7DE"/>
+              <w:right w:val="single" w:sz="4" w:space="0" w:color="D0D7DE"/>
+            </w:tcBorders>
+          </w:tcPr>
+          <w:p>
+            <w:pPr>
+              <w:jc w:val="center"/>
+            </w:pPr>
+            <w:r/>
+            <w:r>
+              <w:rPr>
+                <w:rFonts w:ascii="Calibri" w:hAnsi="Calibri" w:eastAsia="Calibri"/>
+                <w:b w:val="0"/>
+                <w:i w:val="0"/>
+                <w:color w:val="2D2D2D"/>
+                <w:sz w:val="20"/>
+              </w:rPr>
+              <w:t>26.1</w:t>
+            </w:r>
+          </w:p>
+        </w:tc>
+      </w:tr>
+      <w:tr>
+        <w:tc>
+          <w:tcPr>
+            <w:tcW w:type="dxa" w:w="2353"/>
+            <w:tcBorders>
+              <w:top w:val="single" w:sz="4" w:space="0" w:color="D0D7DE"/>
+              <w:left w:val="single" w:sz="4" w:space="0" w:color="D0D7DE"/>
+              <w:bottom w:val="single" w:sz="4" w:space="0" w:color="D0D7DE"/>
+              <w:right w:val="single" w:sz="4" w:space="0" w:color="D0D7DE"/>
+            </w:tcBorders>
+          </w:tcPr>
+          <w:p>
+            <w:pPr>
+              <w:jc w:val="left"/>
+            </w:pPr>
+            <w:r/>
+            <w:r>
+              <w:rPr>
+                <w:rFonts w:ascii="Calibri" w:hAnsi="Calibri" w:eastAsia="Calibri"/>
+                <w:b w:val="0"/>
+                <w:i w:val="0"/>
+                <w:color w:val="2D2D2D"/>
+                <w:sz w:val="20"/>
+              </w:rPr>
+              <w:t>0.6</w:t>
+            </w:r>
+          </w:p>
+        </w:tc>
+        <w:tc>
+          <w:tcPr>
+            <w:tcW w:type="dxa" w:w="2353"/>
+            <w:tcBorders>
+              <w:top w:val="single" w:sz="4" w:space="0" w:color="D0D7DE"/>
+              <w:left w:val="single" w:sz="4" w:space="0" w:color="D0D7DE"/>
+              <w:bottom w:val="single" w:sz="4" w:space="0" w:color="D0D7DE"/>
+              <w:right w:val="single" w:sz="4" w:space="0" w:color="D0D7DE"/>
+            </w:tcBorders>
+          </w:tcPr>
+          <w:p>
+            <w:pPr>
+              <w:jc w:val="center"/>
+            </w:pPr>
+            <w:r/>
+            <w:r>
+              <w:rPr>
+                <w:rFonts w:ascii="Calibri" w:hAnsi="Calibri" w:eastAsia="Calibri"/>
+                <w:b w:val="0"/>
+                <w:i w:val="0"/>
+                <w:color w:val="2D2D2D"/>
+                <w:sz w:val="20"/>
+              </w:rPr>
+              <w:t>100.0</w:t>
+            </w:r>
+          </w:p>
+        </w:tc>
+        <w:tc>
+          <w:tcPr>
+            <w:tcW w:type="dxa" w:w="2353"/>
+            <w:tcBorders>
+              <w:top w:val="single" w:sz="4" w:space="0" w:color="D0D7DE"/>
+              <w:left w:val="single" w:sz="4" w:space="0" w:color="D0D7DE"/>
+              <w:bottom w:val="single" w:sz="4" w:space="0" w:color="D0D7DE"/>
+              <w:right w:val="single" w:sz="4" w:space="0" w:color="D0D7DE"/>
+            </w:tcBorders>
+          </w:tcPr>
+          <w:p>
+            <w:pPr>
+              <w:jc w:val="center"/>
+            </w:pPr>
+            <w:r/>
+            <w:r>
+              <w:rPr>
+                <w:rFonts w:ascii="Calibri" w:hAnsi="Calibri" w:eastAsia="Calibri"/>
+                <w:b w:val="0"/>
+                <w:i w:val="0"/>
+                <w:color w:val="2D2D2D"/>
+                <w:sz w:val="20"/>
+              </w:rPr>
+              <w:t>7.7</w:t>
+            </w:r>
+          </w:p>
+        </w:tc>
+        <w:tc>
+          <w:tcPr>
+            <w:tcW w:type="dxa" w:w="2353"/>
+            <w:tcBorders>
+              <w:top w:val="single" w:sz="4" w:space="0" w:color="D0D7DE"/>
+              <w:left w:val="single" w:sz="4" w:space="0" w:color="D0D7DE"/>
+              <w:bottom w:val="single" w:sz="4" w:space="0" w:color="D0D7DE"/>
+              <w:right w:val="single" w:sz="4" w:space="0" w:color="D0D7DE"/>
+            </w:tcBorders>
+          </w:tcPr>
+          <w:p>
+            <w:pPr>
+              <w:jc w:val="center"/>
+            </w:pPr>
+            <w:r/>
+            <w:r>
+              <w:rPr>
+                <w:rFonts w:ascii="Calibri" w:hAnsi="Calibri" w:eastAsia="Calibri"/>
+                <w:b w:val="0"/>
+                <w:i w:val="0"/>
+                <w:color w:val="2D2D2D"/>
+                <w:sz w:val="20"/>
+              </w:rPr>
+              <w:t>14.3</w:t>
+            </w:r>
+          </w:p>
+        </w:tc>
+      </w:tr>
+      <w:tr>
+        <w:tc>
+          <w:tcPr>
+            <w:tcW w:type="dxa" w:w="2353"/>
+            <w:shd w:fill="EAF1F8" w:val="clear"/>
+            <w:tcBorders>
+              <w:top w:val="single" w:sz="4" w:space="0" w:color="D0D7DE"/>
+              <w:left w:val="single" w:sz="4" w:space="0" w:color="D0D7DE"/>
+              <w:bottom w:val="single" w:sz="4" w:space="0" w:color="D0D7DE"/>
+              <w:right w:val="single" w:sz="4" w:space="0" w:color="D0D7DE"/>
+            </w:tcBorders>
+          </w:tcPr>
+          <w:p>
+            <w:pPr>
+              <w:jc w:val="left"/>
+            </w:pPr>
+            <w:r/>
+            <w:r>
+              <w:rPr>
+                <w:rFonts w:ascii="Calibri" w:hAnsi="Calibri" w:eastAsia="Calibri"/>
+                <w:b w:val="0"/>
+                <w:i w:val="0"/>
+                <w:color w:val="2D2D2D"/>
+                <w:sz w:val="20"/>
+              </w:rPr>
+              <w:t>0.65</w:t>
+            </w:r>
+          </w:p>
+        </w:tc>
+        <w:tc>
+          <w:tcPr>
+            <w:tcW w:type="dxa" w:w="2353"/>
+            <w:shd w:fill="EAF1F8" w:val="clear"/>
+            <w:tcBorders>
+              <w:top w:val="single" w:sz="4" w:space="0" w:color="D0D7DE"/>
+              <w:left w:val="single" w:sz="4" w:space="0" w:color="D0D7DE"/>
+              <w:bottom w:val="single" w:sz="4" w:space="0" w:color="D0D7DE"/>
+              <w:right w:val="single" w:sz="4" w:space="0" w:color="D0D7DE"/>
+            </w:tcBorders>
+          </w:tcPr>
+          <w:p>
+            <w:pPr>
+              <w:jc w:val="center"/>
+            </w:pPr>
+            <w:r/>
+            <w:r>
+              <w:rPr>
+                <w:rFonts w:ascii="Calibri" w:hAnsi="Calibri" w:eastAsia="Calibri"/>
+                <w:b w:val="0"/>
+                <w:i w:val="0"/>
+                <w:color w:val="2D2D2D"/>
+                <w:sz w:val="20"/>
+              </w:rPr>
+              <w:t>100.0</w:t>
+            </w:r>
+          </w:p>
+        </w:tc>
+        <w:tc>
+          <w:tcPr>
+            <w:tcW w:type="dxa" w:w="2353"/>
+            <w:shd w:fill="EAF1F8" w:val="clear"/>
+            <w:tcBorders>
+              <w:top w:val="single" w:sz="4" w:space="0" w:color="D0D7DE"/>
+              <w:left w:val="single" w:sz="4" w:space="0" w:color="D0D7DE"/>
+              <w:bottom w:val="single" w:sz="4" w:space="0" w:color="D0D7DE"/>
+              <w:right w:val="single" w:sz="4" w:space="0" w:color="D0D7DE"/>
+            </w:tcBorders>
+          </w:tcPr>
+          <w:p>
+            <w:pPr>
+              <w:jc w:val="center"/>
+            </w:pPr>
+            <w:r/>
+            <w:r>
+              <w:rPr>
+                <w:rFonts w:ascii="Calibri" w:hAnsi="Calibri" w:eastAsia="Calibri"/>
+                <w:b w:val="0"/>
+                <w:i w:val="0"/>
+                <w:color w:val="2D2D2D"/>
+                <w:sz w:val="20"/>
+              </w:rPr>
+              <w:t>2.6</w:t>
+            </w:r>
+          </w:p>
+        </w:tc>
+        <w:tc>
+          <w:tcPr>
+            <w:tcW w:type="dxa" w:w="2353"/>
+            <w:shd w:fill="EAF1F8" w:val="clear"/>
+            <w:tcBorders>
+              <w:top w:val="single" w:sz="4" w:space="0" w:color="D0D7DE"/>
+              <w:left w:val="single" w:sz="4" w:space="0" w:color="D0D7DE"/>
+              <w:bottom w:val="single" w:sz="4" w:space="0" w:color="D0D7DE"/>
+              <w:right w:val="single" w:sz="4" w:space="0" w:color="D0D7DE"/>
+            </w:tcBorders>
+          </w:tcPr>
+          <w:p>
+            <w:pPr>
+              <w:jc w:val="center"/>
+            </w:pPr>
+            <w:r/>
+            <w:r>
+              <w:rPr>
+                <w:rFonts w:ascii="Calibri" w:hAnsi="Calibri" w:eastAsia="Calibri"/>
+                <w:b w:val="0"/>
+                <w:i w:val="0"/>
+                <w:color w:val="2D2D2D"/>
+                <w:sz w:val="20"/>
+              </w:rPr>
+              <w:t>5.0</w:t>
+            </w:r>
+          </w:p>
+        </w:tc>
+      </w:tr>
+      <w:tr>
+        <w:tc>
+          <w:tcPr>
+            <w:tcW w:type="dxa" w:w="2353"/>
+            <w:tcBorders>
+              <w:top w:val="single" w:sz="4" w:space="0" w:color="D0D7DE"/>
+              <w:left w:val="single" w:sz="4" w:space="0" w:color="D0D7DE"/>
+              <w:bottom w:val="single" w:sz="4" w:space="0" w:color="D0D7DE"/>
+              <w:right w:val="single" w:sz="4" w:space="0" w:color="D0D7DE"/>
+            </w:tcBorders>
+          </w:tcPr>
+          <w:p>
+            <w:pPr>
+              <w:jc w:val="left"/>
+            </w:pPr>
+            <w:r/>
+            <w:r>
+              <w:rPr>
+                <w:rFonts w:ascii="Calibri" w:hAnsi="Calibri" w:eastAsia="Calibri"/>
+                <w:b w:val="0"/>
+                <w:i w:val="0"/>
+                <w:color w:val="2D2D2D"/>
+                <w:sz w:val="20"/>
+              </w:rPr>
+              <w:t>0.7</w:t>
+            </w:r>
+          </w:p>
+        </w:tc>
+        <w:tc>
+          <w:tcPr>
+            <w:tcW w:type="dxa" w:w="2353"/>
+            <w:tcBorders>
+              <w:top w:val="single" w:sz="4" w:space="0" w:color="D0D7DE"/>
+              <w:left w:val="single" w:sz="4" w:space="0" w:color="D0D7DE"/>
+              <w:bottom w:val="single" w:sz="4" w:space="0" w:color="D0D7DE"/>
+              <w:right w:val="single" w:sz="4" w:space="0" w:color="D0D7DE"/>
+            </w:tcBorders>
+          </w:tcPr>
+          <w:p>
+            <w:pPr>
+              <w:jc w:val="center"/>
+            </w:pPr>
+            <w:r/>
+            <w:r>
+              <w:rPr>
+                <w:rFonts w:ascii="Calibri" w:hAnsi="Calibri" w:eastAsia="Calibri"/>
+                <w:b w:val="0"/>
+                <w:i w:val="0"/>
+                <w:color w:val="2D2D2D"/>
+                <w:sz w:val="20"/>
+              </w:rPr>
+              <w:t>0.0</w:t>
+            </w:r>
+          </w:p>
+        </w:tc>
+        <w:tc>
+          <w:tcPr>
+            <w:tcW w:type="dxa" w:w="2353"/>
+            <w:tcBorders>
+              <w:top w:val="single" w:sz="4" w:space="0" w:color="D0D7DE"/>
+              <w:left w:val="single" w:sz="4" w:space="0" w:color="D0D7DE"/>
+              <w:bottom w:val="single" w:sz="4" w:space="0" w:color="D0D7DE"/>
+              <w:right w:val="single" w:sz="4" w:space="0" w:color="D0D7DE"/>
+            </w:tcBorders>
+          </w:tcPr>
+          <w:p>
+            <w:pPr>
+              <w:jc w:val="center"/>
+            </w:pPr>
+            <w:r/>
+            <w:r>
+              <w:rPr>
+                <w:rFonts w:ascii="Calibri" w:hAnsi="Calibri" w:eastAsia="Calibri"/>
+                <w:b w:val="0"/>
+                <w:i w:val="0"/>
+                <w:color w:val="2D2D2D"/>
+                <w:sz w:val="20"/>
+              </w:rPr>
+              <w:t>0.0</w:t>
+            </w:r>
+          </w:p>
+        </w:tc>
+        <w:tc>
+          <w:tcPr>
+            <w:tcW w:type="dxa" w:w="2353"/>
+            <w:tcBorders>
+              <w:top w:val="single" w:sz="4" w:space="0" w:color="D0D7DE"/>
+              <w:left w:val="single" w:sz="4" w:space="0" w:color="D0D7DE"/>
+              <w:bottom w:val="single" w:sz="4" w:space="0" w:color="D0D7DE"/>
+              <w:right w:val="single" w:sz="4" w:space="0" w:color="D0D7DE"/>
+            </w:tcBorders>
+          </w:tcPr>
+          <w:p>
+            <w:pPr>
+              <w:jc w:val="center"/>
+            </w:pPr>
+            <w:r/>
+            <w:r>
+              <w:rPr>
+                <w:rFonts w:ascii="Calibri" w:hAnsi="Calibri" w:eastAsia="Calibri"/>
+                <w:b w:val="0"/>
+                <w:i w:val="0"/>
+                <w:color w:val="2D2D2D"/>
+                <w:sz w:val="20"/>
+              </w:rPr>
+              <w:t>0.0</w:t>
+            </w:r>
+          </w:p>
+        </w:tc>
+      </w:tr>
+    </w:tbl>
+    <w:p/>
+    <w:p>
+      <w:pPr>
+        <w:spacing w:before="120" w:after="40" w:line="276" w:lineRule="auto"/>
+        <w:jc w:val="center"/>
+      </w:pPr>
+      <w:r>
+        <w:drawing>
+          <wp:inline xmlns:a="http://schemas.openxmlformats.org/drawingml/2006/main" xmlns:pic="http://schemas.openxmlformats.org/drawingml/2006/picture">
+            <wp:extent cx="5669280" cy="3607724"/>
+            <wp:docPr id="6" name="Picture 6"/>
+            <wp:cNvGraphicFramePr>
+              <a:graphicFrameLocks noChangeAspect="1"/>
+            </wp:cNvGraphicFramePr>
+            <a:graphic>
+              <a:graphicData uri="http://schemas.openxmlformats.org/drawingml/2006/picture">
+                <pic:pic>
+                  <pic:nvPicPr>
+                    <pic:cNvPr id="0" name="threshold_sweep.png"/>
+                    <pic:cNvPicPr/>
+                  </pic:nvPicPr>
+                  <pic:blipFill>
+                    <a:blip r:embed="rId16"/>
+                    <a:stretch>
+                      <a:fillRect/>
+                    </a:stretch>
+                  </pic:blipFill>
+                  <pic:spPr>
+                    <a:xfrm>
+                      <a:off x="0" y="0"/>
+                      <a:ext cx="5669280" cy="3607724"/>
+                    </a:xfrm>
+                    <a:prstGeom prst="rect"/>
+                  </pic:spPr>
+                </pic:pic>
+              </a:graphicData>
+            </a:graphic>
+          </wp:inline>
+        </w:drawing>
+      </w:r>
+    </w:p>
+    <w:p>
+      <w:pPr>
+        <w:spacing w:before="0" w:after="200" w:line="276" w:lineRule="auto"/>
+        <w:jc w:val="center"/>
+      </w:pPr>
+      <w:r>
+        <w:rPr>
+          <w:rFonts w:ascii="Calibri" w:hAnsi="Calibri" w:eastAsia="Calibri"/>
+          <w:b w:val="0"/>
+          <w:i/>
+          <w:color w:val="555555"/>
+          <w:sz w:val="20"/>
+        </w:rPr>
+        <w:t>Figure 6. Precision/recall/F1 vs threshold. Dotted lines are the Medium (0.30) and High (0.55) risk-band edges.</w:t>
+      </w:r>
+    </w:p>
+    <w:p>
+      <w:pPr>
+        <w:spacing w:before="0" w:after="160" w:line="276" w:lineRule="auto"/>
+        <w:jc w:val="both"/>
+      </w:pPr>
+      <w:r>
+        <w:rPr>
+          <w:rFonts w:ascii="Calibri" w:hAnsi="Calibri" w:eastAsia="Calibri"/>
+          <w:b w:val="0"/>
+          <w:i w:val="0"/>
+          <w:color w:val="2D2D2D"/>
+          <w:sz w:val="22"/>
+        </w:rPr>
+        <w:t>Lowering the cutoff from 0.5 toward 0.3 roughly doubles recall and spends precision to do it. That is the conversation an HR lead should have — 'how many false alarms will we tolerate to catch another ten leavers?' — and it is a one-line change in app.py, not a retrain.</w:t>
       </w:r>
     </w:p>
     <w:p>
@@ -1801,7 +6247,7 @@
           <w:color w:val="1F4E79"/>
           <w:sz w:val="32"/>
         </w:rPr>
-        <w:t>5. Model serialisation — Joblib and Pickle</w:t>
+        <w:t>6. Serialisation — Joblib and Pickle</w:t>
       </w:r>
     </w:p>
     <w:p>
@@ -1817,7 +6263,7 @@
           <w:color w:val="2D2D2D"/>
           <w:sz w:val="22"/>
         </w:rPr>
-        <w:t>Once the Pipeline has been fitted it is an ordinary Python object: a nested structure of transformers, a forest of decision trees, and the category levels seen during training. Serialisation writes that object to disk so the API process does not have to retrain on every startup. Two formats are saved, as the task requires:</w:t>
+        <w:t>A fitted Pipeline is a Python object: the scaler means, the one-hot category lists, and ~300 trees. Serialisation writes that object to disk so Uvicorn does not retrain on every boot.</w:t>
       </w:r>
     </w:p>
     <w:p>
@@ -1833,7 +6279,7 @@
           <w:color w:val="2D2D2D"/>
           <w:sz w:val="22"/>
         </w:rPr>
-        <w:t>Joblib (models/attrition_pipeline.joblib) — the recommended way to persist scikit-learn objects. It is efficient for arrays of NumPy numeric trees and is what app.py loads.</w:t>
+        <w:t>Joblib — models/attrition_pipeline.joblib (6.93 MB). Efficient for NumPy arrays of trees. This is what get_model() loads.</w:t>
       </w:r>
     </w:p>
     <w:p>
@@ -1849,7 +6295,7 @@
           <w:color w:val="2D2D2D"/>
           <w:sz w:val="22"/>
         </w:rPr>
-        <w:t>Pickle (models/attrition_pipeline.pkl) — the standard library equivalent. It produces a larger file for the same object and is kept so either loading path can be demonstrated.</w:t>
+        <w:t>Pickle — models/attrition_pipeline.pkl (6.91 MB). Standard-library equivalent of the same object, submitted because the brief asks for both.</w:t>
       </w:r>
     </w:p>
     <w:p>
@@ -1867,15 +6313,12 @@
         </w:rPr>
         <w:t>import joblib, pickle</w:t>
         <w:br/>
-        <w:br/>
         <w:t>joblib.dump(best, 'models/attrition_pipeline.joblib')</w:t>
         <w:br/>
-        <w:t>with open('models/attrition_pipeline.pkl', 'wb') as f:</w:t>
-        <w:br/>
-        <w:t xml:space="preserve">    pickle.dump(best, f)</w:t>
+        <w:t>pickle.dump(best, open('models/attrition_pipeline.pkl', 'wb'))</w:t>
         <w:br/>
         <w:br/>
-        <w:t># API startup</w:t>
+        <w:t># app.py startup (once per process)</w:t>
         <w:br/>
         <w:t>model = joblib.load('models/attrition_pipeline.joblib')</w:t>
       </w:r>
@@ -1893,7 +6336,7 @@
           <w:color w:val="2D2D2D"/>
           <w:sz w:val="22"/>
         </w:rPr>
-        <w:t>A companion metadata.json records feature names, class labels and test metrics so the API can describe itself at GET /metadata without anyone opening the notebook that trained the model. The important production caveat: pickle/joblib files are Python-version and sklearn-version sensitive, and they should only be loaded from a trusted path — they can execute code on load. That is acceptable here because we both wrote and consume the file in the same project.</w:t>
+        <w:t>Caveats that belong in a capstone, not a footnote. (1) Both formats are tied to the sklearn/numpy version that wrote them — bumping scikit-learn without retraining can fail on load. (2) Loading a pickle executes bytecode; only files this repo wrote are loaded. (3) metadata.json sits beside them so GET /metadata can describe features and test metrics without unpickling.</w:t>
       </w:r>
     </w:p>
     <w:p>
@@ -1911,7 +6354,7 @@
           <w:color w:val="1F4E79"/>
           <w:sz w:val="32"/>
         </w:rPr>
-        <w:t>6. Prediction API (FastAPI)</w:t>
+        <w:t>7. Prediction API and three worked requests</w:t>
       </w:r>
     </w:p>
     <w:p>
@@ -1927,54 +6370,7 @@
           <w:color w:val="2D2D2D"/>
           <w:sz w:val="22"/>
         </w:rPr>
-        <w:t>FastAPI was chosen over Flask for the same job because request bodies are validated by a Pydantic model (a missing field or a performance score of 9 is rejected with a 422 before the forest ever runs) and because /docs is generated automatically. The service binds to 0.0.0.0 and uses relative URLs in the browser UI, so it works behind a preview proxy as well as on localhost.</w:t>
-      </w:r>
-    </w:p>
-    <w:p>
-      <w:pPr>
-        <w:spacing w:before="80" w:after="160" w:line="259" w:lineRule="auto"/>
-        <w:shd w:fill="F4F6F8" w:val="clear"/>
-      </w:pPr>
-      <w:r>
-        <w:rPr>
-          <w:rFonts w:ascii="Consolas" w:hAnsi="Consolas" w:eastAsia="Consolas"/>
-          <w:b w:val="0"/>
-          <w:i w:val="0"/>
-          <w:color w:val="1E1E1E"/>
-          <w:sz w:val="18"/>
-        </w:rPr>
-        <w:t>POST /predict</w:t>
-        <w:br/>
-        <w:t>{</w:t>
-        <w:br/>
-        <w:t xml:space="preserve">  "age": 29,</w:t>
-        <w:br/>
-        <w:t xml:space="preserve">  "gender": "Female",</w:t>
-        <w:br/>
-        <w:t xml:space="preserve">  "department": "Sales",</w:t>
-        <w:br/>
-        <w:t xml:space="preserve">  "city": "New York",</w:t>
-        <w:br/>
-        <w:t xml:space="preserve">  "years_experience": 3,</w:t>
-        <w:br/>
-        <w:t xml:space="preserve">  "monthly_salary": 38000,</w:t>
-        <w:br/>
-        <w:t xml:space="preserve">  "performance_score": 2</w:t>
-        <w:br/>
-        <w:t>}</w:t>
-        <w:br/>
-        <w:br/>
-        <w:t>→ {</w:t>
-        <w:br/>
-        <w:t xml:space="preserve">  "attrition": "Yes" | "No",</w:t>
-        <w:br/>
-        <w:t xml:space="preserve">  "probability_leave": 0.0–1.0,</w:t>
-        <w:br/>
-        <w:t xml:space="preserve">  "risk_level": "Low" | "Medium" | "High",</w:t>
-        <w:br/>
-        <w:t xml:space="preserve">  "message": "..."</w:t>
-        <w:br/>
-        <w:t>}</w:t>
+        <w:t>FastAPI over Flask: Pydantic rejects a performance_score of 9 with HTTP 422 before the forest runs, and /docs is free. CORS allows any origin; credentials are off, which is the combination that is actually valid with allow_origins=['*'].</w:t>
       </w:r>
     </w:p>
     <w:p>
@@ -1989,7 +6385,7 @@
           <w:color w:val="555555"/>
           <w:sz w:val="20"/>
         </w:rPr>
-        <w:t>Table 4. API surface</w:t>
+        <w:t>Table 8. API surface of app.py</w:t>
       </w:r>
     </w:p>
     <w:tbl>
@@ -2168,7 +6564,7 @@
                 <w:color w:val="2D2D2D"/>
                 <w:sz w:val="20"/>
               </w:rPr>
-              <w:t>HR web UI (HTML)</w:t>
+              <w:t>HR web UI</w:t>
             </w:r>
           </w:p>
         </w:tc>
@@ -2254,7 +6650,7 @@
                 <w:color w:val="2D2D2D"/>
                 <w:sz w:val="20"/>
               </w:rPr>
-              <w:t>Capstone slide deck (HTML)</w:t>
+              <w:t>Capstone slides</w:t>
             </w:r>
           </w:p>
         </w:tc>
@@ -2337,7 +6733,7 @@
                 <w:color w:val="2D2D2D"/>
                 <w:sz w:val="20"/>
               </w:rPr>
-              <w:t>Liveness check</w:t>
+              <w:t>Liveness + model file present</w:t>
             </w:r>
           </w:p>
         </w:tc>
@@ -2423,7 +6819,7 @@
                 <w:color w:val="2D2D2D"/>
                 <w:sz w:val="20"/>
               </w:rPr>
-              <w:t>Feature list, metrics, serialisation paths</w:t>
+              <w:t>Features, metrics, serialisation paths</w:t>
             </w:r>
           </w:p>
         </w:tc>
@@ -2592,7 +6988,7 @@
                 <w:color w:val="2D2D2D"/>
                 <w:sz w:val="20"/>
               </w:rPr>
-              <w:t>OpenAPI / Swagger UI</w:t>
+              <w:t>OpenAPI / Swagger</w:t>
             </w:r>
           </w:p>
         </w:tc>
@@ -2612,7 +7008,638 @@
           <w:color w:val="2D2D2D"/>
           <w:sz w:val="22"/>
         </w:rPr>
-        <w:t>A smoke-test of the serialised pipeline on the example employee above returns attrition = No with P(leave) = 0.487. The same payload is what the UI sends.</w:t>
+        <w:t>Three requests through the serialised Pipeline (the same code path as POST /predict):</w:t>
+      </w:r>
+    </w:p>
+    <w:p>
+      <w:pPr>
+        <w:spacing w:before="160" w:after="80" w:line="276" w:lineRule="auto"/>
+      </w:pPr>
+      <w:r>
+        <w:rPr>
+          <w:rFonts w:ascii="Calibri" w:hAnsi="Calibri" w:eastAsia="Calibri"/>
+          <w:b w:val="0"/>
+          <w:i/>
+          <w:color w:val="555555"/>
+          <w:sz w:val="20"/>
+        </w:rPr>
+        <w:t>Table 9. Worked predictions from the Joblib artefact</w:t>
+      </w:r>
+    </w:p>
+    <w:tbl>
+      <w:tblPr>
+        <w:tblW w:type="auto" w:w="0"/>
+        <w:jc w:val="center"/>
+        <w:tblLayout w:type="autofit"/>
+        <w:tblLook w:firstColumn="1" w:firstRow="1" w:lastColumn="0" w:lastRow="0" w:noHBand="0" w:noVBand="1" w:val="04A0"/>
+      </w:tblPr>
+      <w:tblGrid>
+        <w:gridCol w:w="1882"/>
+        <w:gridCol w:w="1882"/>
+        <w:gridCol w:w="1882"/>
+        <w:gridCol w:w="1882"/>
+        <w:gridCol w:w="1882"/>
+      </w:tblGrid>
+      <w:tr>
+        <w:tc>
+          <w:tcPr>
+            <w:tcW w:type="dxa" w:w="1882"/>
+            <w:shd w:fill="1F4E79" w:val="clear"/>
+            <w:tcBorders>
+              <w:top w:val="single" w:sz="4" w:space="0" w:color="1F4E79"/>
+              <w:left w:val="single" w:sz="4" w:space="0" w:color="1F4E79"/>
+              <w:bottom w:val="single" w:sz="4" w:space="0" w:color="1F4E79"/>
+              <w:right w:val="single" w:sz="4" w:space="0" w:color="1F4E79"/>
+            </w:tcBorders>
+          </w:tcPr>
+          <w:p>
+            <w:pPr>
+              <w:jc w:val="center"/>
+            </w:pPr>
+            <w:r/>
+            <w:r>
+              <w:rPr>
+                <w:rFonts w:ascii="Calibri" w:hAnsi="Calibri" w:eastAsia="Calibri"/>
+                <w:b/>
+                <w:i w:val="0"/>
+                <w:color w:val="FFFFFF"/>
+                <w:sz w:val="20"/>
+              </w:rPr>
+              <w:t>Profile</w:t>
+            </w:r>
+          </w:p>
+        </w:tc>
+        <w:tc>
+          <w:tcPr>
+            <w:tcW w:type="dxa" w:w="1882"/>
+            <w:shd w:fill="1F4E79" w:val="clear"/>
+            <w:tcBorders>
+              <w:top w:val="single" w:sz="4" w:space="0" w:color="1F4E79"/>
+              <w:left w:val="single" w:sz="4" w:space="0" w:color="1F4E79"/>
+              <w:bottom w:val="single" w:sz="4" w:space="0" w:color="1F4E79"/>
+              <w:right w:val="single" w:sz="4" w:space="0" w:color="1F4E79"/>
+            </w:tcBorders>
+          </w:tcPr>
+          <w:p>
+            <w:pPr>
+              <w:jc w:val="center"/>
+            </w:pPr>
+            <w:r/>
+            <w:r>
+              <w:rPr>
+                <w:rFonts w:ascii="Calibri" w:hAnsi="Calibri" w:eastAsia="Calibri"/>
+                <w:b/>
+                <w:i w:val="0"/>
+                <w:color w:val="FFFFFF"/>
+                <w:sz w:val="20"/>
+              </w:rPr>
+              <w:t>Key fields</w:t>
+            </w:r>
+          </w:p>
+        </w:tc>
+        <w:tc>
+          <w:tcPr>
+            <w:tcW w:type="dxa" w:w="1882"/>
+            <w:shd w:fill="1F4E79" w:val="clear"/>
+            <w:tcBorders>
+              <w:top w:val="single" w:sz="4" w:space="0" w:color="1F4E79"/>
+              <w:left w:val="single" w:sz="4" w:space="0" w:color="1F4E79"/>
+              <w:bottom w:val="single" w:sz="4" w:space="0" w:color="1F4E79"/>
+              <w:right w:val="single" w:sz="4" w:space="0" w:color="1F4E79"/>
+            </w:tcBorders>
+          </w:tcPr>
+          <w:p>
+            <w:pPr>
+              <w:jc w:val="center"/>
+            </w:pPr>
+            <w:r/>
+            <w:r>
+              <w:rPr>
+                <w:rFonts w:ascii="Calibri" w:hAnsi="Calibri" w:eastAsia="Calibri"/>
+                <w:b/>
+                <w:i w:val="0"/>
+                <w:color w:val="FFFFFF"/>
+                <w:sz w:val="20"/>
+              </w:rPr>
+              <w:t>P(leave)</w:t>
+            </w:r>
+          </w:p>
+        </w:tc>
+        <w:tc>
+          <w:tcPr>
+            <w:tcW w:type="dxa" w:w="1882"/>
+            <w:shd w:fill="1F4E79" w:val="clear"/>
+            <w:tcBorders>
+              <w:top w:val="single" w:sz="4" w:space="0" w:color="1F4E79"/>
+              <w:left w:val="single" w:sz="4" w:space="0" w:color="1F4E79"/>
+              <w:bottom w:val="single" w:sz="4" w:space="0" w:color="1F4E79"/>
+              <w:right w:val="single" w:sz="4" w:space="0" w:color="1F4E79"/>
+            </w:tcBorders>
+          </w:tcPr>
+          <w:p>
+            <w:pPr>
+              <w:jc w:val="center"/>
+            </w:pPr>
+            <w:r/>
+            <w:r>
+              <w:rPr>
+                <w:rFonts w:ascii="Calibri" w:hAnsi="Calibri" w:eastAsia="Calibri"/>
+                <w:b/>
+                <w:i w:val="0"/>
+                <w:color w:val="FFFFFF"/>
+                <w:sz w:val="20"/>
+              </w:rPr>
+              <w:t>Label</w:t>
+            </w:r>
+          </w:p>
+        </w:tc>
+        <w:tc>
+          <w:tcPr>
+            <w:tcW w:type="dxa" w:w="1882"/>
+            <w:shd w:fill="1F4E79" w:val="clear"/>
+            <w:tcBorders>
+              <w:top w:val="single" w:sz="4" w:space="0" w:color="1F4E79"/>
+              <w:left w:val="single" w:sz="4" w:space="0" w:color="1F4E79"/>
+              <w:bottom w:val="single" w:sz="4" w:space="0" w:color="1F4E79"/>
+              <w:right w:val="single" w:sz="4" w:space="0" w:color="1F4E79"/>
+            </w:tcBorders>
+          </w:tcPr>
+          <w:p>
+            <w:pPr>
+              <w:jc w:val="center"/>
+            </w:pPr>
+            <w:r/>
+            <w:r>
+              <w:rPr>
+                <w:rFonts w:ascii="Calibri" w:hAnsi="Calibri" w:eastAsia="Calibri"/>
+                <w:b/>
+                <w:i w:val="0"/>
+                <w:color w:val="FFFFFF"/>
+                <w:sz w:val="20"/>
+              </w:rPr>
+              <w:t>Risk band</w:t>
+            </w:r>
+          </w:p>
+        </w:tc>
+      </w:tr>
+      <w:tr>
+        <w:tc>
+          <w:tcPr>
+            <w:tcW w:type="dxa" w:w="1882"/>
+            <w:tcBorders>
+              <w:top w:val="single" w:sz="4" w:space="0" w:color="D0D7DE"/>
+              <w:left w:val="single" w:sz="4" w:space="0" w:color="D0D7DE"/>
+              <w:bottom w:val="single" w:sz="4" w:space="0" w:color="D0D7DE"/>
+              <w:right w:val="single" w:sz="4" w:space="0" w:color="D0D7DE"/>
+            </w:tcBorders>
+          </w:tcPr>
+          <w:p>
+            <w:pPr>
+              <w:jc w:val="left"/>
+            </w:pPr>
+            <w:r/>
+            <w:r>
+              <w:rPr>
+                <w:rFonts w:ascii="Calibri" w:hAnsi="Calibri" w:eastAsia="Calibri"/>
+                <w:b w:val="0"/>
+                <w:i w:val="0"/>
+                <w:color w:val="2D2D2D"/>
+                <w:sz w:val="20"/>
+              </w:rPr>
+              <w:t>Junior, low performance</w:t>
+            </w:r>
+          </w:p>
+        </w:tc>
+        <w:tc>
+          <w:tcPr>
+            <w:tcW w:type="dxa" w:w="1882"/>
+            <w:tcBorders>
+              <w:top w:val="single" w:sz="4" w:space="0" w:color="D0D7DE"/>
+              <w:left w:val="single" w:sz="4" w:space="0" w:color="D0D7DE"/>
+              <w:bottom w:val="single" w:sz="4" w:space="0" w:color="D0D7DE"/>
+              <w:right w:val="single" w:sz="4" w:space="0" w:color="D0D7DE"/>
+            </w:tcBorders>
+          </w:tcPr>
+          <w:p>
+            <w:pPr>
+              <w:jc w:val="center"/>
+            </w:pPr>
+            <w:r/>
+            <w:r>
+              <w:rPr>
+                <w:rFonts w:ascii="Calibri" w:hAnsi="Calibri" w:eastAsia="Calibri"/>
+                <w:b w:val="0"/>
+                <w:i w:val="0"/>
+                <w:color w:val="2D2D2D"/>
+                <w:sz w:val="20"/>
+              </w:rPr>
+              <w:t>age 24, 1 yrs, ₹28,000, perf 1</w:t>
+            </w:r>
+          </w:p>
+        </w:tc>
+        <w:tc>
+          <w:tcPr>
+            <w:tcW w:type="dxa" w:w="1882"/>
+            <w:tcBorders>
+              <w:top w:val="single" w:sz="4" w:space="0" w:color="D0D7DE"/>
+              <w:left w:val="single" w:sz="4" w:space="0" w:color="D0D7DE"/>
+              <w:bottom w:val="single" w:sz="4" w:space="0" w:color="D0D7DE"/>
+              <w:right w:val="single" w:sz="4" w:space="0" w:color="D0D7DE"/>
+            </w:tcBorders>
+          </w:tcPr>
+          <w:p>
+            <w:pPr>
+              <w:jc w:val="center"/>
+            </w:pPr>
+            <w:r/>
+            <w:r>
+              <w:rPr>
+                <w:rFonts w:ascii="Calibri" w:hAnsi="Calibri" w:eastAsia="Calibri"/>
+                <w:b w:val="0"/>
+                <w:i w:val="0"/>
+                <w:color w:val="2D2D2D"/>
+                <w:sz w:val="20"/>
+              </w:rPr>
+              <w:t>0.493</w:t>
+            </w:r>
+          </w:p>
+        </w:tc>
+        <w:tc>
+          <w:tcPr>
+            <w:tcW w:type="dxa" w:w="1882"/>
+            <w:tcBorders>
+              <w:top w:val="single" w:sz="4" w:space="0" w:color="D0D7DE"/>
+              <w:left w:val="single" w:sz="4" w:space="0" w:color="D0D7DE"/>
+              <w:bottom w:val="single" w:sz="4" w:space="0" w:color="D0D7DE"/>
+              <w:right w:val="single" w:sz="4" w:space="0" w:color="D0D7DE"/>
+            </w:tcBorders>
+          </w:tcPr>
+          <w:p>
+            <w:pPr>
+              <w:jc w:val="center"/>
+            </w:pPr>
+            <w:r/>
+            <w:r>
+              <w:rPr>
+                <w:rFonts w:ascii="Calibri" w:hAnsi="Calibri" w:eastAsia="Calibri"/>
+                <w:b w:val="0"/>
+                <w:i w:val="0"/>
+                <w:color w:val="2D2D2D"/>
+                <w:sz w:val="20"/>
+              </w:rPr>
+              <w:t>No</w:t>
+            </w:r>
+          </w:p>
+        </w:tc>
+        <w:tc>
+          <w:tcPr>
+            <w:tcW w:type="dxa" w:w="1882"/>
+            <w:tcBorders>
+              <w:top w:val="single" w:sz="4" w:space="0" w:color="D0D7DE"/>
+              <w:left w:val="single" w:sz="4" w:space="0" w:color="D0D7DE"/>
+              <w:bottom w:val="single" w:sz="4" w:space="0" w:color="D0D7DE"/>
+              <w:right w:val="single" w:sz="4" w:space="0" w:color="D0D7DE"/>
+            </w:tcBorders>
+          </w:tcPr>
+          <w:p>
+            <w:pPr>
+              <w:jc w:val="center"/>
+            </w:pPr>
+            <w:r/>
+            <w:r>
+              <w:rPr>
+                <w:rFonts w:ascii="Calibri" w:hAnsi="Calibri" w:eastAsia="Calibri"/>
+                <w:b w:val="0"/>
+                <w:i w:val="0"/>
+                <w:color w:val="2D2D2D"/>
+                <w:sz w:val="20"/>
+              </w:rPr>
+              <w:t>Medium</w:t>
+            </w:r>
+          </w:p>
+        </w:tc>
+      </w:tr>
+      <w:tr>
+        <w:tc>
+          <w:tcPr>
+            <w:tcW w:type="dxa" w:w="1882"/>
+            <w:shd w:fill="EAF1F8" w:val="clear"/>
+            <w:tcBorders>
+              <w:top w:val="single" w:sz="4" w:space="0" w:color="D0D7DE"/>
+              <w:left w:val="single" w:sz="4" w:space="0" w:color="D0D7DE"/>
+              <w:bottom w:val="single" w:sz="4" w:space="0" w:color="D0D7DE"/>
+              <w:right w:val="single" w:sz="4" w:space="0" w:color="D0D7DE"/>
+            </w:tcBorders>
+          </w:tcPr>
+          <w:p>
+            <w:pPr>
+              <w:jc w:val="left"/>
+            </w:pPr>
+            <w:r/>
+            <w:r>
+              <w:rPr>
+                <w:rFonts w:ascii="Calibri" w:hAnsi="Calibri" w:eastAsia="Calibri"/>
+                <w:b w:val="0"/>
+                <w:i w:val="0"/>
+                <w:color w:val="2D2D2D"/>
+                <w:sz w:val="20"/>
+              </w:rPr>
+              <w:t>UI default example</w:t>
+            </w:r>
+          </w:p>
+        </w:tc>
+        <w:tc>
+          <w:tcPr>
+            <w:tcW w:type="dxa" w:w="1882"/>
+            <w:shd w:fill="EAF1F8" w:val="clear"/>
+            <w:tcBorders>
+              <w:top w:val="single" w:sz="4" w:space="0" w:color="D0D7DE"/>
+              <w:left w:val="single" w:sz="4" w:space="0" w:color="D0D7DE"/>
+              <w:bottom w:val="single" w:sz="4" w:space="0" w:color="D0D7DE"/>
+              <w:right w:val="single" w:sz="4" w:space="0" w:color="D0D7DE"/>
+            </w:tcBorders>
+          </w:tcPr>
+          <w:p>
+            <w:pPr>
+              <w:jc w:val="center"/>
+            </w:pPr>
+            <w:r/>
+            <w:r>
+              <w:rPr>
+                <w:rFonts w:ascii="Calibri" w:hAnsi="Calibri" w:eastAsia="Calibri"/>
+                <w:b w:val="0"/>
+                <w:i w:val="0"/>
+                <w:color w:val="2D2D2D"/>
+                <w:sz w:val="20"/>
+              </w:rPr>
+              <w:t>age 29, 3 yrs, ₹38,000, perf 2</w:t>
+            </w:r>
+          </w:p>
+        </w:tc>
+        <w:tc>
+          <w:tcPr>
+            <w:tcW w:type="dxa" w:w="1882"/>
+            <w:shd w:fill="EAF1F8" w:val="clear"/>
+            <w:tcBorders>
+              <w:top w:val="single" w:sz="4" w:space="0" w:color="D0D7DE"/>
+              <w:left w:val="single" w:sz="4" w:space="0" w:color="D0D7DE"/>
+              <w:bottom w:val="single" w:sz="4" w:space="0" w:color="D0D7DE"/>
+              <w:right w:val="single" w:sz="4" w:space="0" w:color="D0D7DE"/>
+            </w:tcBorders>
+          </w:tcPr>
+          <w:p>
+            <w:pPr>
+              <w:jc w:val="center"/>
+            </w:pPr>
+            <w:r/>
+            <w:r>
+              <w:rPr>
+                <w:rFonts w:ascii="Calibri" w:hAnsi="Calibri" w:eastAsia="Calibri"/>
+                <w:b w:val="0"/>
+                <w:i w:val="0"/>
+                <w:color w:val="2D2D2D"/>
+                <w:sz w:val="20"/>
+              </w:rPr>
+              <w:t>0.487</w:t>
+            </w:r>
+          </w:p>
+        </w:tc>
+        <w:tc>
+          <w:tcPr>
+            <w:tcW w:type="dxa" w:w="1882"/>
+            <w:shd w:fill="EAF1F8" w:val="clear"/>
+            <w:tcBorders>
+              <w:top w:val="single" w:sz="4" w:space="0" w:color="D0D7DE"/>
+              <w:left w:val="single" w:sz="4" w:space="0" w:color="D0D7DE"/>
+              <w:bottom w:val="single" w:sz="4" w:space="0" w:color="D0D7DE"/>
+              <w:right w:val="single" w:sz="4" w:space="0" w:color="D0D7DE"/>
+            </w:tcBorders>
+          </w:tcPr>
+          <w:p>
+            <w:pPr>
+              <w:jc w:val="center"/>
+            </w:pPr>
+            <w:r/>
+            <w:r>
+              <w:rPr>
+                <w:rFonts w:ascii="Calibri" w:hAnsi="Calibri" w:eastAsia="Calibri"/>
+                <w:b w:val="0"/>
+                <w:i w:val="0"/>
+                <w:color w:val="2D2D2D"/>
+                <w:sz w:val="20"/>
+              </w:rPr>
+              <w:t>No</w:t>
+            </w:r>
+          </w:p>
+        </w:tc>
+        <w:tc>
+          <w:tcPr>
+            <w:tcW w:type="dxa" w:w="1882"/>
+            <w:shd w:fill="EAF1F8" w:val="clear"/>
+            <w:tcBorders>
+              <w:top w:val="single" w:sz="4" w:space="0" w:color="D0D7DE"/>
+              <w:left w:val="single" w:sz="4" w:space="0" w:color="D0D7DE"/>
+              <w:bottom w:val="single" w:sz="4" w:space="0" w:color="D0D7DE"/>
+              <w:right w:val="single" w:sz="4" w:space="0" w:color="D0D7DE"/>
+            </w:tcBorders>
+          </w:tcPr>
+          <w:p>
+            <w:pPr>
+              <w:jc w:val="center"/>
+            </w:pPr>
+            <w:r/>
+            <w:r>
+              <w:rPr>
+                <w:rFonts w:ascii="Calibri" w:hAnsi="Calibri" w:eastAsia="Calibri"/>
+                <w:b w:val="0"/>
+                <w:i w:val="0"/>
+                <w:color w:val="2D2D2D"/>
+                <w:sz w:val="20"/>
+              </w:rPr>
+              <w:t>Medium</w:t>
+            </w:r>
+          </w:p>
+        </w:tc>
+      </w:tr>
+      <w:tr>
+        <w:tc>
+          <w:tcPr>
+            <w:tcW w:type="dxa" w:w="1882"/>
+            <w:tcBorders>
+              <w:top w:val="single" w:sz="4" w:space="0" w:color="D0D7DE"/>
+              <w:left w:val="single" w:sz="4" w:space="0" w:color="D0D7DE"/>
+              <w:bottom w:val="single" w:sz="4" w:space="0" w:color="D0D7DE"/>
+              <w:right w:val="single" w:sz="4" w:space="0" w:color="D0D7DE"/>
+            </w:tcBorders>
+          </w:tcPr>
+          <w:p>
+            <w:pPr>
+              <w:jc w:val="left"/>
+            </w:pPr>
+            <w:r/>
+            <w:r>
+              <w:rPr>
+                <w:rFonts w:ascii="Calibri" w:hAnsi="Calibri" w:eastAsia="Calibri"/>
+                <w:b w:val="0"/>
+                <w:i w:val="0"/>
+                <w:color w:val="2D2D2D"/>
+                <w:sz w:val="20"/>
+              </w:rPr>
+              <w:t>Senior high performer</w:t>
+            </w:r>
+          </w:p>
+        </w:tc>
+        <w:tc>
+          <w:tcPr>
+            <w:tcW w:type="dxa" w:w="1882"/>
+            <w:tcBorders>
+              <w:top w:val="single" w:sz="4" w:space="0" w:color="D0D7DE"/>
+              <w:left w:val="single" w:sz="4" w:space="0" w:color="D0D7DE"/>
+              <w:bottom w:val="single" w:sz="4" w:space="0" w:color="D0D7DE"/>
+              <w:right w:val="single" w:sz="4" w:space="0" w:color="D0D7DE"/>
+            </w:tcBorders>
+          </w:tcPr>
+          <w:p>
+            <w:pPr>
+              <w:jc w:val="center"/>
+            </w:pPr>
+            <w:r/>
+            <w:r>
+              <w:rPr>
+                <w:rFonts w:ascii="Calibri" w:hAnsi="Calibri" w:eastAsia="Calibri"/>
+                <w:b w:val="0"/>
+                <w:i w:val="0"/>
+                <w:color w:val="2D2D2D"/>
+                <w:sz w:val="20"/>
+              </w:rPr>
+              <w:t>age 48, 22 yrs, ₹92,000, perf 5</w:t>
+            </w:r>
+          </w:p>
+        </w:tc>
+        <w:tc>
+          <w:tcPr>
+            <w:tcW w:type="dxa" w:w="1882"/>
+            <w:tcBorders>
+              <w:top w:val="single" w:sz="4" w:space="0" w:color="D0D7DE"/>
+              <w:left w:val="single" w:sz="4" w:space="0" w:color="D0D7DE"/>
+              <w:bottom w:val="single" w:sz="4" w:space="0" w:color="D0D7DE"/>
+              <w:right w:val="single" w:sz="4" w:space="0" w:color="D0D7DE"/>
+            </w:tcBorders>
+          </w:tcPr>
+          <w:p>
+            <w:pPr>
+              <w:jc w:val="center"/>
+            </w:pPr>
+            <w:r/>
+            <w:r>
+              <w:rPr>
+                <w:rFonts w:ascii="Calibri" w:hAnsi="Calibri" w:eastAsia="Calibri"/>
+                <w:b w:val="0"/>
+                <w:i w:val="0"/>
+                <w:color w:val="2D2D2D"/>
+                <w:sz w:val="20"/>
+              </w:rPr>
+              <w:t>0.127</w:t>
+            </w:r>
+          </w:p>
+        </w:tc>
+        <w:tc>
+          <w:tcPr>
+            <w:tcW w:type="dxa" w:w="1882"/>
+            <w:tcBorders>
+              <w:top w:val="single" w:sz="4" w:space="0" w:color="D0D7DE"/>
+              <w:left w:val="single" w:sz="4" w:space="0" w:color="D0D7DE"/>
+              <w:bottom w:val="single" w:sz="4" w:space="0" w:color="D0D7DE"/>
+              <w:right w:val="single" w:sz="4" w:space="0" w:color="D0D7DE"/>
+            </w:tcBorders>
+          </w:tcPr>
+          <w:p>
+            <w:pPr>
+              <w:jc w:val="center"/>
+            </w:pPr>
+            <w:r/>
+            <w:r>
+              <w:rPr>
+                <w:rFonts w:ascii="Calibri" w:hAnsi="Calibri" w:eastAsia="Calibri"/>
+                <w:b w:val="0"/>
+                <w:i w:val="0"/>
+                <w:color w:val="2D2D2D"/>
+                <w:sz w:val="20"/>
+              </w:rPr>
+              <w:t>No</w:t>
+            </w:r>
+          </w:p>
+        </w:tc>
+        <w:tc>
+          <w:tcPr>
+            <w:tcW w:type="dxa" w:w="1882"/>
+            <w:tcBorders>
+              <w:top w:val="single" w:sz="4" w:space="0" w:color="D0D7DE"/>
+              <w:left w:val="single" w:sz="4" w:space="0" w:color="D0D7DE"/>
+              <w:bottom w:val="single" w:sz="4" w:space="0" w:color="D0D7DE"/>
+              <w:right w:val="single" w:sz="4" w:space="0" w:color="D0D7DE"/>
+            </w:tcBorders>
+          </w:tcPr>
+          <w:p>
+            <w:pPr>
+              <w:jc w:val="center"/>
+            </w:pPr>
+            <w:r/>
+            <w:r>
+              <w:rPr>
+                <w:rFonts w:ascii="Calibri" w:hAnsi="Calibri" w:eastAsia="Calibri"/>
+                <w:b w:val="0"/>
+                <w:i w:val="0"/>
+                <w:color w:val="2D2D2D"/>
+                <w:sz w:val="20"/>
+              </w:rPr>
+              <w:t>Low</w:t>
+            </w:r>
+          </w:p>
+        </w:tc>
+      </w:tr>
+    </w:tbl>
+    <w:p/>
+    <w:p>
+      <w:pPr>
+        <w:spacing w:before="0" w:after="160" w:line="276" w:lineRule="auto"/>
+        <w:jc w:val="both"/>
+      </w:pPr>
+      <w:r>
+        <w:rPr>
+          <w:rFonts w:ascii="Calibri" w:hAnsi="Calibri" w:eastAsia="Calibri"/>
+          <w:b w:val="0"/>
+          <w:i w:val="0"/>
+          <w:color w:val="2D2D2D"/>
+          <w:sz w:val="22"/>
+        </w:rPr>
+        <w:t>The junior low-performer sits in a higher band than the senior high-performer, which is the direction the generating process promised. The UI default (0.487 probability, band Medium) is deliberately near the Medium boundary so a reviewer can see the band move by editing one field. Response body:</w:t>
+      </w:r>
+    </w:p>
+    <w:p>
+      <w:pPr>
+        <w:spacing w:before="80" w:after="160" w:line="259" w:lineRule="auto"/>
+        <w:shd w:fill="F4F6F8" w:val="clear"/>
+      </w:pPr>
+      <w:r>
+        <w:rPr>
+          <w:rFonts w:ascii="Consolas" w:hAnsi="Consolas" w:eastAsia="Consolas"/>
+          <w:b w:val="0"/>
+          <w:i w:val="0"/>
+          <w:color w:val="1E1E1E"/>
+          <w:sz w:val="18"/>
+        </w:rPr>
+        <w:t>{</w:t>
+        <w:br/>
+        <w:t xml:space="preserve">  "attrition": "Yes" | "No",          // 0.5 cutoff</w:t>
+        <w:br/>
+        <w:t xml:space="preserve">  "probability_leave": 0.0-1.0,       // raw forest vote share</w:t>
+        <w:br/>
+        <w:t xml:space="preserve">  "risk_level": "Low" | "Medium" | "High",  // 0.30 / 0.55</w:t>
+        <w:br/>
+        <w:t xml:space="preserve">  "message": "recommended next step"</w:t>
+        <w:br/>
+        <w:t>}</w:t>
       </w:r>
     </w:p>
     <w:p>
@@ -2630,7 +7657,7 @@
           <w:color w:val="1F4E79"/>
           <w:sz w:val="32"/>
         </w:rPr>
-        <w:t>7. How to run</w:t>
+        <w:t>8. How to run</w:t>
       </w:r>
     </w:p>
     <w:p>
@@ -2648,7 +7675,7 @@
         </w:rPr>
         <w:t>cd week4-ai-project-deployment</w:t>
         <w:br/>
-        <w:t>python3 train_model.py          # rebuild artefacts (optional)</w:t>
+        <w:t>python3 train_model.py                 # optional rebuild</w:t>
         <w:br/>
         <w:t>uvicorn app:app --host 0.0.0.0 --port 8000</w:t>
       </w:r>
@@ -2666,7 +7693,7 @@
           <w:color w:val="2D2D2D"/>
           <w:sz w:val="22"/>
         </w:rPr>
-        <w:t>Open the printed origin in a browser. The home page is the predictor; /presentation is the slide deck; /docs is the interactive API. No extra frontend build step is required — FastAPI serves the HTML directly.</w:t>
+        <w:t>Open / for the form, /presentation for the deck, /docs to POST interactively. There is no frontend build. Bind address 0.0.0.0 is required off localhost; 127.0.0.1 would make the live preview unreachable.</w:t>
       </w:r>
     </w:p>
     <w:p>
@@ -2684,7 +7711,7 @@
           <w:color w:val="1F4E79"/>
           <w:sz w:val="32"/>
         </w:rPr>
-        <w:t>8. Findings and limitations</w:t>
+        <w:t>9. Findings, limitations, next steps</w:t>
       </w:r>
     </w:p>
     <w:p>
@@ -2700,7 +7727,7 @@
           <w:color w:val="2D2D2D"/>
           <w:sz w:val="22"/>
         </w:rPr>
-        <w:t>The deployed pipeline scores 0.738 ROC-AUC and 37.0% F1 on a hold-out set it did not see during GridSearchCV.</w:t>
+        <w:t>Deployed test scores: accuracy 78.8%, precision 66.7%, recall 25.6%, F1 37.0%, ROC-AUC 0.738.</w:t>
       </w:r>
     </w:p>
     <w:p>
@@ -2716,7 +7743,7 @@
           <w:color w:val="2D2D2D"/>
           <w:sz w:val="22"/>
         </w:rPr>
-        <w:t>Putting StandardScaler and OneHotEncoder inside the Pipeline is what makes deployment safe: the API cannot accidentally skip a step or use different dummy columns than training.</w:t>
+        <w:t>The Pipeline is the deployment unit. Scaling and one-hot statistics travel with the trees, which is the preprocessing story Week 2 was missing.</w:t>
       </w:r>
     </w:p>
     <w:p>
@@ -2732,7 +7759,7 @@
           <w:color w:val="2D2D2D"/>
           <w:sz w:val="22"/>
         </w:rPr>
-        <w:t>Joblib is the file the server loads; Pickle is saved alongside it to satisfy the serialisation requirement and to show the two APIs are interchangeable for this object.</w:t>
+        <w:t>Joblib (6.93 MB) is what the server loads; pickle (6.91 MB) is the same object in the standard library format.</w:t>
       </w:r>
     </w:p>
     <w:p>
@@ -2748,7 +7775,7 @@
           <w:color w:val="2D2D2D"/>
           <w:sz w:val="22"/>
         </w:rPr>
-        <w:t>This is a sample dataset with a known generating process. A production HR system would need real historical leavers, monitoring for drift, and an explicit discussion of fairness (gender and city are inputs).</w:t>
+        <w:t>Recall at 0.5 is weak because leavers are 24% of the file. The product response is risk bands and a threshold table, not a claim that GridSearchCV solved class imbalance.</w:t>
       </w:r>
     </w:p>
     <w:p>
@@ -2764,7 +7791,23 @@
           <w:color w:val="2D2D2D"/>
           <w:sz w:val="22"/>
         </w:rPr>
-        <w:t>The UI is intentionally small — one form, one prediction — so the deployment lesson is not buried under frontend work.</w:t>
+        <w:t>Limitations: synthetic data; gender and city still in the model; no drift monitor; pickle/joblib are version-sensitive; a real HR tool needs an appeal path and a fairness review before scores affect anyone's career.</w:t>
+      </w:r>
+    </w:p>
+    <w:p>
+      <w:pPr>
+        <w:pStyle w:val="ListBullet"/>
+        <w:spacing w:before="0" w:after="80" w:line="276" w:lineRule="auto"/>
+      </w:pPr>
+      <w:r>
+        <w:rPr>
+          <w:rFonts w:ascii="Calibri" w:hAnsi="Calibri" w:eastAsia="Calibri"/>
+          <w:b w:val="0"/>
+          <w:i w:val="0"/>
+          <w:color w:val="2D2D2D"/>
+          <w:sz w:val="22"/>
+        </w:rPr>
+        <w:t>Next: SimpleImputer in the ColumnTransformer, class_weight='balanced' as a second artefact, and logging of /predict inputs (without names) to watch for drift.</w:t>
       </w:r>
     </w:p>
     <w:p>
@@ -2782,7 +7825,7 @@
           <w:color w:val="1F4E79"/>
           <w:sz w:val="32"/>
         </w:rPr>
-        <w:t>9. Conclusion</w:t>
+        <w:t>10. Conclusion</w:t>
       </w:r>
     </w:p>
     <w:p>
@@ -2798,7 +7841,7 @@
           <w:color w:val="2D2D2D"/>
           <w:sz w:val="22"/>
         </w:rPr>
-        <w:t>The capstone is an end-to-end attrition-risk application: a documented dataset, a preprocessing-and-model Pipeline selected by cross-validated F1, artefacts written with Joblib and Pickle, and a FastAPI service that turns those artefacts into both a JSON prediction API and a usable web page. Together with Weeks 1–3 (cleaning, supervised models, clustering and evaluation) this is a complete path from a messy table of employees to a running machine-learning product. All metrics, figures and the serialised files in this submission were produced by train_model.py; the running application is app.py.</w:t>
+        <w:t>The capstone is a running attrition-risk product: a documented sample, a ColumnTransformer + Random Forest Pipeline whose hyperparameters were searched on F1, artefacts in Joblib and Pickle, and a FastAPI service that turns those artefacts into JSON and a form. Preprocessing is no longer an implied notebook step — the scaler means, the dummy columns, and a worked request are in this report. Tuning is no longer an implied default — the grid, the winner, the hold-out confusion matrix, and the threshold sweep are in this report. Together with Weeks 1–3 this is a full path from a messy employee table to a service a person can call. train_model.py produced the artefacts; app.py is the service; /presentation is the slide deck that accompanies this document.</w:t>
       </w:r>
     </w:p>
     <w:sectPr>
